--- a/Fundamental of Psychology.docx
+++ b/Fundamental of Psychology.docx
@@ -8553,16 +8553,7 @@
           <w:sz w:val="32"/>
           <w:szCs w:val="32"/>
         </w:rPr>
-        <w:t>E</w:t>
-      </w:r>
-      <w:r>
-        <w:rPr>
-          <w:rFonts w:cstheme="minorHAnsi"/>
-          <w:color w:val="0D0D0D" w:themeColor="text1" w:themeTint="F2"/>
-          <w:sz w:val="32"/>
-          <w:szCs w:val="32"/>
-        </w:rPr>
-        <w:t>xample of observational learning is when a teenager learns how to cook by watching their parents in the kitchen. They observe the steps, remember them, and later try cooking the same dish themselves.</w:t>
+        <w:t>Example of observational learning is when a teenager learns how to cook by watching their parents in the kitchen. They observe the steps, remember them, and later try cooking the same dish themselves.</w:t>
       </w:r>
     </w:p>
     <w:p>
@@ -9759,6 +9750,2042 @@
         </w:drawing>
       </w:r>
     </w:p>
+    <w:p>
+      <w:pPr>
+        <w:tabs>
+          <w:tab w:val="left" w:pos="3876"/>
+        </w:tabs>
+        <w:rPr>
+          <w:rFonts w:ascii="Times New Roman" w:hAnsi="Times New Roman" w:cs="Times New Roman"/>
+          <w:b/>
+          <w:bCs/>
+          <w:color w:val="365F91" w:themeColor="accent1" w:themeShade="BF"/>
+          <w:sz w:val="32"/>
+          <w:szCs w:val="32"/>
+        </w:rPr>
+      </w:pPr>
+      <w:r>
+        <w:rPr>
+          <w:rFonts w:ascii="Times New Roman" w:hAnsi="Times New Roman" w:cs="Times New Roman"/>
+          <w:b/>
+          <w:bCs/>
+          <w:color w:val="365F91" w:themeColor="accent1" w:themeShade="BF"/>
+          <w:sz w:val="32"/>
+          <w:szCs w:val="32"/>
+        </w:rPr>
+        <w:lastRenderedPageBreak/>
+        <w:t>Cognition</w:t>
+      </w:r>
+    </w:p>
+    <w:p>
+      <w:pPr>
+        <w:tabs>
+          <w:tab w:val="left" w:pos="3876"/>
+        </w:tabs>
+        <w:rPr>
+          <w:rFonts w:cstheme="minorHAnsi"/>
+          <w:color w:val="0D0D0D" w:themeColor="text1" w:themeTint="F2"/>
+          <w:sz w:val="32"/>
+          <w:szCs w:val="32"/>
+        </w:rPr>
+      </w:pPr>
+      <w:r>
+        <w:rPr>
+          <w:rFonts w:cstheme="minorHAnsi"/>
+          <w:color w:val="0D0D0D" w:themeColor="text1" w:themeTint="F2"/>
+          <w:sz w:val="32"/>
+          <w:szCs w:val="32"/>
+        </w:rPr>
+        <w:t xml:space="preserve">Cognition refers to all the mental activities that help us understand and interact with the world. It includes processes like </w:t>
+      </w:r>
+      <w:r>
+        <w:rPr>
+          <w:rFonts w:cstheme="minorHAnsi"/>
+          <w:b/>
+          <w:bCs/>
+          <w:color w:val="0D0D0D" w:themeColor="text1" w:themeTint="F2"/>
+          <w:sz w:val="32"/>
+          <w:szCs w:val="32"/>
+        </w:rPr>
+        <w:t xml:space="preserve">perception </w:t>
+      </w:r>
+      <w:r>
+        <w:rPr>
+          <w:rFonts w:cstheme="minorHAnsi"/>
+          <w:color w:val="0D0D0D" w:themeColor="text1" w:themeTint="F2"/>
+          <w:sz w:val="32"/>
+          <w:szCs w:val="32"/>
+        </w:rPr>
+        <w:t xml:space="preserve">(how we see and interpret things), </w:t>
+      </w:r>
+      <w:r>
+        <w:rPr>
+          <w:rFonts w:cstheme="minorHAnsi"/>
+          <w:b/>
+          <w:bCs/>
+          <w:color w:val="0D0D0D" w:themeColor="text1" w:themeTint="F2"/>
+          <w:sz w:val="32"/>
+          <w:szCs w:val="32"/>
+        </w:rPr>
+        <w:t>thinking, problem-solving, memory</w:t>
+      </w:r>
+      <w:r>
+        <w:rPr>
+          <w:rFonts w:cstheme="minorHAnsi"/>
+          <w:color w:val="0D0D0D" w:themeColor="text1" w:themeTint="F2"/>
+          <w:sz w:val="32"/>
+          <w:szCs w:val="32"/>
+        </w:rPr>
+        <w:t xml:space="preserve"> (how we store and recall information), </w:t>
+      </w:r>
+      <w:r>
+        <w:rPr>
+          <w:rFonts w:cstheme="minorHAnsi"/>
+          <w:b/>
+          <w:bCs/>
+          <w:color w:val="0D0D0D" w:themeColor="text1" w:themeTint="F2"/>
+          <w:sz w:val="32"/>
+          <w:szCs w:val="32"/>
+        </w:rPr>
+        <w:t>language</w:t>
+      </w:r>
+      <w:r>
+        <w:rPr>
+          <w:rFonts w:cstheme="minorHAnsi"/>
+          <w:color w:val="0D0D0D" w:themeColor="text1" w:themeTint="F2"/>
+          <w:sz w:val="32"/>
+          <w:szCs w:val="32"/>
+        </w:rPr>
+        <w:t xml:space="preserve"> (how we speak and understand others), and </w:t>
+      </w:r>
+      <w:r>
+        <w:rPr>
+          <w:rFonts w:cstheme="minorHAnsi"/>
+          <w:b/>
+          <w:bCs/>
+          <w:color w:val="0D0D0D" w:themeColor="text1" w:themeTint="F2"/>
+          <w:sz w:val="32"/>
+          <w:szCs w:val="32"/>
+        </w:rPr>
+        <w:t xml:space="preserve">attention </w:t>
+      </w:r>
+      <w:r>
+        <w:rPr>
+          <w:rFonts w:cstheme="minorHAnsi"/>
+          <w:color w:val="0D0D0D" w:themeColor="text1" w:themeTint="F2"/>
+          <w:sz w:val="32"/>
+          <w:szCs w:val="32"/>
+        </w:rPr>
+        <w:t>(what we focus on). In simple terms, cognition is the way our brain takes in information, makes sense of it, and helps us respond to different situations. It's everything our mind does when we try to learn, understand, remember, or solve problems in everyday life.</w:t>
+      </w:r>
+    </w:p>
+    <w:p>
+      <w:pPr>
+        <w:tabs>
+          <w:tab w:val="left" w:pos="3876"/>
+        </w:tabs>
+        <w:rPr>
+          <w:rFonts w:cstheme="minorHAnsi"/>
+          <w:b/>
+          <w:bCs/>
+          <w:color w:val="0D0D0D" w:themeColor="text1" w:themeTint="F2"/>
+          <w:sz w:val="32"/>
+          <w:szCs w:val="32"/>
+        </w:rPr>
+      </w:pPr>
+      <w:r>
+        <w:rPr>
+          <w:rFonts w:cstheme="minorHAnsi"/>
+          <w:b/>
+          <w:bCs/>
+          <w:color w:val="0D0D0D" w:themeColor="text1" w:themeTint="F2"/>
+          <w:sz w:val="32"/>
+          <w:szCs w:val="32"/>
+        </w:rPr>
+        <w:t>Example</w:t>
+      </w:r>
+    </w:p>
+    <w:p>
+      <w:pPr>
+        <w:tabs>
+          <w:tab w:val="left" w:pos="3876"/>
+        </w:tabs>
+        <w:rPr>
+          <w:rFonts w:cstheme="minorHAnsi"/>
+          <w:color w:val="0D0D0D" w:themeColor="text1" w:themeTint="F2"/>
+          <w:sz w:val="32"/>
+          <w:szCs w:val="32"/>
+        </w:rPr>
+      </w:pPr>
+      <w:r>
+        <w:rPr>
+          <w:rFonts w:cstheme="minorHAnsi"/>
+          <w:color w:val="0D0D0D" w:themeColor="text1" w:themeTint="F2"/>
+          <w:sz w:val="32"/>
+          <w:szCs w:val="32"/>
+        </w:rPr>
+        <w:t xml:space="preserve">For example, when solving a math problem, you first </w:t>
+      </w:r>
+      <w:r>
+        <w:rPr>
+          <w:rFonts w:cstheme="minorHAnsi"/>
+          <w:b/>
+          <w:bCs/>
+          <w:color w:val="0D0D0D" w:themeColor="text1" w:themeTint="F2"/>
+          <w:sz w:val="32"/>
+          <w:szCs w:val="32"/>
+        </w:rPr>
+        <w:t>read and understand</w:t>
+      </w:r>
+      <w:r>
+        <w:rPr>
+          <w:rFonts w:cstheme="minorHAnsi"/>
+          <w:color w:val="0D0D0D" w:themeColor="text1" w:themeTint="F2"/>
+          <w:sz w:val="32"/>
+          <w:szCs w:val="32"/>
+        </w:rPr>
+        <w:t xml:space="preserve"> the question (perception), then </w:t>
+      </w:r>
+      <w:r>
+        <w:rPr>
+          <w:rFonts w:cstheme="minorHAnsi"/>
+          <w:b/>
+          <w:bCs/>
+          <w:color w:val="0D0D0D" w:themeColor="text1" w:themeTint="F2"/>
+          <w:sz w:val="32"/>
+          <w:szCs w:val="32"/>
+        </w:rPr>
+        <w:t>recall formulas</w:t>
+      </w:r>
+      <w:r>
+        <w:rPr>
+          <w:rFonts w:cstheme="minorHAnsi"/>
+          <w:color w:val="0D0D0D" w:themeColor="text1" w:themeTint="F2"/>
+          <w:sz w:val="32"/>
+          <w:szCs w:val="32"/>
+        </w:rPr>
+        <w:t xml:space="preserve"> or rules (memory), </w:t>
+      </w:r>
+      <w:r>
+        <w:rPr>
+          <w:rFonts w:cstheme="minorHAnsi"/>
+          <w:b/>
+          <w:bCs/>
+          <w:color w:val="0D0D0D" w:themeColor="text1" w:themeTint="F2"/>
+          <w:sz w:val="32"/>
+          <w:szCs w:val="32"/>
+        </w:rPr>
+        <w:t>focus</w:t>
+      </w:r>
+      <w:r>
+        <w:rPr>
+          <w:rFonts w:cstheme="minorHAnsi"/>
+          <w:color w:val="0D0D0D" w:themeColor="text1" w:themeTint="F2"/>
+          <w:sz w:val="32"/>
+          <w:szCs w:val="32"/>
+        </w:rPr>
+        <w:t xml:space="preserve"> on each step (attention), and </w:t>
+      </w:r>
+      <w:r>
+        <w:rPr>
+          <w:rFonts w:cstheme="minorHAnsi"/>
+          <w:b/>
+          <w:bCs/>
+          <w:color w:val="0D0D0D" w:themeColor="text1" w:themeTint="F2"/>
+          <w:sz w:val="32"/>
+          <w:szCs w:val="32"/>
+        </w:rPr>
+        <w:t>apply logic</w:t>
+      </w:r>
+      <w:r>
+        <w:rPr>
+          <w:rFonts w:cstheme="minorHAnsi"/>
+          <w:color w:val="0D0D0D" w:themeColor="text1" w:themeTint="F2"/>
+          <w:sz w:val="32"/>
+          <w:szCs w:val="32"/>
+        </w:rPr>
+        <w:t xml:space="preserve"> to find the solution (thinking and problem-solving) — all of these are parts of cognition.</w:t>
+      </w:r>
+    </w:p>
+    <w:p>
+      <w:pPr>
+        <w:tabs>
+          <w:tab w:val="left" w:pos="3876"/>
+        </w:tabs>
+        <w:rPr>
+          <w:rFonts w:cstheme="minorHAnsi"/>
+          <w:color w:val="0D0D0D" w:themeColor="text1" w:themeTint="F2"/>
+          <w:sz w:val="32"/>
+          <w:szCs w:val="32"/>
+        </w:rPr>
+      </w:pPr>
+      <w:r>
+        <w:rPr>
+          <w:rFonts w:cstheme="minorHAnsi"/>
+          <w:color w:val="0D0D0D" w:themeColor="text1" w:themeTint="F2"/>
+          <w:sz w:val="32"/>
+          <w:szCs w:val="32"/>
+        </w:rPr>
+        <w:t xml:space="preserve">                     </w:t>
+      </w:r>
+      <w:r>
+        <w:rPr>
+          <w:rFonts w:cstheme="minorHAnsi"/>
+          <w:color w:val="0D0D0D" w:themeColor="text1" w:themeTint="F2"/>
+          <w:sz w:val="32"/>
+          <w:szCs w:val="32"/>
+        </w:rPr>
+        <w:drawing>
+          <wp:inline distT="0" distB="0" distL="0" distR="0" wp14:anchorId="19A662BE" wp14:editId="1F26C2E8">
+            <wp:extent cx="3381847" cy="2991267"/>
+            <wp:effectExtent l="0" t="0" r="9525" b="0"/>
+            <wp:docPr id="1430737314" name="Picture 1"/>
+            <wp:cNvGraphicFramePr>
+              <a:graphicFrameLocks xmlns:a="http://schemas.openxmlformats.org/drawingml/2006/main" noChangeAspect="1"/>
+            </wp:cNvGraphicFramePr>
+            <a:graphic xmlns:a="http://schemas.openxmlformats.org/drawingml/2006/main">
+              <a:graphicData uri="http://schemas.openxmlformats.org/drawingml/2006/picture">
+                <pic:pic xmlns:pic="http://schemas.openxmlformats.org/drawingml/2006/picture">
+                  <pic:nvPicPr>
+                    <pic:cNvPr id="1430737314" name=""/>
+                    <pic:cNvPicPr/>
+                  </pic:nvPicPr>
+                  <pic:blipFill>
+                    <a:blip r:embed="rId27"/>
+                    <a:stretch>
+                      <a:fillRect/>
+                    </a:stretch>
+                  </pic:blipFill>
+                  <pic:spPr>
+                    <a:xfrm>
+                      <a:off x="0" y="0"/>
+                      <a:ext cx="3381847" cy="2991267"/>
+                    </a:xfrm>
+                    <a:prstGeom prst="rect">
+                      <a:avLst/>
+                    </a:prstGeom>
+                  </pic:spPr>
+                </pic:pic>
+              </a:graphicData>
+            </a:graphic>
+          </wp:inline>
+        </w:drawing>
+      </w:r>
+    </w:p>
+    <w:p>
+      <w:pPr>
+        <w:tabs>
+          <w:tab w:val="left" w:pos="3876"/>
+        </w:tabs>
+        <w:rPr>
+          <w:rFonts w:ascii="Times New Roman" w:hAnsi="Times New Roman" w:cs="Times New Roman"/>
+          <w:b/>
+          <w:bCs/>
+          <w:color w:val="365F91" w:themeColor="accent1" w:themeShade="BF"/>
+          <w:sz w:val="32"/>
+          <w:szCs w:val="32"/>
+        </w:rPr>
+      </w:pPr>
+    </w:p>
+    <w:p>
+      <w:pPr>
+        <w:tabs>
+          <w:tab w:val="left" w:pos="3876"/>
+        </w:tabs>
+        <w:rPr>
+          <w:rFonts w:ascii="Times New Roman" w:hAnsi="Times New Roman" w:cs="Times New Roman"/>
+          <w:b/>
+          <w:bCs/>
+          <w:color w:val="365F91" w:themeColor="accent1" w:themeShade="BF"/>
+          <w:sz w:val="32"/>
+          <w:szCs w:val="32"/>
+        </w:rPr>
+      </w:pPr>
+      <w:r>
+        <w:rPr>
+          <w:rFonts w:ascii="Times New Roman" w:hAnsi="Times New Roman" w:cs="Times New Roman"/>
+          <w:b/>
+          <w:bCs/>
+          <w:color w:val="365F91" w:themeColor="accent1" w:themeShade="BF"/>
+          <w:sz w:val="32"/>
+          <w:szCs w:val="32"/>
+        </w:rPr>
+        <w:lastRenderedPageBreak/>
+        <w:t>Continue…</w:t>
+      </w:r>
+    </w:p>
+    <w:p>
+      <w:pPr>
+        <w:pStyle w:val="ListParagraph"/>
+        <w:numPr>
+          <w:ilvl w:val="0"/>
+          <w:numId w:val="74"/>
+        </w:numPr>
+        <w:tabs>
+          <w:tab w:val="left" w:pos="3876"/>
+        </w:tabs>
+        <w:rPr>
+          <w:rFonts w:cstheme="minorHAnsi"/>
+          <w:color w:val="0D0D0D" w:themeColor="text1" w:themeTint="F2"/>
+          <w:sz w:val="32"/>
+          <w:szCs w:val="32"/>
+        </w:rPr>
+      </w:pPr>
+      <w:r>
+        <w:rPr>
+          <w:rFonts w:cstheme="minorHAnsi"/>
+          <w:b/>
+          <w:bCs/>
+          <w:color w:val="0D0D0D" w:themeColor="text1" w:themeTint="F2"/>
+          <w:sz w:val="32"/>
+          <w:szCs w:val="32"/>
+        </w:rPr>
+        <w:t>Thinking:</w:t>
+      </w:r>
+      <w:r>
+        <w:rPr>
+          <w:rFonts w:cstheme="minorHAnsi"/>
+          <w:color w:val="0D0D0D" w:themeColor="text1" w:themeTint="F2"/>
+          <w:sz w:val="32"/>
+          <w:szCs w:val="32"/>
+        </w:rPr>
+        <w:t xml:space="preserve"> Helps us process and analyze information, like solving a puzzle by figuring out the pattern.</w:t>
+      </w:r>
+    </w:p>
+    <w:p>
+      <w:pPr>
+        <w:pStyle w:val="ListParagraph"/>
+        <w:numPr>
+          <w:ilvl w:val="0"/>
+          <w:numId w:val="74"/>
+        </w:numPr>
+        <w:tabs>
+          <w:tab w:val="left" w:pos="3876"/>
+        </w:tabs>
+        <w:rPr>
+          <w:rFonts w:cstheme="minorHAnsi"/>
+          <w:color w:val="0D0D0D" w:themeColor="text1" w:themeTint="F2"/>
+          <w:sz w:val="32"/>
+          <w:szCs w:val="32"/>
+        </w:rPr>
+      </w:pPr>
+      <w:r>
+        <w:rPr>
+          <w:rFonts w:cstheme="minorHAnsi"/>
+          <w:b/>
+          <w:bCs/>
+          <w:color w:val="0D0D0D" w:themeColor="text1" w:themeTint="F2"/>
+          <w:sz w:val="32"/>
+          <w:szCs w:val="32"/>
+        </w:rPr>
+        <w:t>Knowing:</w:t>
+      </w:r>
+      <w:r>
+        <w:rPr>
+          <w:rFonts w:cstheme="minorHAnsi"/>
+          <w:color w:val="0D0D0D" w:themeColor="text1" w:themeTint="F2"/>
+          <w:sz w:val="32"/>
+          <w:szCs w:val="32"/>
+        </w:rPr>
+        <w:t xml:space="preserve"> Means having understanding or awareness, such as recognizing that water boils at 100°C.</w:t>
+      </w:r>
+    </w:p>
+    <w:p>
+      <w:pPr>
+        <w:pStyle w:val="ListParagraph"/>
+        <w:numPr>
+          <w:ilvl w:val="0"/>
+          <w:numId w:val="74"/>
+        </w:numPr>
+        <w:tabs>
+          <w:tab w:val="left" w:pos="3876"/>
+        </w:tabs>
+        <w:rPr>
+          <w:rFonts w:cstheme="minorHAnsi"/>
+          <w:color w:val="0D0D0D" w:themeColor="text1" w:themeTint="F2"/>
+          <w:sz w:val="32"/>
+          <w:szCs w:val="32"/>
+        </w:rPr>
+      </w:pPr>
+      <w:r>
+        <w:rPr>
+          <w:rFonts w:cstheme="minorHAnsi"/>
+          <w:b/>
+          <w:bCs/>
+          <w:color w:val="0D0D0D" w:themeColor="text1" w:themeTint="F2"/>
+          <w:sz w:val="32"/>
+          <w:szCs w:val="32"/>
+        </w:rPr>
+        <w:t>Remembering:</w:t>
+      </w:r>
+      <w:r>
+        <w:rPr>
+          <w:rFonts w:cstheme="minorHAnsi"/>
+          <w:color w:val="0D0D0D" w:themeColor="text1" w:themeTint="F2"/>
+          <w:sz w:val="32"/>
+          <w:szCs w:val="32"/>
+        </w:rPr>
+        <w:t xml:space="preserve"> Helps us bring back past information, like recalling your friend's birthday.</w:t>
+      </w:r>
+    </w:p>
+    <w:p>
+      <w:pPr>
+        <w:pStyle w:val="ListParagraph"/>
+        <w:numPr>
+          <w:ilvl w:val="0"/>
+          <w:numId w:val="74"/>
+        </w:numPr>
+        <w:tabs>
+          <w:tab w:val="left" w:pos="3876"/>
+        </w:tabs>
+        <w:rPr>
+          <w:rFonts w:cstheme="minorHAnsi"/>
+          <w:color w:val="0D0D0D" w:themeColor="text1" w:themeTint="F2"/>
+          <w:sz w:val="32"/>
+          <w:szCs w:val="32"/>
+        </w:rPr>
+      </w:pPr>
+      <w:r>
+        <w:rPr>
+          <w:rFonts w:cstheme="minorHAnsi"/>
+          <w:b/>
+          <w:bCs/>
+          <w:color w:val="0D0D0D" w:themeColor="text1" w:themeTint="F2"/>
+          <w:sz w:val="32"/>
+          <w:szCs w:val="32"/>
+        </w:rPr>
+        <w:t>Communicating:</w:t>
+      </w:r>
+      <w:r>
+        <w:rPr>
+          <w:rFonts w:cstheme="minorHAnsi"/>
+          <w:color w:val="0D0D0D" w:themeColor="text1" w:themeTint="F2"/>
+          <w:sz w:val="32"/>
+          <w:szCs w:val="32"/>
+        </w:rPr>
+        <w:t xml:space="preserve"> Lets us share thoughts and ideas with others, like telling someone how to bake a cake.</w:t>
+      </w:r>
+    </w:p>
+    <w:p>
+      <w:pPr>
+        <w:tabs>
+          <w:tab w:val="left" w:pos="3876"/>
+        </w:tabs>
+        <w:rPr>
+          <w:rFonts w:ascii="Times New Roman" w:hAnsi="Times New Roman" w:cs="Times New Roman"/>
+          <w:b/>
+          <w:bCs/>
+          <w:color w:val="365F91" w:themeColor="accent1" w:themeShade="BF"/>
+          <w:sz w:val="32"/>
+          <w:szCs w:val="32"/>
+        </w:rPr>
+      </w:pPr>
+    </w:p>
+    <w:p>
+      <w:pPr>
+        <w:tabs>
+          <w:tab w:val="left" w:pos="3876"/>
+        </w:tabs>
+        <w:rPr>
+          <w:rFonts w:cstheme="minorHAnsi"/>
+          <w:color w:val="0D0D0D" w:themeColor="text1" w:themeTint="F2"/>
+          <w:sz w:val="32"/>
+          <w:szCs w:val="32"/>
+        </w:rPr>
+      </w:pPr>
+      <w:r>
+        <w:rPr>
+          <w:rFonts w:cstheme="minorHAnsi"/>
+          <w:noProof/>
+          <w:color w:val="0D0D0D" w:themeColor="text1" w:themeTint="F2"/>
+          <w:sz w:val="32"/>
+          <w:szCs w:val="32"/>
+        </w:rPr>
+        <w:drawing>
+          <wp:inline distT="0" distB="0" distL="0" distR="0" wp14:anchorId="0C1CF5BC" wp14:editId="5D6FE7DE">
+            <wp:extent cx="5943600" cy="2674620"/>
+            <wp:effectExtent l="0" t="0" r="0" b="0"/>
+            <wp:docPr id="1696535801" name="Picture 1"/>
+            <wp:cNvGraphicFramePr>
+              <a:graphicFrameLocks xmlns:a="http://schemas.openxmlformats.org/drawingml/2006/main" noChangeAspect="1"/>
+            </wp:cNvGraphicFramePr>
+            <a:graphic xmlns:a="http://schemas.openxmlformats.org/drawingml/2006/main">
+              <a:graphicData uri="http://schemas.openxmlformats.org/drawingml/2006/picture">
+                <pic:pic xmlns:pic="http://schemas.openxmlformats.org/drawingml/2006/picture">
+                  <pic:nvPicPr>
+                    <pic:cNvPr id="0" name="Picture 1"/>
+                    <pic:cNvPicPr>
+                      <a:picLocks noChangeAspect="1" noChangeArrowheads="1"/>
+                    </pic:cNvPicPr>
+                  </pic:nvPicPr>
+                  <pic:blipFill>
+                    <a:blip r:embed="rId28">
+                      <a:extLst>
+                        <a:ext uri="{28A0092B-C50C-407E-A947-70E740481C1C}">
+                          <a14:useLocalDpi xmlns:a14="http://schemas.microsoft.com/office/drawing/2010/main" val="0"/>
+                        </a:ext>
+                      </a:extLst>
+                    </a:blip>
+                    <a:srcRect/>
+                    <a:stretch>
+                      <a:fillRect/>
+                    </a:stretch>
+                  </pic:blipFill>
+                  <pic:spPr bwMode="auto">
+                    <a:xfrm>
+                      <a:off x="0" y="0"/>
+                      <a:ext cx="5943600" cy="2674620"/>
+                    </a:xfrm>
+                    <a:prstGeom prst="rect">
+                      <a:avLst/>
+                    </a:prstGeom>
+                    <a:noFill/>
+                    <a:ln>
+                      <a:noFill/>
+                    </a:ln>
+                  </pic:spPr>
+                </pic:pic>
+              </a:graphicData>
+            </a:graphic>
+          </wp:inline>
+        </w:drawing>
+      </w:r>
+    </w:p>
+    <w:p>
+      <w:pPr>
+        <w:tabs>
+          <w:tab w:val="left" w:pos="3876"/>
+        </w:tabs>
+        <w:rPr>
+          <w:rFonts w:ascii="Times New Roman" w:hAnsi="Times New Roman" w:cs="Times New Roman"/>
+          <w:color w:val="365F91" w:themeColor="accent1" w:themeShade="BF"/>
+          <w:sz w:val="32"/>
+          <w:szCs w:val="32"/>
+        </w:rPr>
+      </w:pPr>
+      <w:r>
+        <w:rPr>
+          <w:rFonts w:ascii="Times New Roman" w:hAnsi="Times New Roman" w:cs="Times New Roman"/>
+          <w:b/>
+          <w:bCs/>
+          <w:color w:val="365F91" w:themeColor="accent1" w:themeShade="BF"/>
+          <w:sz w:val="32"/>
+          <w:szCs w:val="32"/>
+        </w:rPr>
+        <w:t>Psychology and Cognition</w:t>
+      </w:r>
+    </w:p>
+    <w:p>
+      <w:pPr>
+        <w:pStyle w:val="ListParagraph"/>
+        <w:numPr>
+          <w:ilvl w:val="0"/>
+          <w:numId w:val="76"/>
+        </w:numPr>
+        <w:tabs>
+          <w:tab w:val="left" w:pos="3876"/>
+        </w:tabs>
+        <w:rPr>
+          <w:rFonts w:cstheme="minorHAnsi"/>
+          <w:color w:val="0D0D0D" w:themeColor="text1" w:themeTint="F2"/>
+          <w:sz w:val="32"/>
+          <w:szCs w:val="32"/>
+        </w:rPr>
+      </w:pPr>
+      <w:r>
+        <w:rPr>
+          <w:rFonts w:cstheme="minorHAnsi"/>
+          <w:b/>
+          <w:bCs/>
+          <w:color w:val="0D0D0D" w:themeColor="text1" w:themeTint="F2"/>
+          <w:sz w:val="32"/>
+          <w:szCs w:val="32"/>
+        </w:rPr>
+        <w:t>Relationship between Thinking and Behavior</w:t>
+      </w:r>
+      <w:r>
+        <w:rPr>
+          <w:rFonts w:cstheme="minorHAnsi"/>
+          <w:color w:val="0D0D0D" w:themeColor="text1" w:themeTint="F2"/>
+          <w:sz w:val="32"/>
+          <w:szCs w:val="32"/>
+        </w:rPr>
+        <w:t xml:space="preserve">: How people think about themselves can affect how they act. For example, Carol Dweck’s </w:t>
+      </w:r>
+      <w:r>
+        <w:rPr>
+          <w:rFonts w:cstheme="minorHAnsi"/>
+          <w:b/>
+          <w:bCs/>
+          <w:color w:val="0D0D0D" w:themeColor="text1" w:themeTint="F2"/>
+          <w:sz w:val="32"/>
+          <w:szCs w:val="32"/>
+        </w:rPr>
+        <w:t>Mindset</w:t>
+      </w:r>
+      <w:r>
+        <w:rPr>
+          <w:rFonts w:cstheme="minorHAnsi"/>
+          <w:color w:val="0D0D0D" w:themeColor="text1" w:themeTint="F2"/>
+          <w:sz w:val="32"/>
+          <w:szCs w:val="32"/>
+        </w:rPr>
+        <w:t xml:space="preserve"> theory shows that if someone believes they can improve (a </w:t>
+      </w:r>
+      <w:r>
+        <w:rPr>
+          <w:rFonts w:cstheme="minorHAnsi"/>
+          <w:b/>
+          <w:bCs/>
+          <w:color w:val="0D0D0D" w:themeColor="text1" w:themeTint="F2"/>
+          <w:sz w:val="32"/>
+          <w:szCs w:val="32"/>
+        </w:rPr>
+        <w:t>growth mindset</w:t>
+      </w:r>
+      <w:r>
+        <w:rPr>
+          <w:rFonts w:cstheme="minorHAnsi"/>
+          <w:color w:val="0D0D0D" w:themeColor="text1" w:themeTint="F2"/>
+          <w:sz w:val="32"/>
+          <w:szCs w:val="32"/>
+        </w:rPr>
+        <w:t xml:space="preserve">), they are more likely to try harder and succeed. On the other hand, if they believe their abilities are fixed (a </w:t>
+      </w:r>
+      <w:r>
+        <w:rPr>
+          <w:rFonts w:cstheme="minorHAnsi"/>
+          <w:b/>
+          <w:bCs/>
+          <w:color w:val="0D0D0D" w:themeColor="text1" w:themeTint="F2"/>
+          <w:sz w:val="32"/>
+          <w:szCs w:val="32"/>
+        </w:rPr>
+        <w:t>fixed mindset</w:t>
+      </w:r>
+      <w:r>
+        <w:rPr>
+          <w:rFonts w:cstheme="minorHAnsi"/>
+          <w:color w:val="0D0D0D" w:themeColor="text1" w:themeTint="F2"/>
+          <w:sz w:val="32"/>
+          <w:szCs w:val="32"/>
+        </w:rPr>
+        <w:t>), they may avoid challenges.</w:t>
+      </w:r>
+    </w:p>
+    <w:p>
+      <w:pPr>
+        <w:pStyle w:val="ListParagraph"/>
+        <w:numPr>
+          <w:ilvl w:val="0"/>
+          <w:numId w:val="76"/>
+        </w:numPr>
+        <w:tabs>
+          <w:tab w:val="left" w:pos="3876"/>
+        </w:tabs>
+        <w:rPr>
+          <w:rFonts w:cstheme="minorHAnsi"/>
+          <w:b/>
+          <w:bCs/>
+          <w:color w:val="0D0D0D" w:themeColor="text1" w:themeTint="F2"/>
+          <w:sz w:val="32"/>
+          <w:szCs w:val="32"/>
+        </w:rPr>
+      </w:pPr>
+      <w:r>
+        <w:rPr>
+          <w:rFonts w:cstheme="minorHAnsi"/>
+          <w:b/>
+          <w:bCs/>
+          <w:color w:val="0D0D0D" w:themeColor="text1" w:themeTint="F2"/>
+          <w:sz w:val="32"/>
+          <w:szCs w:val="32"/>
+        </w:rPr>
+        <w:lastRenderedPageBreak/>
+        <w:t>Stereotyping</w:t>
+      </w:r>
+      <w:r>
+        <w:rPr>
+          <w:rFonts w:cstheme="minorHAnsi"/>
+          <w:color w:val="0D0D0D" w:themeColor="text1" w:themeTint="F2"/>
+          <w:sz w:val="32"/>
+          <w:szCs w:val="32"/>
+        </w:rPr>
+        <w:t xml:space="preserve">: This refers to having fixed ideas or assumptions about other people, often without knowing them well. For instance, </w:t>
+      </w:r>
+      <w:r>
+        <w:rPr>
+          <w:rFonts w:cstheme="minorHAnsi"/>
+          <w:color w:val="0D0D0D" w:themeColor="text1" w:themeTint="F2"/>
+          <w:sz w:val="32"/>
+          <w:szCs w:val="32"/>
+        </w:rPr>
+        <w:t>thinking</w:t>
+      </w:r>
+      <w:r>
+        <w:rPr>
+          <w:rFonts w:cstheme="minorHAnsi"/>
+          <w:color w:val="0D0D0D" w:themeColor="text1" w:themeTint="F2"/>
+          <w:sz w:val="32"/>
+          <w:szCs w:val="32"/>
+        </w:rPr>
+        <w:t xml:space="preserve"> that all athletes aren't good at school.</w:t>
+      </w:r>
+      <w:r>
+        <w:rPr>
+          <w:rFonts w:cstheme="minorHAnsi"/>
+          <w:b/>
+          <w:bCs/>
+          <w:color w:val="0D0D0D" w:themeColor="text1" w:themeTint="F2"/>
+          <w:sz w:val="32"/>
+          <w:szCs w:val="32"/>
+        </w:rPr>
+        <w:t xml:space="preserve"> </w:t>
+      </w:r>
+    </w:p>
+    <w:p>
+      <w:pPr>
+        <w:pStyle w:val="ListParagraph"/>
+        <w:numPr>
+          <w:ilvl w:val="0"/>
+          <w:numId w:val="76"/>
+        </w:numPr>
+        <w:tabs>
+          <w:tab w:val="left" w:pos="3876"/>
+        </w:tabs>
+        <w:rPr>
+          <w:rFonts w:cstheme="minorHAnsi"/>
+          <w:color w:val="0D0D0D" w:themeColor="text1" w:themeTint="F2"/>
+          <w:sz w:val="32"/>
+          <w:szCs w:val="32"/>
+        </w:rPr>
+      </w:pPr>
+      <w:r>
+        <w:rPr>
+          <w:rFonts w:cstheme="minorHAnsi"/>
+          <w:b/>
+          <w:bCs/>
+          <w:color w:val="0D0D0D" w:themeColor="text1" w:themeTint="F2"/>
+          <w:sz w:val="32"/>
+          <w:szCs w:val="32"/>
+        </w:rPr>
+        <w:t>C</w:t>
+      </w:r>
+      <w:r>
+        <w:rPr>
+          <w:rFonts w:cstheme="minorHAnsi"/>
+          <w:b/>
+          <w:bCs/>
+          <w:color w:val="0D0D0D" w:themeColor="text1" w:themeTint="F2"/>
+          <w:sz w:val="32"/>
+          <w:szCs w:val="32"/>
+        </w:rPr>
+        <w:t>ognition</w:t>
+      </w:r>
+      <w:r>
+        <w:rPr>
+          <w:rFonts w:cstheme="minorHAnsi"/>
+          <w:color w:val="0D0D0D" w:themeColor="text1" w:themeTint="F2"/>
+          <w:sz w:val="32"/>
+          <w:szCs w:val="32"/>
+        </w:rPr>
+        <w:t xml:space="preserve"> is about how we know or understand things. It also refers to how groups of people share and develop ideas together. For example, a group might work together to find a solution to a problem, and over time, everyone in the group starts to understand and use that solution as common knowledge.</w:t>
+      </w:r>
+    </w:p>
+    <w:p>
+      <w:pPr>
+        <w:rPr>
+          <w:rFonts w:ascii="Times New Roman" w:hAnsi="Times New Roman" w:cs="Times New Roman"/>
+          <w:b/>
+          <w:bCs/>
+          <w:color w:val="365F91" w:themeColor="accent1" w:themeShade="BF"/>
+          <w:sz w:val="32"/>
+          <w:szCs w:val="32"/>
+        </w:rPr>
+      </w:pPr>
+      <w:r>
+        <w:rPr>
+          <w:rFonts w:ascii="Times New Roman" w:hAnsi="Times New Roman" w:cs="Times New Roman"/>
+          <w:b/>
+          <w:bCs/>
+          <w:color w:val="365F91" w:themeColor="accent1" w:themeShade="BF"/>
+          <w:sz w:val="32"/>
+          <w:szCs w:val="32"/>
+        </w:rPr>
+        <w:t xml:space="preserve">Continue… </w:t>
+      </w:r>
+    </w:p>
+    <w:p>
+      <w:pPr>
+        <w:pStyle w:val="ListParagraph"/>
+        <w:numPr>
+          <w:ilvl w:val="0"/>
+          <w:numId w:val="78"/>
+        </w:numPr>
+        <w:rPr>
+          <w:rFonts w:cstheme="minorHAnsi"/>
+          <w:color w:val="0D0D0D" w:themeColor="text1" w:themeTint="F2"/>
+          <w:sz w:val="32"/>
+          <w:szCs w:val="32"/>
+        </w:rPr>
+      </w:pPr>
+      <w:r>
+        <w:rPr>
+          <w:rFonts w:cstheme="minorHAnsi"/>
+          <w:b/>
+          <w:bCs/>
+          <w:color w:val="0D0D0D" w:themeColor="text1" w:themeTint="F2"/>
+          <w:sz w:val="32"/>
+          <w:szCs w:val="32"/>
+        </w:rPr>
+        <w:t>Cognitive Approach:</w:t>
+      </w:r>
+      <w:r>
+        <w:rPr>
+          <w:rFonts w:cstheme="minorHAnsi"/>
+          <w:color w:val="0D0D0D" w:themeColor="text1" w:themeTint="F2"/>
+          <w:sz w:val="32"/>
+          <w:szCs w:val="32"/>
+        </w:rPr>
+        <w:t xml:space="preserve"> Imagine someone feels nervous before a presentation. The cognitive approach would focus on how their thoughts (e.g., "I'm going to fail") cause their anxiety and affect their behavior. It would look for patterns in how everyone thinks in these situations and try to find general rules about how thoughts influence behavior.</w:t>
+      </w:r>
+    </w:p>
+    <w:p>
+      <w:pPr>
+        <w:pStyle w:val="ListParagraph"/>
+        <w:numPr>
+          <w:ilvl w:val="0"/>
+          <w:numId w:val="78"/>
+        </w:numPr>
+        <w:rPr>
+          <w:rFonts w:cstheme="minorHAnsi"/>
+          <w:color w:val="0D0D0D" w:themeColor="text1" w:themeTint="F2"/>
+          <w:sz w:val="32"/>
+          <w:szCs w:val="32"/>
+        </w:rPr>
+      </w:pPr>
+      <w:r>
+        <w:rPr>
+          <w:rFonts w:cstheme="minorHAnsi"/>
+          <w:b/>
+          <w:bCs/>
+          <w:color w:val="0D0D0D" w:themeColor="text1" w:themeTint="F2"/>
+          <w:sz w:val="32"/>
+          <w:szCs w:val="32"/>
+        </w:rPr>
+        <w:t>Humanist Approach:</w:t>
+      </w:r>
+      <w:r>
+        <w:rPr>
+          <w:rFonts w:cstheme="minorHAnsi"/>
+          <w:color w:val="0D0D0D" w:themeColor="text1" w:themeTint="F2"/>
+          <w:sz w:val="32"/>
+          <w:szCs w:val="32"/>
+        </w:rPr>
+        <w:t xml:space="preserve"> The humanist approach would focus on the individual's unique experience. It would consider that some people might be nervous before a presentation because of past experiences, personal values, or how they view themselves. It believes everyone has their own reasons for feeling and acting a certain way.</w:t>
+      </w:r>
+    </w:p>
+    <w:p>
+      <w:pPr>
+        <w:pStyle w:val="ListParagraph"/>
+        <w:numPr>
+          <w:ilvl w:val="0"/>
+          <w:numId w:val="78"/>
+        </w:numPr>
+        <w:rPr>
+          <w:rFonts w:cstheme="minorHAnsi"/>
+          <w:color w:val="0D0D0D" w:themeColor="text1" w:themeTint="F2"/>
+          <w:sz w:val="32"/>
+          <w:szCs w:val="32"/>
+        </w:rPr>
+      </w:pPr>
+      <w:r>
+        <w:rPr>
+          <w:rFonts w:cstheme="minorHAnsi"/>
+          <w:color w:val="0D0D0D" w:themeColor="text1" w:themeTint="F2"/>
+          <w:sz w:val="32"/>
+          <w:szCs w:val="32"/>
+        </w:rPr>
+        <w:t>Biological Approach: The biological approach might look at how a person's brain chemistry or genetics influences their nervousness. For example, they might explore how stress hormones affect behavior or if the person has a genetic predisposition to anxiety.</w:t>
+      </w:r>
+    </w:p>
+    <w:p>
+      <w:pPr>
+        <w:rPr>
+          <w:rFonts w:cstheme="minorHAnsi"/>
+          <w:color w:val="0D0D0D" w:themeColor="text1" w:themeTint="F2"/>
+          <w:sz w:val="32"/>
+          <w:szCs w:val="32"/>
+        </w:rPr>
+      </w:pPr>
+    </w:p>
+    <w:p>
+      <w:pPr>
+        <w:rPr>
+          <w:rFonts w:cstheme="minorHAnsi"/>
+          <w:color w:val="0D0D0D" w:themeColor="text1" w:themeTint="F2"/>
+          <w:sz w:val="32"/>
+          <w:szCs w:val="32"/>
+        </w:rPr>
+      </w:pPr>
+    </w:p>
+    <w:p>
+      <w:pPr>
+        <w:rPr>
+          <w:rFonts w:cstheme="minorHAnsi"/>
+          <w:color w:val="0D0D0D" w:themeColor="text1" w:themeTint="F2"/>
+          <w:sz w:val="32"/>
+          <w:szCs w:val="32"/>
+        </w:rPr>
+      </w:pPr>
+      <w:r>
+        <w:rPr>
+          <w:rFonts w:cstheme="minorHAnsi"/>
+          <w:color w:val="0D0D0D" w:themeColor="text1" w:themeTint="F2"/>
+          <w:sz w:val="32"/>
+          <w:szCs w:val="32"/>
+        </w:rPr>
+        <w:lastRenderedPageBreak/>
+        <w:drawing>
+          <wp:inline distT="0" distB="0" distL="0" distR="0" wp14:anchorId="2643C84C" wp14:editId="671677AB">
+            <wp:extent cx="5943600" cy="3802380"/>
+            <wp:effectExtent l="0" t="0" r="0" b="7620"/>
+            <wp:docPr id="25870483" name="Picture 1"/>
+            <wp:cNvGraphicFramePr>
+              <a:graphicFrameLocks xmlns:a="http://schemas.openxmlformats.org/drawingml/2006/main" noChangeAspect="1"/>
+            </wp:cNvGraphicFramePr>
+            <a:graphic xmlns:a="http://schemas.openxmlformats.org/drawingml/2006/main">
+              <a:graphicData uri="http://schemas.openxmlformats.org/drawingml/2006/picture">
+                <pic:pic xmlns:pic="http://schemas.openxmlformats.org/drawingml/2006/picture">
+                  <pic:nvPicPr>
+                    <pic:cNvPr id="25870483" name=""/>
+                    <pic:cNvPicPr/>
+                  </pic:nvPicPr>
+                  <pic:blipFill>
+                    <a:blip r:embed="rId29"/>
+                    <a:stretch>
+                      <a:fillRect/>
+                    </a:stretch>
+                  </pic:blipFill>
+                  <pic:spPr>
+                    <a:xfrm>
+                      <a:off x="0" y="0"/>
+                      <a:ext cx="5943600" cy="3802380"/>
+                    </a:xfrm>
+                    <a:prstGeom prst="rect">
+                      <a:avLst/>
+                    </a:prstGeom>
+                  </pic:spPr>
+                </pic:pic>
+              </a:graphicData>
+            </a:graphic>
+          </wp:inline>
+        </w:drawing>
+      </w:r>
+    </w:p>
+    <w:p>
+      <w:pPr>
+        <w:rPr>
+          <w:rFonts w:ascii="Times New Roman" w:hAnsi="Times New Roman" w:cs="Times New Roman"/>
+          <w:b/>
+          <w:bCs/>
+          <w:color w:val="365F91" w:themeColor="accent1" w:themeShade="BF"/>
+          <w:sz w:val="32"/>
+          <w:szCs w:val="32"/>
+        </w:rPr>
+      </w:pPr>
+      <w:r>
+        <w:rPr>
+          <w:rFonts w:ascii="Times New Roman" w:hAnsi="Times New Roman" w:cs="Times New Roman"/>
+          <w:b/>
+          <w:bCs/>
+          <w:color w:val="365F91" w:themeColor="accent1" w:themeShade="BF"/>
+          <w:sz w:val="32"/>
+          <w:szCs w:val="32"/>
+        </w:rPr>
+        <w:t>Cognitive categories</w:t>
+      </w:r>
+    </w:p>
+    <w:p>
+      <w:pPr>
+        <w:pStyle w:val="ListParagraph"/>
+        <w:numPr>
+          <w:ilvl w:val="0"/>
+          <w:numId w:val="80"/>
+        </w:numPr>
+        <w:rPr>
+          <w:rFonts w:cstheme="minorHAnsi"/>
+          <w:color w:val="0D0D0D" w:themeColor="text1" w:themeTint="F2"/>
+          <w:sz w:val="32"/>
+          <w:szCs w:val="32"/>
+        </w:rPr>
+      </w:pPr>
+      <w:r>
+        <w:rPr>
+          <w:rFonts w:cstheme="minorHAnsi"/>
+          <w:color w:val="0D0D0D" w:themeColor="text1" w:themeTint="F2"/>
+          <w:sz w:val="32"/>
+          <w:szCs w:val="32"/>
+        </w:rPr>
+        <w:t>Processing Speed</w:t>
+      </w:r>
+    </w:p>
+    <w:p>
+      <w:pPr>
+        <w:pStyle w:val="ListParagraph"/>
+        <w:numPr>
+          <w:ilvl w:val="0"/>
+          <w:numId w:val="80"/>
+        </w:numPr>
+        <w:rPr>
+          <w:rFonts w:cstheme="minorHAnsi"/>
+          <w:color w:val="0D0D0D" w:themeColor="text1" w:themeTint="F2"/>
+          <w:sz w:val="32"/>
+          <w:szCs w:val="32"/>
+        </w:rPr>
+      </w:pPr>
+      <w:r>
+        <w:rPr>
+          <w:rFonts w:cstheme="minorHAnsi"/>
+          <w:color w:val="0D0D0D" w:themeColor="text1" w:themeTint="F2"/>
+          <w:sz w:val="32"/>
+          <w:szCs w:val="32"/>
+        </w:rPr>
+        <w:t>Auditory Processing</w:t>
+      </w:r>
+    </w:p>
+    <w:p>
+      <w:pPr>
+        <w:pStyle w:val="ListParagraph"/>
+        <w:numPr>
+          <w:ilvl w:val="0"/>
+          <w:numId w:val="80"/>
+        </w:numPr>
+        <w:rPr>
+          <w:rFonts w:cstheme="minorHAnsi"/>
+          <w:color w:val="0D0D0D" w:themeColor="text1" w:themeTint="F2"/>
+          <w:sz w:val="32"/>
+          <w:szCs w:val="32"/>
+        </w:rPr>
+      </w:pPr>
+      <w:r>
+        <w:rPr>
+          <w:rFonts w:cstheme="minorHAnsi"/>
+          <w:color w:val="0D0D0D" w:themeColor="text1" w:themeTint="F2"/>
+          <w:sz w:val="32"/>
+          <w:szCs w:val="32"/>
+        </w:rPr>
+        <w:t>Visual Processing</w:t>
+      </w:r>
+    </w:p>
+    <w:p>
+      <w:pPr>
+        <w:pStyle w:val="ListParagraph"/>
+        <w:numPr>
+          <w:ilvl w:val="0"/>
+          <w:numId w:val="80"/>
+        </w:numPr>
+        <w:rPr>
+          <w:rFonts w:cstheme="minorHAnsi"/>
+          <w:color w:val="0D0D0D" w:themeColor="text1" w:themeTint="F2"/>
+          <w:sz w:val="32"/>
+          <w:szCs w:val="32"/>
+        </w:rPr>
+      </w:pPr>
+      <w:r>
+        <w:rPr>
+          <w:rFonts w:cstheme="minorHAnsi"/>
+          <w:color w:val="0D0D0D" w:themeColor="text1" w:themeTint="F2"/>
+          <w:sz w:val="32"/>
+          <w:szCs w:val="32"/>
+        </w:rPr>
+        <w:t>Long-Term Memory</w:t>
+      </w:r>
+    </w:p>
+    <w:p>
+      <w:pPr>
+        <w:pStyle w:val="ListParagraph"/>
+        <w:numPr>
+          <w:ilvl w:val="0"/>
+          <w:numId w:val="80"/>
+        </w:numPr>
+        <w:rPr>
+          <w:rFonts w:cstheme="minorHAnsi"/>
+          <w:color w:val="0D0D0D" w:themeColor="text1" w:themeTint="F2"/>
+          <w:sz w:val="32"/>
+          <w:szCs w:val="32"/>
+        </w:rPr>
+      </w:pPr>
+      <w:r>
+        <w:rPr>
+          <w:rFonts w:cstheme="minorHAnsi"/>
+          <w:color w:val="0D0D0D" w:themeColor="text1" w:themeTint="F2"/>
+          <w:sz w:val="32"/>
+          <w:szCs w:val="32"/>
+        </w:rPr>
+        <w:t>Short-Term Memory</w:t>
+      </w:r>
+    </w:p>
+    <w:p>
+      <w:pPr>
+        <w:pStyle w:val="ListParagraph"/>
+        <w:numPr>
+          <w:ilvl w:val="0"/>
+          <w:numId w:val="80"/>
+        </w:numPr>
+        <w:rPr>
+          <w:rFonts w:cstheme="minorHAnsi"/>
+          <w:color w:val="0D0D0D" w:themeColor="text1" w:themeTint="F2"/>
+          <w:sz w:val="32"/>
+          <w:szCs w:val="32"/>
+        </w:rPr>
+      </w:pPr>
+      <w:r>
+        <w:rPr>
+          <w:rFonts w:cstheme="minorHAnsi"/>
+          <w:color w:val="0D0D0D" w:themeColor="text1" w:themeTint="F2"/>
+          <w:sz w:val="32"/>
+          <w:szCs w:val="32"/>
+        </w:rPr>
+        <w:t>Logic and Reasoning</w:t>
+      </w:r>
+    </w:p>
+    <w:p>
+      <w:pPr>
+        <w:pStyle w:val="ListParagraph"/>
+        <w:numPr>
+          <w:ilvl w:val="0"/>
+          <w:numId w:val="80"/>
+        </w:numPr>
+        <w:rPr>
+          <w:rFonts w:cstheme="minorHAnsi"/>
+          <w:color w:val="0D0D0D" w:themeColor="text1" w:themeTint="F2"/>
+          <w:sz w:val="32"/>
+          <w:szCs w:val="32"/>
+        </w:rPr>
+      </w:pPr>
+      <w:r>
+        <w:rPr>
+          <w:rFonts w:cstheme="minorHAnsi"/>
+          <w:color w:val="0D0D0D" w:themeColor="text1" w:themeTint="F2"/>
+          <w:sz w:val="32"/>
+          <w:szCs w:val="32"/>
+        </w:rPr>
+        <w:t>Attention Skills</w:t>
+      </w:r>
+    </w:p>
+    <w:p>
+      <w:pPr>
+        <w:spacing w:before="100" w:beforeAutospacing="1" w:after="100" w:afterAutospacing="1" w:line="240" w:lineRule="auto"/>
+        <w:rPr>
+          <w:rFonts w:ascii="Times New Roman" w:eastAsia="Times New Roman" w:hAnsi="Times New Roman" w:cs="Times New Roman"/>
+          <w:b/>
+          <w:bCs/>
+          <w:color w:val="365F91" w:themeColor="accent1" w:themeShade="BF"/>
+          <w:kern w:val="0"/>
+          <w:sz w:val="32"/>
+          <w:szCs w:val="32"/>
+          <w14:ligatures w14:val="none"/>
+        </w:rPr>
+      </w:pPr>
+      <w:r>
+        <w:rPr>
+          <w:rFonts w:ascii="Times New Roman" w:eastAsia="Times New Roman" w:hAnsi="Times New Roman" w:cs="Times New Roman"/>
+          <w:b/>
+          <w:bCs/>
+          <w:color w:val="365F91" w:themeColor="accent1" w:themeShade="BF"/>
+          <w:kern w:val="0"/>
+          <w:sz w:val="32"/>
+          <w:szCs w:val="32"/>
+          <w14:ligatures w14:val="none"/>
+        </w:rPr>
+        <w:t>Processing Speed</w:t>
+      </w:r>
+    </w:p>
+    <w:p>
+      <w:pPr>
+        <w:spacing w:before="100" w:beforeAutospacing="1" w:after="100" w:afterAutospacing="1" w:line="240" w:lineRule="auto"/>
+        <w:rPr>
+          <w:rFonts w:eastAsia="Times New Roman" w:cstheme="minorHAnsi"/>
+          <w:kern w:val="0"/>
+          <w:sz w:val="32"/>
+          <w:szCs w:val="32"/>
+          <w14:ligatures w14:val="none"/>
+        </w:rPr>
+      </w:pPr>
+      <w:r>
+        <w:rPr>
+          <w:rFonts w:eastAsia="Times New Roman" w:cstheme="minorHAnsi"/>
+          <w:b/>
+          <w:bCs/>
+          <w:kern w:val="0"/>
+          <w:sz w:val="32"/>
+          <w:szCs w:val="32"/>
+          <w14:ligatures w14:val="none"/>
+        </w:rPr>
+        <w:t>Processing Speed</w:t>
+      </w:r>
+      <w:r>
+        <w:rPr>
+          <w:rFonts w:eastAsia="Times New Roman" w:cstheme="minorHAnsi"/>
+          <w:kern w:val="0"/>
+          <w:sz w:val="32"/>
+          <w:szCs w:val="32"/>
+          <w14:ligatures w14:val="none"/>
+        </w:rPr>
+        <w:t xml:space="preserve"> refers to how quickly your brain can understand and react to information. When your brain processes information faster, it helps you think and learn more efficiently.</w:t>
+      </w:r>
+    </w:p>
+    <w:p>
+      <w:pPr>
+        <w:spacing w:before="100" w:beforeAutospacing="1" w:after="100" w:afterAutospacing="1" w:line="240" w:lineRule="auto"/>
+        <w:rPr>
+          <w:rFonts w:eastAsia="Times New Roman" w:cstheme="minorHAnsi"/>
+          <w:kern w:val="0"/>
+          <w:sz w:val="32"/>
+          <w:szCs w:val="32"/>
+          <w14:ligatures w14:val="none"/>
+        </w:rPr>
+      </w:pPr>
+      <w:r>
+        <w:rPr>
+          <w:rFonts w:eastAsia="Times New Roman" w:cstheme="minorHAnsi"/>
+          <w:kern w:val="0"/>
+          <w:sz w:val="32"/>
+          <w:szCs w:val="32"/>
+          <w14:ligatures w14:val="none"/>
+        </w:rPr>
+        <w:lastRenderedPageBreak/>
+        <w:t>As people get older, their processing speed tends to slow down, which can affect their ability to perform tasks that require quick thinking. However, if you regularly challenge your brain and practice mental exercises, you may be able to slow down this decline and maintain your cognitive abilities.</w:t>
+      </w:r>
+    </w:p>
+    <w:p>
+      <w:pPr>
+        <w:spacing w:before="100" w:beforeAutospacing="1" w:after="100" w:afterAutospacing="1" w:line="240" w:lineRule="auto"/>
+        <w:rPr>
+          <w:rFonts w:eastAsia="Times New Roman" w:cstheme="minorHAnsi"/>
+          <w:kern w:val="0"/>
+          <w:sz w:val="32"/>
+          <w:szCs w:val="32"/>
+          <w14:ligatures w14:val="none"/>
+        </w:rPr>
+      </w:pPr>
+      <w:r>
+        <w:rPr>
+          <w:rFonts w:eastAsia="Times New Roman" w:cstheme="minorHAnsi"/>
+          <w:b/>
+          <w:bCs/>
+          <w:kern w:val="0"/>
+          <w:sz w:val="32"/>
+          <w:szCs w:val="32"/>
+          <w14:ligatures w14:val="none"/>
+        </w:rPr>
+        <w:t>Example</w:t>
+      </w:r>
+      <w:r>
+        <w:rPr>
+          <w:rFonts w:eastAsia="Times New Roman" w:cstheme="minorHAnsi"/>
+          <w:kern w:val="0"/>
+          <w:sz w:val="32"/>
+          <w:szCs w:val="32"/>
+          <w14:ligatures w14:val="none"/>
+        </w:rPr>
+        <w:t>: A younger person might quickly solve a math problem in their head, while an older person may take a bit longer. But if the older person practices mental exercises, they might improve their speed over time.</w:t>
+      </w:r>
+    </w:p>
+    <w:p>
+      <w:pPr>
+        <w:spacing w:before="100" w:beforeAutospacing="1" w:after="100" w:afterAutospacing="1" w:line="240" w:lineRule="auto"/>
+        <w:rPr>
+          <w:rFonts w:ascii="Times New Roman" w:eastAsia="Times New Roman" w:hAnsi="Times New Roman" w:cs="Times New Roman"/>
+          <w:kern w:val="0"/>
+          <w:sz w:val="24"/>
+          <w:szCs w:val="24"/>
+          <w14:ligatures w14:val="none"/>
+        </w:rPr>
+      </w:pPr>
+      <w:r>
+        <w:rPr>
+          <w:rFonts w:ascii="Times New Roman" w:hAnsi="Times New Roman" w:cs="Times New Roman"/>
+          <w:b/>
+          <w:bCs/>
+          <w:color w:val="365F91" w:themeColor="accent1" w:themeShade="BF"/>
+          <w:sz w:val="32"/>
+          <w:szCs w:val="32"/>
+        </w:rPr>
+        <w:t>Auditory Processing</w:t>
+      </w:r>
+    </w:p>
+    <w:p>
+      <w:pPr>
+        <w:rPr>
+          <w:rFonts w:cstheme="minorHAnsi"/>
+          <w:color w:val="0D0D0D" w:themeColor="text1" w:themeTint="F2"/>
+          <w:sz w:val="32"/>
+          <w:szCs w:val="32"/>
+        </w:rPr>
+      </w:pPr>
+      <w:r>
+        <w:rPr>
+          <w:rFonts w:cstheme="minorHAnsi"/>
+          <w:b/>
+          <w:bCs/>
+          <w:color w:val="0D0D0D" w:themeColor="text1" w:themeTint="F2"/>
+          <w:sz w:val="32"/>
+          <w:szCs w:val="32"/>
+        </w:rPr>
+        <w:t>Auditory Processing</w:t>
+      </w:r>
+      <w:r>
+        <w:rPr>
+          <w:rFonts w:cstheme="minorHAnsi"/>
+          <w:color w:val="0D0D0D" w:themeColor="text1" w:themeTint="F2"/>
+          <w:sz w:val="32"/>
+          <w:szCs w:val="32"/>
+        </w:rPr>
+        <w:t xml:space="preserve"> means how well your brain understands and works with sounds. It helps you hear the small sounds in words and put them together.</w:t>
+      </w:r>
+      <w:r>
+        <w:rPr>
+          <w:rFonts w:cstheme="minorHAnsi"/>
+          <w:color w:val="0D0D0D" w:themeColor="text1" w:themeTint="F2"/>
+          <w:sz w:val="32"/>
+          <w:szCs w:val="32"/>
+        </w:rPr>
+        <w:t xml:space="preserve"> </w:t>
+      </w:r>
+      <w:r>
+        <w:rPr>
+          <w:rFonts w:cstheme="minorHAnsi"/>
+          <w:color w:val="0D0D0D" w:themeColor="text1" w:themeTint="F2"/>
+          <w:sz w:val="32"/>
+          <w:szCs w:val="32"/>
+        </w:rPr>
+        <w:t>This skill is very important for talking, reading, and spelling. If you can hear and tell the difference between sounds, it’s easier to learn words.</w:t>
+      </w:r>
+    </w:p>
+    <w:p>
+      <w:pPr>
+        <w:rPr>
+          <w:rFonts w:cstheme="minorHAnsi"/>
+          <w:color w:val="0D0D0D" w:themeColor="text1" w:themeTint="F2"/>
+          <w:sz w:val="32"/>
+          <w:szCs w:val="32"/>
+        </w:rPr>
+      </w:pPr>
+      <w:r>
+        <w:rPr>
+          <w:rFonts w:cstheme="minorHAnsi"/>
+          <w:b/>
+          <w:bCs/>
+          <w:color w:val="0D0D0D" w:themeColor="text1" w:themeTint="F2"/>
+          <w:sz w:val="32"/>
+          <w:szCs w:val="32"/>
+        </w:rPr>
+        <w:t>Example:</w:t>
+      </w:r>
+      <w:r>
+        <w:rPr>
+          <w:rFonts w:cstheme="minorHAnsi"/>
+          <w:color w:val="0D0D0D" w:themeColor="text1" w:themeTint="F2"/>
+          <w:sz w:val="32"/>
+          <w:szCs w:val="32"/>
+        </w:rPr>
+        <w:t xml:space="preserve"> To read the word “dog,” you need to hear the sounds d, o, and g, and then put them together. If your brain struggles with this, reading and spelling can be hard.</w:t>
+      </w:r>
+    </w:p>
+    <w:p>
+      <w:pPr>
+        <w:rPr>
+          <w:rFonts w:ascii="Times New Roman" w:hAnsi="Times New Roman" w:cs="Times New Roman"/>
+          <w:color w:val="365F91" w:themeColor="accent1" w:themeShade="BF"/>
+          <w:sz w:val="32"/>
+          <w:szCs w:val="32"/>
+        </w:rPr>
+      </w:pPr>
+      <w:r>
+        <w:rPr>
+          <w:rFonts w:ascii="Times New Roman" w:hAnsi="Times New Roman" w:cs="Times New Roman"/>
+          <w:b/>
+          <w:bCs/>
+          <w:color w:val="365F91" w:themeColor="accent1" w:themeShade="BF"/>
+          <w:sz w:val="32"/>
+          <w:szCs w:val="32"/>
+        </w:rPr>
+        <w:t>Visual Processing</w:t>
+      </w:r>
+    </w:p>
+    <w:p>
+      <w:pPr>
+        <w:rPr>
+          <w:rFonts w:cstheme="minorHAnsi"/>
+          <w:color w:val="0D0D0D" w:themeColor="text1" w:themeTint="F2"/>
+          <w:sz w:val="32"/>
+          <w:szCs w:val="32"/>
+        </w:rPr>
+      </w:pPr>
+      <w:r>
+        <w:rPr>
+          <w:rFonts w:cstheme="minorHAnsi"/>
+          <w:b/>
+          <w:bCs/>
+          <w:color w:val="0D0D0D" w:themeColor="text1" w:themeTint="F2"/>
+          <w:sz w:val="32"/>
+          <w:szCs w:val="32"/>
+        </w:rPr>
+        <w:t>Visual Processing</w:t>
+      </w:r>
+      <w:r>
+        <w:rPr>
+          <w:rFonts w:cstheme="minorHAnsi"/>
+          <w:color w:val="0D0D0D" w:themeColor="text1" w:themeTint="F2"/>
+          <w:sz w:val="32"/>
+          <w:szCs w:val="32"/>
+        </w:rPr>
+        <w:t xml:space="preserve"> means how well your brain understands and makes sense of what you see.</w:t>
+      </w:r>
+      <w:r>
+        <w:rPr>
+          <w:rFonts w:cstheme="minorHAnsi"/>
+          <w:color w:val="0D0D0D" w:themeColor="text1" w:themeTint="F2"/>
+          <w:sz w:val="32"/>
+          <w:szCs w:val="32"/>
+        </w:rPr>
+        <w:t xml:space="preserve"> </w:t>
+      </w:r>
+      <w:r>
+        <w:rPr>
+          <w:rFonts w:cstheme="minorHAnsi"/>
+          <w:color w:val="0D0D0D" w:themeColor="text1" w:themeTint="F2"/>
+          <w:sz w:val="32"/>
+          <w:szCs w:val="32"/>
+        </w:rPr>
+        <w:t>It helps you recognize pictures, shapes, letters, and patterns. This skill is very important for many everyday tasks like reading, remembering faces, walking, driving, or playing sports.</w:t>
+      </w:r>
+    </w:p>
+    <w:p>
+      <w:pPr>
+        <w:rPr>
+          <w:rFonts w:cstheme="minorHAnsi"/>
+          <w:color w:val="0D0D0D" w:themeColor="text1" w:themeTint="F2"/>
+          <w:sz w:val="32"/>
+          <w:szCs w:val="32"/>
+        </w:rPr>
+      </w:pPr>
+      <w:r>
+        <w:rPr>
+          <w:rFonts w:cstheme="minorHAnsi"/>
+          <w:b/>
+          <w:bCs/>
+          <w:color w:val="0D0D0D" w:themeColor="text1" w:themeTint="F2"/>
+          <w:sz w:val="32"/>
+          <w:szCs w:val="32"/>
+        </w:rPr>
+        <w:t>Example</w:t>
+      </w:r>
+      <w:r>
+        <w:rPr>
+          <w:rFonts w:cstheme="minorHAnsi"/>
+          <w:color w:val="0D0D0D" w:themeColor="text1" w:themeTint="F2"/>
+          <w:sz w:val="32"/>
+          <w:szCs w:val="32"/>
+        </w:rPr>
+        <w:t>: When you see the word "tree," your brain quickly sees the letters, understands the word, and connects it to the image of a tree. This is visual processing at work.</w:t>
+      </w:r>
+    </w:p>
+    <w:p>
+      <w:pPr>
+        <w:rPr>
+          <w:rFonts w:ascii="Times New Roman" w:hAnsi="Times New Roman" w:cs="Times New Roman"/>
+          <w:b/>
+          <w:bCs/>
+          <w:color w:val="365F91" w:themeColor="accent1" w:themeShade="BF"/>
+          <w:sz w:val="32"/>
+          <w:szCs w:val="32"/>
+        </w:rPr>
+      </w:pPr>
+      <w:r>
+        <w:rPr>
+          <w:rFonts w:ascii="Times New Roman" w:hAnsi="Times New Roman" w:cs="Times New Roman"/>
+          <w:b/>
+          <w:bCs/>
+          <w:color w:val="365F91" w:themeColor="accent1" w:themeShade="BF"/>
+          <w:sz w:val="32"/>
+          <w:szCs w:val="32"/>
+        </w:rPr>
+        <w:lastRenderedPageBreak/>
+        <w:t>Logic and Reasoning</w:t>
+      </w:r>
+    </w:p>
+    <w:p>
+      <w:pPr>
+        <w:rPr>
+          <w:rFonts w:cstheme="minorHAnsi"/>
+          <w:color w:val="0D0D0D" w:themeColor="text1" w:themeTint="F2"/>
+          <w:sz w:val="32"/>
+          <w:szCs w:val="32"/>
+        </w:rPr>
+      </w:pPr>
+      <w:r>
+        <w:rPr>
+          <w:rFonts w:cstheme="minorHAnsi"/>
+          <w:b/>
+          <w:bCs/>
+          <w:color w:val="0D0D0D" w:themeColor="text1" w:themeTint="F2"/>
+          <w:sz w:val="32"/>
+          <w:szCs w:val="32"/>
+        </w:rPr>
+        <w:t>Fluid Reasoning</w:t>
+      </w:r>
+      <w:r>
+        <w:rPr>
+          <w:rFonts w:cstheme="minorHAnsi"/>
+          <w:color w:val="0D0D0D" w:themeColor="text1" w:themeTint="F2"/>
+          <w:sz w:val="32"/>
+          <w:szCs w:val="32"/>
+        </w:rPr>
+        <w:t xml:space="preserve"> is the ability to think logically and solve problems using new or unfamiliar information. It helps you understand patterns, plan ahead, and make good decisions.</w:t>
+      </w:r>
+    </w:p>
+    <w:p>
+      <w:pPr>
+        <w:rPr>
+          <w:rFonts w:cstheme="minorHAnsi"/>
+          <w:color w:val="0D0D0D" w:themeColor="text1" w:themeTint="F2"/>
+          <w:sz w:val="32"/>
+          <w:szCs w:val="32"/>
+        </w:rPr>
+      </w:pPr>
+      <w:r>
+        <w:rPr>
+          <w:rFonts w:cstheme="minorHAnsi"/>
+          <w:color w:val="0D0D0D" w:themeColor="text1" w:themeTint="F2"/>
+          <w:sz w:val="32"/>
+          <w:szCs w:val="32"/>
+        </w:rPr>
+        <w:t>There are two main types of reasoning:</w:t>
+      </w:r>
+    </w:p>
+    <w:p>
+      <w:pPr>
+        <w:pStyle w:val="ListParagraph"/>
+        <w:numPr>
+          <w:ilvl w:val="0"/>
+          <w:numId w:val="82"/>
+        </w:numPr>
+        <w:rPr>
+          <w:rFonts w:cstheme="minorHAnsi"/>
+          <w:color w:val="0D0D0D" w:themeColor="text1" w:themeTint="F2"/>
+          <w:sz w:val="32"/>
+          <w:szCs w:val="32"/>
+        </w:rPr>
+      </w:pPr>
+      <w:r>
+        <w:rPr>
+          <w:rFonts w:cstheme="minorHAnsi"/>
+          <w:b/>
+          <w:bCs/>
+          <w:color w:val="0D0D0D" w:themeColor="text1" w:themeTint="F2"/>
+          <w:sz w:val="32"/>
+          <w:szCs w:val="32"/>
+        </w:rPr>
+        <w:t>Deductive Reasoning</w:t>
+      </w:r>
+      <w:r>
+        <w:rPr>
+          <w:rFonts w:cstheme="minorHAnsi"/>
+          <w:color w:val="0D0D0D" w:themeColor="text1" w:themeTint="F2"/>
+          <w:sz w:val="32"/>
+          <w:szCs w:val="32"/>
+        </w:rPr>
+        <w:t>: Starts with a general rule and uses it to figure out something specific.</w:t>
+      </w:r>
+      <w:r>
+        <w:rPr>
+          <w:rFonts w:cstheme="minorHAnsi"/>
+          <w:color w:val="0D0D0D" w:themeColor="text1" w:themeTint="F2"/>
+          <w:sz w:val="32"/>
+          <w:szCs w:val="32"/>
+        </w:rPr>
+        <w:br/>
+      </w:r>
+      <w:r>
+        <w:rPr>
+          <w:rFonts w:cstheme="minorHAnsi"/>
+          <w:b/>
+          <w:bCs/>
+          <w:color w:val="0D0D0D" w:themeColor="text1" w:themeTint="F2"/>
+          <w:sz w:val="32"/>
+          <w:szCs w:val="32"/>
+        </w:rPr>
+        <w:t>Example</w:t>
+      </w:r>
+      <w:r>
+        <w:rPr>
+          <w:rFonts w:cstheme="minorHAnsi"/>
+          <w:color w:val="0D0D0D" w:themeColor="text1" w:themeTint="F2"/>
+          <w:sz w:val="32"/>
+          <w:szCs w:val="32"/>
+        </w:rPr>
+        <w:t>: All birds have wings. A sparrow is a bird, so it must have wings.</w:t>
+      </w:r>
+    </w:p>
+    <w:p>
+      <w:pPr>
+        <w:pStyle w:val="ListParagraph"/>
+        <w:numPr>
+          <w:ilvl w:val="0"/>
+          <w:numId w:val="82"/>
+        </w:numPr>
+        <w:rPr>
+          <w:rFonts w:cstheme="minorHAnsi"/>
+          <w:color w:val="0D0D0D" w:themeColor="text1" w:themeTint="F2"/>
+          <w:sz w:val="32"/>
+          <w:szCs w:val="32"/>
+        </w:rPr>
+      </w:pPr>
+      <w:r>
+        <w:rPr>
+          <w:rFonts w:cstheme="minorHAnsi"/>
+          <w:b/>
+          <w:bCs/>
+          <w:color w:val="0D0D0D" w:themeColor="text1" w:themeTint="F2"/>
+          <w:sz w:val="32"/>
+          <w:szCs w:val="32"/>
+        </w:rPr>
+        <w:t>Inductive Reasoning</w:t>
+      </w:r>
+      <w:r>
+        <w:rPr>
+          <w:rFonts w:cstheme="minorHAnsi"/>
+          <w:color w:val="0D0D0D" w:themeColor="text1" w:themeTint="F2"/>
+          <w:sz w:val="32"/>
+          <w:szCs w:val="32"/>
+        </w:rPr>
+        <w:t>: Looks at specific examples to come up with a general rule.</w:t>
+      </w:r>
+      <w:r>
+        <w:rPr>
+          <w:rFonts w:cstheme="minorHAnsi"/>
+          <w:color w:val="0D0D0D" w:themeColor="text1" w:themeTint="F2"/>
+          <w:sz w:val="32"/>
+          <w:szCs w:val="32"/>
+        </w:rPr>
+        <w:br/>
+      </w:r>
+      <w:r>
+        <w:rPr>
+          <w:rFonts w:cstheme="minorHAnsi"/>
+          <w:b/>
+          <w:bCs/>
+          <w:color w:val="0D0D0D" w:themeColor="text1" w:themeTint="F2"/>
+          <w:sz w:val="32"/>
+          <w:szCs w:val="32"/>
+        </w:rPr>
+        <w:t>Example</w:t>
+      </w:r>
+      <w:r>
+        <w:rPr>
+          <w:rFonts w:cstheme="minorHAnsi"/>
+          <w:color w:val="0D0D0D" w:themeColor="text1" w:themeTint="F2"/>
+          <w:sz w:val="32"/>
+          <w:szCs w:val="32"/>
+        </w:rPr>
+        <w:t>: You see that the sun rises every morning, so you think it will rise again tomorrow.</w:t>
+      </w:r>
+    </w:p>
+    <w:p>
+      <w:pPr>
+        <w:rPr>
+          <w:rFonts w:cstheme="minorHAnsi"/>
+          <w:color w:val="0D0D0D" w:themeColor="text1" w:themeTint="F2"/>
+          <w:sz w:val="32"/>
+          <w:szCs w:val="32"/>
+        </w:rPr>
+      </w:pPr>
+      <w:r>
+        <w:rPr>
+          <w:rFonts w:cstheme="minorHAnsi"/>
+          <w:color w:val="0D0D0D" w:themeColor="text1" w:themeTint="F2"/>
+          <w:sz w:val="32"/>
+          <w:szCs w:val="32"/>
+        </w:rPr>
+        <w:t>Logic and reasoning are important for decision-making, learning, and solving everyday problems.</w:t>
+      </w:r>
+    </w:p>
+    <w:p>
+      <w:pPr>
+        <w:rPr>
+          <w:rFonts w:ascii="Times New Roman" w:hAnsi="Times New Roman" w:cs="Times New Roman"/>
+          <w:color w:val="365F91" w:themeColor="accent1" w:themeShade="BF"/>
+          <w:sz w:val="32"/>
+          <w:szCs w:val="32"/>
+        </w:rPr>
+      </w:pPr>
+      <w:r>
+        <w:rPr>
+          <w:rFonts w:ascii="Times New Roman" w:hAnsi="Times New Roman" w:cs="Times New Roman"/>
+          <w:b/>
+          <w:bCs/>
+          <w:color w:val="365F91" w:themeColor="accent1" w:themeShade="BF"/>
+          <w:sz w:val="32"/>
+          <w:szCs w:val="32"/>
+        </w:rPr>
+        <w:t>Attention Skills</w:t>
+      </w:r>
+    </w:p>
+    <w:p>
+      <w:pPr>
+        <w:rPr>
+          <w:rFonts w:cstheme="minorHAnsi"/>
+          <w:color w:val="0D0D0D" w:themeColor="text1" w:themeTint="F2"/>
+          <w:sz w:val="32"/>
+          <w:szCs w:val="32"/>
+        </w:rPr>
+      </w:pPr>
+      <w:r>
+        <w:rPr>
+          <w:rFonts w:cstheme="minorHAnsi"/>
+          <w:b/>
+          <w:bCs/>
+          <w:color w:val="0D0D0D" w:themeColor="text1" w:themeTint="F2"/>
+          <w:sz w:val="32"/>
+          <w:szCs w:val="32"/>
+        </w:rPr>
+        <w:t>Attention Skills</w:t>
+      </w:r>
+      <w:r>
+        <w:rPr>
+          <w:rFonts w:cstheme="minorHAnsi"/>
+          <w:color w:val="0D0D0D" w:themeColor="text1" w:themeTint="F2"/>
+          <w:sz w:val="32"/>
+          <w:szCs w:val="32"/>
+        </w:rPr>
+        <w:t xml:space="preserve"> are how well you can focus and manage your attention. There are three main types:</w:t>
+      </w:r>
+    </w:p>
+    <w:p>
+      <w:pPr>
+        <w:pStyle w:val="ListParagraph"/>
+        <w:numPr>
+          <w:ilvl w:val="0"/>
+          <w:numId w:val="84"/>
+        </w:numPr>
+        <w:rPr>
+          <w:rFonts w:cstheme="minorHAnsi"/>
+          <w:color w:val="0D0D0D" w:themeColor="text1" w:themeTint="F2"/>
+          <w:sz w:val="32"/>
+          <w:szCs w:val="32"/>
+        </w:rPr>
+      </w:pPr>
+      <w:r>
+        <w:rPr>
+          <w:rFonts w:cstheme="minorHAnsi"/>
+          <w:b/>
+          <w:bCs/>
+          <w:color w:val="0D0D0D" w:themeColor="text1" w:themeTint="F2"/>
+          <w:sz w:val="32"/>
+          <w:szCs w:val="32"/>
+        </w:rPr>
+        <w:t>Sustained Attention</w:t>
+      </w:r>
+      <w:r>
+        <w:rPr>
+          <w:rFonts w:cstheme="minorHAnsi"/>
+          <w:color w:val="0D0D0D" w:themeColor="text1" w:themeTint="F2"/>
+          <w:sz w:val="32"/>
+          <w:szCs w:val="32"/>
+        </w:rPr>
+        <w:t>: Staying focused on one task for a long time.</w:t>
+      </w:r>
+      <w:r>
+        <w:rPr>
+          <w:rFonts w:cstheme="minorHAnsi"/>
+          <w:color w:val="0D0D0D" w:themeColor="text1" w:themeTint="F2"/>
+          <w:sz w:val="32"/>
+          <w:szCs w:val="32"/>
+        </w:rPr>
+        <w:br/>
+      </w:r>
+      <w:r>
+        <w:rPr>
+          <w:rFonts w:cstheme="minorHAnsi"/>
+          <w:b/>
+          <w:bCs/>
+          <w:color w:val="0D0D0D" w:themeColor="text1" w:themeTint="F2"/>
+          <w:sz w:val="32"/>
+          <w:szCs w:val="32"/>
+        </w:rPr>
+        <w:t>Example</w:t>
+      </w:r>
+      <w:r>
+        <w:rPr>
+          <w:rFonts w:cstheme="minorHAnsi"/>
+          <w:color w:val="0D0D0D" w:themeColor="text1" w:themeTint="F2"/>
+          <w:sz w:val="32"/>
+          <w:szCs w:val="32"/>
+        </w:rPr>
+        <w:t>: Reading a book for 30 minutes without losing focus.</w:t>
+      </w:r>
+    </w:p>
+    <w:p>
+      <w:pPr>
+        <w:pStyle w:val="ListParagraph"/>
+        <w:numPr>
+          <w:ilvl w:val="0"/>
+          <w:numId w:val="84"/>
+        </w:numPr>
+        <w:rPr>
+          <w:rFonts w:cstheme="minorHAnsi"/>
+          <w:color w:val="0D0D0D" w:themeColor="text1" w:themeTint="F2"/>
+          <w:sz w:val="32"/>
+          <w:szCs w:val="32"/>
+        </w:rPr>
+      </w:pPr>
+      <w:r>
+        <w:rPr>
+          <w:rFonts w:cstheme="minorHAnsi"/>
+          <w:b/>
+          <w:bCs/>
+          <w:color w:val="0D0D0D" w:themeColor="text1" w:themeTint="F2"/>
+          <w:sz w:val="32"/>
+          <w:szCs w:val="32"/>
+        </w:rPr>
+        <w:t>Selective Attention</w:t>
+      </w:r>
+      <w:r>
+        <w:rPr>
+          <w:rFonts w:cstheme="minorHAnsi"/>
+          <w:color w:val="0D0D0D" w:themeColor="text1" w:themeTint="F2"/>
+          <w:sz w:val="32"/>
+          <w:szCs w:val="32"/>
+        </w:rPr>
+        <w:t>: Focusing on one thing while ignoring distractions.</w:t>
+      </w:r>
+      <w:r>
+        <w:rPr>
+          <w:rFonts w:cstheme="minorHAnsi"/>
+          <w:color w:val="0D0D0D" w:themeColor="text1" w:themeTint="F2"/>
+          <w:sz w:val="32"/>
+          <w:szCs w:val="32"/>
+        </w:rPr>
+        <w:br/>
+      </w:r>
+      <w:r>
+        <w:rPr>
+          <w:rFonts w:cstheme="minorHAnsi"/>
+          <w:b/>
+          <w:bCs/>
+          <w:color w:val="0D0D0D" w:themeColor="text1" w:themeTint="F2"/>
+          <w:sz w:val="32"/>
+          <w:szCs w:val="32"/>
+        </w:rPr>
+        <w:t>Example</w:t>
+      </w:r>
+      <w:r>
+        <w:rPr>
+          <w:rFonts w:cstheme="minorHAnsi"/>
+          <w:color w:val="0D0D0D" w:themeColor="text1" w:themeTint="F2"/>
+          <w:sz w:val="32"/>
+          <w:szCs w:val="32"/>
+        </w:rPr>
+        <w:t>: Listening to your teacher while other students are talking.</w:t>
+      </w:r>
+    </w:p>
+    <w:p>
+      <w:pPr>
+        <w:pStyle w:val="ListParagraph"/>
+        <w:numPr>
+          <w:ilvl w:val="0"/>
+          <w:numId w:val="84"/>
+        </w:numPr>
+        <w:rPr>
+          <w:rFonts w:cstheme="minorHAnsi"/>
+          <w:color w:val="0D0D0D" w:themeColor="text1" w:themeTint="F2"/>
+          <w:sz w:val="32"/>
+          <w:szCs w:val="32"/>
+        </w:rPr>
+      </w:pPr>
+      <w:r>
+        <w:rPr>
+          <w:rFonts w:cstheme="minorHAnsi"/>
+          <w:b/>
+          <w:bCs/>
+          <w:color w:val="0D0D0D" w:themeColor="text1" w:themeTint="F2"/>
+          <w:sz w:val="32"/>
+          <w:szCs w:val="32"/>
+        </w:rPr>
+        <w:lastRenderedPageBreak/>
+        <w:t>Divided Attention</w:t>
+      </w:r>
+      <w:r>
+        <w:rPr>
+          <w:rFonts w:cstheme="minorHAnsi"/>
+          <w:color w:val="0D0D0D" w:themeColor="text1" w:themeTint="F2"/>
+          <w:sz w:val="32"/>
+          <w:szCs w:val="32"/>
+        </w:rPr>
+        <w:t>: Doing two or more things at the same time.</w:t>
+      </w:r>
+      <w:r>
+        <w:rPr>
+          <w:rFonts w:cstheme="minorHAnsi"/>
+          <w:color w:val="0D0D0D" w:themeColor="text1" w:themeTint="F2"/>
+          <w:sz w:val="32"/>
+          <w:szCs w:val="32"/>
+        </w:rPr>
+        <w:br/>
+      </w:r>
+      <w:r>
+        <w:rPr>
+          <w:rFonts w:cstheme="minorHAnsi"/>
+          <w:b/>
+          <w:bCs/>
+          <w:color w:val="0D0D0D" w:themeColor="text1" w:themeTint="F2"/>
+          <w:sz w:val="32"/>
+          <w:szCs w:val="32"/>
+        </w:rPr>
+        <w:t>Example</w:t>
+      </w:r>
+      <w:r>
+        <w:rPr>
+          <w:rFonts w:cstheme="minorHAnsi"/>
+          <w:color w:val="0D0D0D" w:themeColor="text1" w:themeTint="F2"/>
+          <w:sz w:val="32"/>
+          <w:szCs w:val="32"/>
+        </w:rPr>
+        <w:t>: Talking on the phone while cooking dinner.</w:t>
+      </w:r>
+    </w:p>
+    <w:p>
+      <w:pPr>
+        <w:rPr>
+          <w:rFonts w:cstheme="minorHAnsi"/>
+          <w:color w:val="0D0D0D" w:themeColor="text1" w:themeTint="F2"/>
+          <w:sz w:val="32"/>
+          <w:szCs w:val="32"/>
+        </w:rPr>
+      </w:pPr>
+      <w:r>
+        <w:rPr>
+          <w:rFonts w:cstheme="minorHAnsi"/>
+          <w:color w:val="0D0D0D" w:themeColor="text1" w:themeTint="F2"/>
+          <w:sz w:val="32"/>
+          <w:szCs w:val="32"/>
+        </w:rPr>
+        <w:t>These skills help us stay on task, avoid distractions, and handle multiple things at once.</w:t>
+      </w:r>
+    </w:p>
+    <w:p>
+      <w:pPr>
+        <w:rPr>
+          <w:rFonts w:cstheme="minorHAnsi"/>
+          <w:color w:val="0D0D0D" w:themeColor="text1" w:themeTint="F2"/>
+          <w:sz w:val="32"/>
+          <w:szCs w:val="32"/>
+        </w:rPr>
+      </w:pPr>
+    </w:p>
     <w:sectPr>
       <w:pgSz w:w="12240" w:h="15840"/>
       <w:pgMar w:top="1440" w:right="1440" w:bottom="1440" w:left="1440" w:header="720" w:footer="720" w:gutter="0"/>
@@ -10280,6 +12307,119 @@
     </w:lvl>
   </w:abstractNum>
   <w:abstractNum w:abstractNumId="4" w15:restartNumberingAfterBreak="0">
+    <w:nsid w:val="08FE2BB8"/>
+    <w:multiLevelType w:val="hybridMultilevel"/>
+    <w:tmpl w:val="FAC86792"/>
+    <w:lvl w:ilvl="0" w:tplc="04090001">
+      <w:start w:val="1"/>
+      <w:numFmt w:val="bullet"/>
+      <w:lvlText w:val=""/>
+      <w:lvlJc w:val="left"/>
+      <w:pPr>
+        <w:ind w:left="720" w:hanging="360"/>
+      </w:pPr>
+      <w:rPr>
+        <w:rFonts w:ascii="Symbol" w:hAnsi="Symbol" w:hint="default"/>
+      </w:rPr>
+    </w:lvl>
+    <w:lvl w:ilvl="1" w:tplc="04090003" w:tentative="1">
+      <w:start w:val="1"/>
+      <w:numFmt w:val="bullet"/>
+      <w:lvlText w:val="o"/>
+      <w:lvlJc w:val="left"/>
+      <w:pPr>
+        <w:ind w:left="1440" w:hanging="360"/>
+      </w:pPr>
+      <w:rPr>
+        <w:rFonts w:ascii="Courier New" w:hAnsi="Courier New" w:cs="Courier New" w:hint="default"/>
+      </w:rPr>
+    </w:lvl>
+    <w:lvl w:ilvl="2" w:tplc="04090005" w:tentative="1">
+      <w:start w:val="1"/>
+      <w:numFmt w:val="bullet"/>
+      <w:lvlText w:val=""/>
+      <w:lvlJc w:val="left"/>
+      <w:pPr>
+        <w:ind w:left="2160" w:hanging="360"/>
+      </w:pPr>
+      <w:rPr>
+        <w:rFonts w:ascii="Wingdings" w:hAnsi="Wingdings" w:hint="default"/>
+      </w:rPr>
+    </w:lvl>
+    <w:lvl w:ilvl="3" w:tplc="04090001" w:tentative="1">
+      <w:start w:val="1"/>
+      <w:numFmt w:val="bullet"/>
+      <w:lvlText w:val=""/>
+      <w:lvlJc w:val="left"/>
+      <w:pPr>
+        <w:ind w:left="2880" w:hanging="360"/>
+      </w:pPr>
+      <w:rPr>
+        <w:rFonts w:ascii="Symbol" w:hAnsi="Symbol" w:hint="default"/>
+      </w:rPr>
+    </w:lvl>
+    <w:lvl w:ilvl="4" w:tplc="04090003" w:tentative="1">
+      <w:start w:val="1"/>
+      <w:numFmt w:val="bullet"/>
+      <w:lvlText w:val="o"/>
+      <w:lvlJc w:val="left"/>
+      <w:pPr>
+        <w:ind w:left="3600" w:hanging="360"/>
+      </w:pPr>
+      <w:rPr>
+        <w:rFonts w:ascii="Courier New" w:hAnsi="Courier New" w:cs="Courier New" w:hint="default"/>
+      </w:rPr>
+    </w:lvl>
+    <w:lvl w:ilvl="5" w:tplc="04090005" w:tentative="1">
+      <w:start w:val="1"/>
+      <w:numFmt w:val="bullet"/>
+      <w:lvlText w:val=""/>
+      <w:lvlJc w:val="left"/>
+      <w:pPr>
+        <w:ind w:left="4320" w:hanging="360"/>
+      </w:pPr>
+      <w:rPr>
+        <w:rFonts w:ascii="Wingdings" w:hAnsi="Wingdings" w:hint="default"/>
+      </w:rPr>
+    </w:lvl>
+    <w:lvl w:ilvl="6" w:tplc="04090001" w:tentative="1">
+      <w:start w:val="1"/>
+      <w:numFmt w:val="bullet"/>
+      <w:lvlText w:val=""/>
+      <w:lvlJc w:val="left"/>
+      <w:pPr>
+        <w:ind w:left="5040" w:hanging="360"/>
+      </w:pPr>
+      <w:rPr>
+        <w:rFonts w:ascii="Symbol" w:hAnsi="Symbol" w:hint="default"/>
+      </w:rPr>
+    </w:lvl>
+    <w:lvl w:ilvl="7" w:tplc="04090003" w:tentative="1">
+      <w:start w:val="1"/>
+      <w:numFmt w:val="bullet"/>
+      <w:lvlText w:val="o"/>
+      <w:lvlJc w:val="left"/>
+      <w:pPr>
+        <w:ind w:left="5760" w:hanging="360"/>
+      </w:pPr>
+      <w:rPr>
+        <w:rFonts w:ascii="Courier New" w:hAnsi="Courier New" w:cs="Courier New" w:hint="default"/>
+      </w:rPr>
+    </w:lvl>
+    <w:lvl w:ilvl="8" w:tplc="04090005" w:tentative="1">
+      <w:start w:val="1"/>
+      <w:numFmt w:val="bullet"/>
+      <w:lvlText w:val=""/>
+      <w:lvlJc w:val="left"/>
+      <w:pPr>
+        <w:ind w:left="6480" w:hanging="360"/>
+      </w:pPr>
+      <w:rPr>
+        <w:rFonts w:ascii="Wingdings" w:hAnsi="Wingdings" w:hint="default"/>
+      </w:rPr>
+    </w:lvl>
+  </w:abstractNum>
+  <w:abstractNum w:abstractNumId="5" w15:restartNumberingAfterBreak="0">
     <w:nsid w:val="0BAF657A"/>
     <w:multiLevelType w:val="multilevel"/>
     <w:tmpl w:val="88164D64"/>
@@ -10428,7 +12568,156 @@
       </w:rPr>
     </w:lvl>
   </w:abstractNum>
-  <w:abstractNum w:abstractNumId="5" w15:restartNumberingAfterBreak="0">
+  <w:abstractNum w:abstractNumId="6" w15:restartNumberingAfterBreak="0">
+    <w:nsid w:val="0BCA6412"/>
+    <w:multiLevelType w:val="multilevel"/>
+    <w:tmpl w:val="BD6E9CC0"/>
+    <w:lvl w:ilvl="0">
+      <w:start w:val="1"/>
+      <w:numFmt w:val="bullet"/>
+      <w:lvlText w:val=""/>
+      <w:lvlJc w:val="left"/>
+      <w:pPr>
+        <w:tabs>
+          <w:tab w:val="num" w:pos="720"/>
+        </w:tabs>
+        <w:ind w:left="720" w:hanging="360"/>
+      </w:pPr>
+      <w:rPr>
+        <w:rFonts w:ascii="Symbol" w:hAnsi="Symbol" w:hint="default"/>
+        <w:sz w:val="20"/>
+      </w:rPr>
+    </w:lvl>
+    <w:lvl w:ilvl="1" w:tentative="1">
+      <w:start w:val="1"/>
+      <w:numFmt w:val="bullet"/>
+      <w:lvlText w:val="o"/>
+      <w:lvlJc w:val="left"/>
+      <w:pPr>
+        <w:tabs>
+          <w:tab w:val="num" w:pos="1440"/>
+        </w:tabs>
+        <w:ind w:left="1440" w:hanging="360"/>
+      </w:pPr>
+      <w:rPr>
+        <w:rFonts w:ascii="Courier New" w:hAnsi="Courier New" w:hint="default"/>
+        <w:sz w:val="20"/>
+      </w:rPr>
+    </w:lvl>
+    <w:lvl w:ilvl="2" w:tentative="1">
+      <w:start w:val="1"/>
+      <w:numFmt w:val="bullet"/>
+      <w:lvlText w:val=""/>
+      <w:lvlJc w:val="left"/>
+      <w:pPr>
+        <w:tabs>
+          <w:tab w:val="num" w:pos="2160"/>
+        </w:tabs>
+        <w:ind w:left="2160" w:hanging="360"/>
+      </w:pPr>
+      <w:rPr>
+        <w:rFonts w:ascii="Wingdings" w:hAnsi="Wingdings" w:hint="default"/>
+        <w:sz w:val="20"/>
+      </w:rPr>
+    </w:lvl>
+    <w:lvl w:ilvl="3" w:tentative="1">
+      <w:start w:val="1"/>
+      <w:numFmt w:val="bullet"/>
+      <w:lvlText w:val=""/>
+      <w:lvlJc w:val="left"/>
+      <w:pPr>
+        <w:tabs>
+          <w:tab w:val="num" w:pos="2880"/>
+        </w:tabs>
+        <w:ind w:left="2880" w:hanging="360"/>
+      </w:pPr>
+      <w:rPr>
+        <w:rFonts w:ascii="Wingdings" w:hAnsi="Wingdings" w:hint="default"/>
+        <w:sz w:val="20"/>
+      </w:rPr>
+    </w:lvl>
+    <w:lvl w:ilvl="4" w:tentative="1">
+      <w:start w:val="1"/>
+      <w:numFmt w:val="bullet"/>
+      <w:lvlText w:val=""/>
+      <w:lvlJc w:val="left"/>
+      <w:pPr>
+        <w:tabs>
+          <w:tab w:val="num" w:pos="3600"/>
+        </w:tabs>
+        <w:ind w:left="3600" w:hanging="360"/>
+      </w:pPr>
+      <w:rPr>
+        <w:rFonts w:ascii="Wingdings" w:hAnsi="Wingdings" w:hint="default"/>
+        <w:sz w:val="20"/>
+      </w:rPr>
+    </w:lvl>
+    <w:lvl w:ilvl="5" w:tentative="1">
+      <w:start w:val="1"/>
+      <w:numFmt w:val="bullet"/>
+      <w:lvlText w:val=""/>
+      <w:lvlJc w:val="left"/>
+      <w:pPr>
+        <w:tabs>
+          <w:tab w:val="num" w:pos="4320"/>
+        </w:tabs>
+        <w:ind w:left="4320" w:hanging="360"/>
+      </w:pPr>
+      <w:rPr>
+        <w:rFonts w:ascii="Wingdings" w:hAnsi="Wingdings" w:hint="default"/>
+        <w:sz w:val="20"/>
+      </w:rPr>
+    </w:lvl>
+    <w:lvl w:ilvl="6" w:tentative="1">
+      <w:start w:val="1"/>
+      <w:numFmt w:val="bullet"/>
+      <w:lvlText w:val=""/>
+      <w:lvlJc w:val="left"/>
+      <w:pPr>
+        <w:tabs>
+          <w:tab w:val="num" w:pos="5040"/>
+        </w:tabs>
+        <w:ind w:left="5040" w:hanging="360"/>
+      </w:pPr>
+      <w:rPr>
+        <w:rFonts w:ascii="Wingdings" w:hAnsi="Wingdings" w:hint="default"/>
+        <w:sz w:val="20"/>
+      </w:rPr>
+    </w:lvl>
+    <w:lvl w:ilvl="7" w:tentative="1">
+      <w:start w:val="1"/>
+      <w:numFmt w:val="bullet"/>
+      <w:lvlText w:val=""/>
+      <w:lvlJc w:val="left"/>
+      <w:pPr>
+        <w:tabs>
+          <w:tab w:val="num" w:pos="5760"/>
+        </w:tabs>
+        <w:ind w:left="5760" w:hanging="360"/>
+      </w:pPr>
+      <w:rPr>
+        <w:rFonts w:ascii="Wingdings" w:hAnsi="Wingdings" w:hint="default"/>
+        <w:sz w:val="20"/>
+      </w:rPr>
+    </w:lvl>
+    <w:lvl w:ilvl="8" w:tentative="1">
+      <w:start w:val="1"/>
+      <w:numFmt w:val="bullet"/>
+      <w:lvlText w:val=""/>
+      <w:lvlJc w:val="left"/>
+      <w:pPr>
+        <w:tabs>
+          <w:tab w:val="num" w:pos="6480"/>
+        </w:tabs>
+        <w:ind w:left="6480" w:hanging="360"/>
+      </w:pPr>
+      <w:rPr>
+        <w:rFonts w:ascii="Wingdings" w:hAnsi="Wingdings" w:hint="default"/>
+        <w:sz w:val="20"/>
+      </w:rPr>
+    </w:lvl>
+  </w:abstractNum>
+  <w:abstractNum w:abstractNumId="7" w15:restartNumberingAfterBreak="0">
     <w:nsid w:val="0EAE56F9"/>
     <w:multiLevelType w:val="multilevel"/>
     <w:tmpl w:val="2CA061B8"/>
@@ -10577,7 +12866,7 @@
       </w:rPr>
     </w:lvl>
   </w:abstractNum>
-  <w:abstractNum w:abstractNumId="6" w15:restartNumberingAfterBreak="0">
+  <w:abstractNum w:abstractNumId="8" w15:restartNumberingAfterBreak="0">
     <w:nsid w:val="0F991D02"/>
     <w:multiLevelType w:val="hybridMultilevel"/>
     <w:tmpl w:val="380A351E"/>
@@ -10690,7 +12979,7 @@
       </w:rPr>
     </w:lvl>
   </w:abstractNum>
-  <w:abstractNum w:abstractNumId="7" w15:restartNumberingAfterBreak="0">
+  <w:abstractNum w:abstractNumId="9" w15:restartNumberingAfterBreak="0">
     <w:nsid w:val="112A24E6"/>
     <w:multiLevelType w:val="hybridMultilevel"/>
     <w:tmpl w:val="7A5ECFB2"/>
@@ -10805,7 +13094,7 @@
       </w:rPr>
     </w:lvl>
   </w:abstractNum>
-  <w:abstractNum w:abstractNumId="8" w15:restartNumberingAfterBreak="0">
+  <w:abstractNum w:abstractNumId="10" w15:restartNumberingAfterBreak="0">
     <w:nsid w:val="129467E6"/>
     <w:multiLevelType w:val="multilevel"/>
     <w:tmpl w:val="836067D4"/>
@@ -10954,7 +13243,7 @@
       </w:rPr>
     </w:lvl>
   </w:abstractNum>
-  <w:abstractNum w:abstractNumId="9" w15:restartNumberingAfterBreak="0">
+  <w:abstractNum w:abstractNumId="11" w15:restartNumberingAfterBreak="0">
     <w:nsid w:val="13234F57"/>
     <w:multiLevelType w:val="hybridMultilevel"/>
     <w:tmpl w:val="E9061C76"/>
@@ -11067,7 +13356,7 @@
       </w:rPr>
     </w:lvl>
   </w:abstractNum>
-  <w:abstractNum w:abstractNumId="10" w15:restartNumberingAfterBreak="0">
+  <w:abstractNum w:abstractNumId="12" w15:restartNumberingAfterBreak="0">
     <w:nsid w:val="134B56E1"/>
     <w:multiLevelType w:val="hybridMultilevel"/>
     <w:tmpl w:val="8C90FC84"/>
@@ -11207,7 +13496,7 @@
       </w:rPr>
     </w:lvl>
   </w:abstractNum>
-  <w:abstractNum w:abstractNumId="11" w15:restartNumberingAfterBreak="0">
+  <w:abstractNum w:abstractNumId="13" w15:restartNumberingAfterBreak="0">
     <w:nsid w:val="15CE2EAD"/>
     <w:multiLevelType w:val="multilevel"/>
     <w:tmpl w:val="9D86BA54"/>
@@ -11356,7 +13645,7 @@
       </w:rPr>
     </w:lvl>
   </w:abstractNum>
-  <w:abstractNum w:abstractNumId="12" w15:restartNumberingAfterBreak="0">
+  <w:abstractNum w:abstractNumId="14" w15:restartNumberingAfterBreak="0">
     <w:nsid w:val="16A02551"/>
     <w:multiLevelType w:val="hybridMultilevel"/>
     <w:tmpl w:val="A36E2B44"/>
@@ -11469,7 +13758,7 @@
       </w:rPr>
     </w:lvl>
   </w:abstractNum>
-  <w:abstractNum w:abstractNumId="13" w15:restartNumberingAfterBreak="0">
+  <w:abstractNum w:abstractNumId="15" w15:restartNumberingAfterBreak="0">
     <w:nsid w:val="177342B7"/>
     <w:multiLevelType w:val="multilevel"/>
     <w:tmpl w:val="35CC2F18"/>
@@ -11618,7 +13907,120 @@
       </w:rPr>
     </w:lvl>
   </w:abstractNum>
-  <w:abstractNum w:abstractNumId="14" w15:restartNumberingAfterBreak="0">
+  <w:abstractNum w:abstractNumId="16" w15:restartNumberingAfterBreak="0">
+    <w:nsid w:val="18040BC3"/>
+    <w:multiLevelType w:val="hybridMultilevel"/>
+    <w:tmpl w:val="D51413BE"/>
+    <w:lvl w:ilvl="0" w:tplc="04090001">
+      <w:start w:val="1"/>
+      <w:numFmt w:val="bullet"/>
+      <w:lvlText w:val=""/>
+      <w:lvlJc w:val="left"/>
+      <w:pPr>
+        <w:ind w:left="720" w:hanging="360"/>
+      </w:pPr>
+      <w:rPr>
+        <w:rFonts w:ascii="Symbol" w:hAnsi="Symbol" w:hint="default"/>
+      </w:rPr>
+    </w:lvl>
+    <w:lvl w:ilvl="1" w:tplc="04090003" w:tentative="1">
+      <w:start w:val="1"/>
+      <w:numFmt w:val="bullet"/>
+      <w:lvlText w:val="o"/>
+      <w:lvlJc w:val="left"/>
+      <w:pPr>
+        <w:ind w:left="1440" w:hanging="360"/>
+      </w:pPr>
+      <w:rPr>
+        <w:rFonts w:ascii="Courier New" w:hAnsi="Courier New" w:cs="Courier New" w:hint="default"/>
+      </w:rPr>
+    </w:lvl>
+    <w:lvl w:ilvl="2" w:tplc="04090005" w:tentative="1">
+      <w:start w:val="1"/>
+      <w:numFmt w:val="bullet"/>
+      <w:lvlText w:val=""/>
+      <w:lvlJc w:val="left"/>
+      <w:pPr>
+        <w:ind w:left="2160" w:hanging="360"/>
+      </w:pPr>
+      <w:rPr>
+        <w:rFonts w:ascii="Wingdings" w:hAnsi="Wingdings" w:hint="default"/>
+      </w:rPr>
+    </w:lvl>
+    <w:lvl w:ilvl="3" w:tplc="04090001" w:tentative="1">
+      <w:start w:val="1"/>
+      <w:numFmt w:val="bullet"/>
+      <w:lvlText w:val=""/>
+      <w:lvlJc w:val="left"/>
+      <w:pPr>
+        <w:ind w:left="2880" w:hanging="360"/>
+      </w:pPr>
+      <w:rPr>
+        <w:rFonts w:ascii="Symbol" w:hAnsi="Symbol" w:hint="default"/>
+      </w:rPr>
+    </w:lvl>
+    <w:lvl w:ilvl="4" w:tplc="04090003" w:tentative="1">
+      <w:start w:val="1"/>
+      <w:numFmt w:val="bullet"/>
+      <w:lvlText w:val="o"/>
+      <w:lvlJc w:val="left"/>
+      <w:pPr>
+        <w:ind w:left="3600" w:hanging="360"/>
+      </w:pPr>
+      <w:rPr>
+        <w:rFonts w:ascii="Courier New" w:hAnsi="Courier New" w:cs="Courier New" w:hint="default"/>
+      </w:rPr>
+    </w:lvl>
+    <w:lvl w:ilvl="5" w:tplc="04090005" w:tentative="1">
+      <w:start w:val="1"/>
+      <w:numFmt w:val="bullet"/>
+      <w:lvlText w:val=""/>
+      <w:lvlJc w:val="left"/>
+      <w:pPr>
+        <w:ind w:left="4320" w:hanging="360"/>
+      </w:pPr>
+      <w:rPr>
+        <w:rFonts w:ascii="Wingdings" w:hAnsi="Wingdings" w:hint="default"/>
+      </w:rPr>
+    </w:lvl>
+    <w:lvl w:ilvl="6" w:tplc="04090001" w:tentative="1">
+      <w:start w:val="1"/>
+      <w:numFmt w:val="bullet"/>
+      <w:lvlText w:val=""/>
+      <w:lvlJc w:val="left"/>
+      <w:pPr>
+        <w:ind w:left="5040" w:hanging="360"/>
+      </w:pPr>
+      <w:rPr>
+        <w:rFonts w:ascii="Symbol" w:hAnsi="Symbol" w:hint="default"/>
+      </w:rPr>
+    </w:lvl>
+    <w:lvl w:ilvl="7" w:tplc="04090003" w:tentative="1">
+      <w:start w:val="1"/>
+      <w:numFmt w:val="bullet"/>
+      <w:lvlText w:val="o"/>
+      <w:lvlJc w:val="left"/>
+      <w:pPr>
+        <w:ind w:left="5760" w:hanging="360"/>
+      </w:pPr>
+      <w:rPr>
+        <w:rFonts w:ascii="Courier New" w:hAnsi="Courier New" w:cs="Courier New" w:hint="default"/>
+      </w:rPr>
+    </w:lvl>
+    <w:lvl w:ilvl="8" w:tplc="04090005" w:tentative="1">
+      <w:start w:val="1"/>
+      <w:numFmt w:val="bullet"/>
+      <w:lvlText w:val=""/>
+      <w:lvlJc w:val="left"/>
+      <w:pPr>
+        <w:ind w:left="6480" w:hanging="360"/>
+      </w:pPr>
+      <w:rPr>
+        <w:rFonts w:ascii="Wingdings" w:hAnsi="Wingdings" w:hint="default"/>
+      </w:rPr>
+    </w:lvl>
+  </w:abstractNum>
+  <w:abstractNum w:abstractNumId="17" w15:restartNumberingAfterBreak="0">
     <w:nsid w:val="1A0D0AA1"/>
     <w:multiLevelType w:val="multilevel"/>
     <w:tmpl w:val="E3B8BF1A"/>
@@ -11731,7 +14133,7 @@
       </w:pPr>
     </w:lvl>
   </w:abstractNum>
-  <w:abstractNum w:abstractNumId="15" w15:restartNumberingAfterBreak="0">
+  <w:abstractNum w:abstractNumId="18" w15:restartNumberingAfterBreak="0">
     <w:nsid w:val="1E2A59B7"/>
     <w:multiLevelType w:val="hybridMultilevel"/>
     <w:tmpl w:val="3AAAE4DE"/>
@@ -11844,7 +14246,7 @@
       </w:rPr>
     </w:lvl>
   </w:abstractNum>
-  <w:abstractNum w:abstractNumId="16" w15:restartNumberingAfterBreak="0">
+  <w:abstractNum w:abstractNumId="19" w15:restartNumberingAfterBreak="0">
     <w:nsid w:val="1E6A0DD1"/>
     <w:multiLevelType w:val="hybridMultilevel"/>
     <w:tmpl w:val="6FA8EF12"/>
@@ -11984,7 +14386,7 @@
       </w:rPr>
     </w:lvl>
   </w:abstractNum>
-  <w:abstractNum w:abstractNumId="17" w15:restartNumberingAfterBreak="0">
+  <w:abstractNum w:abstractNumId="20" w15:restartNumberingAfterBreak="0">
     <w:nsid w:val="212A0E33"/>
     <w:multiLevelType w:val="hybridMultilevel"/>
     <w:tmpl w:val="D30C1F5C"/>
@@ -12124,7 +14526,7 @@
       </w:rPr>
     </w:lvl>
   </w:abstractNum>
-  <w:abstractNum w:abstractNumId="18" w15:restartNumberingAfterBreak="0">
+  <w:abstractNum w:abstractNumId="21" w15:restartNumberingAfterBreak="0">
     <w:nsid w:val="25501BD0"/>
     <w:multiLevelType w:val="multilevel"/>
     <w:tmpl w:val="D7F219C8"/>
@@ -12241,7 +14643,7 @@
       </w:pPr>
     </w:lvl>
   </w:abstractNum>
-  <w:abstractNum w:abstractNumId="19" w15:restartNumberingAfterBreak="0">
+  <w:abstractNum w:abstractNumId="22" w15:restartNumberingAfterBreak="0">
     <w:nsid w:val="25E574F5"/>
     <w:multiLevelType w:val="multilevel"/>
     <w:tmpl w:val="6AFCB480"/>
@@ -12390,7 +14792,7 @@
       </w:rPr>
     </w:lvl>
   </w:abstractNum>
-  <w:abstractNum w:abstractNumId="20" w15:restartNumberingAfterBreak="0">
+  <w:abstractNum w:abstractNumId="23" w15:restartNumberingAfterBreak="0">
     <w:nsid w:val="271E5A93"/>
     <w:multiLevelType w:val="hybridMultilevel"/>
     <w:tmpl w:val="E788E99A"/>
@@ -12503,7 +14905,7 @@
       </w:pPr>
     </w:lvl>
   </w:abstractNum>
-  <w:abstractNum w:abstractNumId="21" w15:restartNumberingAfterBreak="0">
+  <w:abstractNum w:abstractNumId="24" w15:restartNumberingAfterBreak="0">
     <w:nsid w:val="27C271ED"/>
     <w:multiLevelType w:val="hybridMultilevel"/>
     <w:tmpl w:val="D3C84230"/>
@@ -12616,7 +15018,7 @@
       </w:rPr>
     </w:lvl>
   </w:abstractNum>
-  <w:abstractNum w:abstractNumId="22" w15:restartNumberingAfterBreak="0">
+  <w:abstractNum w:abstractNumId="25" w15:restartNumberingAfterBreak="0">
     <w:nsid w:val="2BB6220E"/>
     <w:multiLevelType w:val="hybridMultilevel"/>
     <w:tmpl w:val="7CD8FB2A"/>
@@ -12731,7 +15133,7 @@
       </w:rPr>
     </w:lvl>
   </w:abstractNum>
-  <w:abstractNum w:abstractNumId="23" w15:restartNumberingAfterBreak="0">
+  <w:abstractNum w:abstractNumId="26" w15:restartNumberingAfterBreak="0">
     <w:nsid w:val="2D02531D"/>
     <w:multiLevelType w:val="multilevel"/>
     <w:tmpl w:val="D8CA7846"/>
@@ -12880,7 +15282,7 @@
       </w:rPr>
     </w:lvl>
   </w:abstractNum>
-  <w:abstractNum w:abstractNumId="24" w15:restartNumberingAfterBreak="0">
+  <w:abstractNum w:abstractNumId="27" w15:restartNumberingAfterBreak="0">
     <w:nsid w:val="2F7317AC"/>
     <w:multiLevelType w:val="hybridMultilevel"/>
     <w:tmpl w:val="85D6F6E4"/>
@@ -12970,7 +15372,7 @@
       </w:pPr>
     </w:lvl>
   </w:abstractNum>
-  <w:abstractNum w:abstractNumId="25" w15:restartNumberingAfterBreak="0">
+  <w:abstractNum w:abstractNumId="28" w15:restartNumberingAfterBreak="0">
     <w:nsid w:val="31BC2C60"/>
     <w:multiLevelType w:val="multilevel"/>
     <w:tmpl w:val="2C2AC9FC"/>
@@ -13119,7 +15521,7 @@
       </w:rPr>
     </w:lvl>
   </w:abstractNum>
-  <w:abstractNum w:abstractNumId="26" w15:restartNumberingAfterBreak="0">
+  <w:abstractNum w:abstractNumId="29" w15:restartNumberingAfterBreak="0">
     <w:nsid w:val="33004910"/>
     <w:multiLevelType w:val="hybridMultilevel"/>
     <w:tmpl w:val="8126EFDC"/>
@@ -13234,7 +15636,156 @@
       </w:rPr>
     </w:lvl>
   </w:abstractNum>
-  <w:abstractNum w:abstractNumId="27" w15:restartNumberingAfterBreak="0">
+  <w:abstractNum w:abstractNumId="30" w15:restartNumberingAfterBreak="0">
+    <w:nsid w:val="333542F0"/>
+    <w:multiLevelType w:val="multilevel"/>
+    <w:tmpl w:val="7D247260"/>
+    <w:lvl w:ilvl="0">
+      <w:start w:val="1"/>
+      <w:numFmt w:val="bullet"/>
+      <w:lvlText w:val=""/>
+      <w:lvlJc w:val="left"/>
+      <w:pPr>
+        <w:tabs>
+          <w:tab w:val="num" w:pos="720"/>
+        </w:tabs>
+        <w:ind w:left="720" w:hanging="360"/>
+      </w:pPr>
+      <w:rPr>
+        <w:rFonts w:ascii="Symbol" w:hAnsi="Symbol" w:hint="default"/>
+        <w:sz w:val="20"/>
+      </w:rPr>
+    </w:lvl>
+    <w:lvl w:ilvl="1" w:tentative="1">
+      <w:start w:val="1"/>
+      <w:numFmt w:val="bullet"/>
+      <w:lvlText w:val="o"/>
+      <w:lvlJc w:val="left"/>
+      <w:pPr>
+        <w:tabs>
+          <w:tab w:val="num" w:pos="1440"/>
+        </w:tabs>
+        <w:ind w:left="1440" w:hanging="360"/>
+      </w:pPr>
+      <w:rPr>
+        <w:rFonts w:ascii="Courier New" w:hAnsi="Courier New" w:hint="default"/>
+        <w:sz w:val="20"/>
+      </w:rPr>
+    </w:lvl>
+    <w:lvl w:ilvl="2" w:tentative="1">
+      <w:start w:val="1"/>
+      <w:numFmt w:val="bullet"/>
+      <w:lvlText w:val=""/>
+      <w:lvlJc w:val="left"/>
+      <w:pPr>
+        <w:tabs>
+          <w:tab w:val="num" w:pos="2160"/>
+        </w:tabs>
+        <w:ind w:left="2160" w:hanging="360"/>
+      </w:pPr>
+      <w:rPr>
+        <w:rFonts w:ascii="Wingdings" w:hAnsi="Wingdings" w:hint="default"/>
+        <w:sz w:val="20"/>
+      </w:rPr>
+    </w:lvl>
+    <w:lvl w:ilvl="3" w:tentative="1">
+      <w:start w:val="1"/>
+      <w:numFmt w:val="bullet"/>
+      <w:lvlText w:val=""/>
+      <w:lvlJc w:val="left"/>
+      <w:pPr>
+        <w:tabs>
+          <w:tab w:val="num" w:pos="2880"/>
+        </w:tabs>
+        <w:ind w:left="2880" w:hanging="360"/>
+      </w:pPr>
+      <w:rPr>
+        <w:rFonts w:ascii="Wingdings" w:hAnsi="Wingdings" w:hint="default"/>
+        <w:sz w:val="20"/>
+      </w:rPr>
+    </w:lvl>
+    <w:lvl w:ilvl="4" w:tentative="1">
+      <w:start w:val="1"/>
+      <w:numFmt w:val="bullet"/>
+      <w:lvlText w:val=""/>
+      <w:lvlJc w:val="left"/>
+      <w:pPr>
+        <w:tabs>
+          <w:tab w:val="num" w:pos="3600"/>
+        </w:tabs>
+        <w:ind w:left="3600" w:hanging="360"/>
+      </w:pPr>
+      <w:rPr>
+        <w:rFonts w:ascii="Wingdings" w:hAnsi="Wingdings" w:hint="default"/>
+        <w:sz w:val="20"/>
+      </w:rPr>
+    </w:lvl>
+    <w:lvl w:ilvl="5" w:tentative="1">
+      <w:start w:val="1"/>
+      <w:numFmt w:val="bullet"/>
+      <w:lvlText w:val=""/>
+      <w:lvlJc w:val="left"/>
+      <w:pPr>
+        <w:tabs>
+          <w:tab w:val="num" w:pos="4320"/>
+        </w:tabs>
+        <w:ind w:left="4320" w:hanging="360"/>
+      </w:pPr>
+      <w:rPr>
+        <w:rFonts w:ascii="Wingdings" w:hAnsi="Wingdings" w:hint="default"/>
+        <w:sz w:val="20"/>
+      </w:rPr>
+    </w:lvl>
+    <w:lvl w:ilvl="6" w:tentative="1">
+      <w:start w:val="1"/>
+      <w:numFmt w:val="bullet"/>
+      <w:lvlText w:val=""/>
+      <w:lvlJc w:val="left"/>
+      <w:pPr>
+        <w:tabs>
+          <w:tab w:val="num" w:pos="5040"/>
+        </w:tabs>
+        <w:ind w:left="5040" w:hanging="360"/>
+      </w:pPr>
+      <w:rPr>
+        <w:rFonts w:ascii="Wingdings" w:hAnsi="Wingdings" w:hint="default"/>
+        <w:sz w:val="20"/>
+      </w:rPr>
+    </w:lvl>
+    <w:lvl w:ilvl="7" w:tentative="1">
+      <w:start w:val="1"/>
+      <w:numFmt w:val="bullet"/>
+      <w:lvlText w:val=""/>
+      <w:lvlJc w:val="left"/>
+      <w:pPr>
+        <w:tabs>
+          <w:tab w:val="num" w:pos="5760"/>
+        </w:tabs>
+        <w:ind w:left="5760" w:hanging="360"/>
+      </w:pPr>
+      <w:rPr>
+        <w:rFonts w:ascii="Wingdings" w:hAnsi="Wingdings" w:hint="default"/>
+        <w:sz w:val="20"/>
+      </w:rPr>
+    </w:lvl>
+    <w:lvl w:ilvl="8" w:tentative="1">
+      <w:start w:val="1"/>
+      <w:numFmt w:val="bullet"/>
+      <w:lvlText w:val=""/>
+      <w:lvlJc w:val="left"/>
+      <w:pPr>
+        <w:tabs>
+          <w:tab w:val="num" w:pos="6480"/>
+        </w:tabs>
+        <w:ind w:left="6480" w:hanging="360"/>
+      </w:pPr>
+      <w:rPr>
+        <w:rFonts w:ascii="Wingdings" w:hAnsi="Wingdings" w:hint="default"/>
+        <w:sz w:val="20"/>
+      </w:rPr>
+    </w:lvl>
+  </w:abstractNum>
+  <w:abstractNum w:abstractNumId="31" w15:restartNumberingAfterBreak="0">
     <w:nsid w:val="33F27670"/>
     <w:multiLevelType w:val="hybridMultilevel"/>
     <w:tmpl w:val="11322680"/>
@@ -13374,7 +15925,7 @@
       </w:rPr>
     </w:lvl>
   </w:abstractNum>
-  <w:abstractNum w:abstractNumId="28" w15:restartNumberingAfterBreak="0">
+  <w:abstractNum w:abstractNumId="32" w15:restartNumberingAfterBreak="0">
     <w:nsid w:val="34E73F5D"/>
     <w:multiLevelType w:val="multilevel"/>
     <w:tmpl w:val="28BAF340"/>
@@ -13523,7 +16074,7 @@
       </w:rPr>
     </w:lvl>
   </w:abstractNum>
-  <w:abstractNum w:abstractNumId="29" w15:restartNumberingAfterBreak="0">
+  <w:abstractNum w:abstractNumId="33" w15:restartNumberingAfterBreak="0">
     <w:nsid w:val="365D4FA6"/>
     <w:multiLevelType w:val="hybridMultilevel"/>
     <w:tmpl w:val="AE7660BA"/>
@@ -13636,7 +16187,7 @@
       </w:rPr>
     </w:lvl>
   </w:abstractNum>
-  <w:abstractNum w:abstractNumId="30" w15:restartNumberingAfterBreak="0">
+  <w:abstractNum w:abstractNumId="34" w15:restartNumberingAfterBreak="0">
     <w:nsid w:val="366C170F"/>
     <w:multiLevelType w:val="hybridMultilevel"/>
     <w:tmpl w:val="C0D8C6C8"/>
@@ -13749,7 +16300,7 @@
       </w:rPr>
     </w:lvl>
   </w:abstractNum>
-  <w:abstractNum w:abstractNumId="31" w15:restartNumberingAfterBreak="0">
+  <w:abstractNum w:abstractNumId="35" w15:restartNumberingAfterBreak="0">
     <w:nsid w:val="37573F7F"/>
     <w:multiLevelType w:val="hybridMultilevel"/>
     <w:tmpl w:val="1E308D2E"/>
@@ -13864,7 +16415,7 @@
       </w:rPr>
     </w:lvl>
   </w:abstractNum>
-  <w:abstractNum w:abstractNumId="32" w15:restartNumberingAfterBreak="0">
+  <w:abstractNum w:abstractNumId="36" w15:restartNumberingAfterBreak="0">
     <w:nsid w:val="383C04D4"/>
     <w:multiLevelType w:val="hybridMultilevel"/>
     <w:tmpl w:val="F2C4EFE8"/>
@@ -13977,7 +16528,156 @@
       </w:rPr>
     </w:lvl>
   </w:abstractNum>
-  <w:abstractNum w:abstractNumId="33" w15:restartNumberingAfterBreak="0">
+  <w:abstractNum w:abstractNumId="37" w15:restartNumberingAfterBreak="0">
+    <w:nsid w:val="38E727D8"/>
+    <w:multiLevelType w:val="multilevel"/>
+    <w:tmpl w:val="6A780E64"/>
+    <w:lvl w:ilvl="0">
+      <w:start w:val="1"/>
+      <w:numFmt w:val="bullet"/>
+      <w:lvlText w:val=""/>
+      <w:lvlJc w:val="left"/>
+      <w:pPr>
+        <w:tabs>
+          <w:tab w:val="num" w:pos="720"/>
+        </w:tabs>
+        <w:ind w:left="720" w:hanging="360"/>
+      </w:pPr>
+      <w:rPr>
+        <w:rFonts w:ascii="Symbol" w:hAnsi="Symbol" w:hint="default"/>
+        <w:sz w:val="20"/>
+      </w:rPr>
+    </w:lvl>
+    <w:lvl w:ilvl="1" w:tentative="1">
+      <w:start w:val="1"/>
+      <w:numFmt w:val="bullet"/>
+      <w:lvlText w:val="o"/>
+      <w:lvlJc w:val="left"/>
+      <w:pPr>
+        <w:tabs>
+          <w:tab w:val="num" w:pos="1440"/>
+        </w:tabs>
+        <w:ind w:left="1440" w:hanging="360"/>
+      </w:pPr>
+      <w:rPr>
+        <w:rFonts w:ascii="Courier New" w:hAnsi="Courier New" w:hint="default"/>
+        <w:sz w:val="20"/>
+      </w:rPr>
+    </w:lvl>
+    <w:lvl w:ilvl="2" w:tentative="1">
+      <w:start w:val="1"/>
+      <w:numFmt w:val="bullet"/>
+      <w:lvlText w:val=""/>
+      <w:lvlJc w:val="left"/>
+      <w:pPr>
+        <w:tabs>
+          <w:tab w:val="num" w:pos="2160"/>
+        </w:tabs>
+        <w:ind w:left="2160" w:hanging="360"/>
+      </w:pPr>
+      <w:rPr>
+        <w:rFonts w:ascii="Wingdings" w:hAnsi="Wingdings" w:hint="default"/>
+        <w:sz w:val="20"/>
+      </w:rPr>
+    </w:lvl>
+    <w:lvl w:ilvl="3" w:tentative="1">
+      <w:start w:val="1"/>
+      <w:numFmt w:val="bullet"/>
+      <w:lvlText w:val=""/>
+      <w:lvlJc w:val="left"/>
+      <w:pPr>
+        <w:tabs>
+          <w:tab w:val="num" w:pos="2880"/>
+        </w:tabs>
+        <w:ind w:left="2880" w:hanging="360"/>
+      </w:pPr>
+      <w:rPr>
+        <w:rFonts w:ascii="Wingdings" w:hAnsi="Wingdings" w:hint="default"/>
+        <w:sz w:val="20"/>
+      </w:rPr>
+    </w:lvl>
+    <w:lvl w:ilvl="4" w:tentative="1">
+      <w:start w:val="1"/>
+      <w:numFmt w:val="bullet"/>
+      <w:lvlText w:val=""/>
+      <w:lvlJc w:val="left"/>
+      <w:pPr>
+        <w:tabs>
+          <w:tab w:val="num" w:pos="3600"/>
+        </w:tabs>
+        <w:ind w:left="3600" w:hanging="360"/>
+      </w:pPr>
+      <w:rPr>
+        <w:rFonts w:ascii="Wingdings" w:hAnsi="Wingdings" w:hint="default"/>
+        <w:sz w:val="20"/>
+      </w:rPr>
+    </w:lvl>
+    <w:lvl w:ilvl="5" w:tentative="1">
+      <w:start w:val="1"/>
+      <w:numFmt w:val="bullet"/>
+      <w:lvlText w:val=""/>
+      <w:lvlJc w:val="left"/>
+      <w:pPr>
+        <w:tabs>
+          <w:tab w:val="num" w:pos="4320"/>
+        </w:tabs>
+        <w:ind w:left="4320" w:hanging="360"/>
+      </w:pPr>
+      <w:rPr>
+        <w:rFonts w:ascii="Wingdings" w:hAnsi="Wingdings" w:hint="default"/>
+        <w:sz w:val="20"/>
+      </w:rPr>
+    </w:lvl>
+    <w:lvl w:ilvl="6" w:tentative="1">
+      <w:start w:val="1"/>
+      <w:numFmt w:val="bullet"/>
+      <w:lvlText w:val=""/>
+      <w:lvlJc w:val="left"/>
+      <w:pPr>
+        <w:tabs>
+          <w:tab w:val="num" w:pos="5040"/>
+        </w:tabs>
+        <w:ind w:left="5040" w:hanging="360"/>
+      </w:pPr>
+      <w:rPr>
+        <w:rFonts w:ascii="Wingdings" w:hAnsi="Wingdings" w:hint="default"/>
+        <w:sz w:val="20"/>
+      </w:rPr>
+    </w:lvl>
+    <w:lvl w:ilvl="7" w:tentative="1">
+      <w:start w:val="1"/>
+      <w:numFmt w:val="bullet"/>
+      <w:lvlText w:val=""/>
+      <w:lvlJc w:val="left"/>
+      <w:pPr>
+        <w:tabs>
+          <w:tab w:val="num" w:pos="5760"/>
+        </w:tabs>
+        <w:ind w:left="5760" w:hanging="360"/>
+      </w:pPr>
+      <w:rPr>
+        <w:rFonts w:ascii="Wingdings" w:hAnsi="Wingdings" w:hint="default"/>
+        <w:sz w:val="20"/>
+      </w:rPr>
+    </w:lvl>
+    <w:lvl w:ilvl="8" w:tentative="1">
+      <w:start w:val="1"/>
+      <w:numFmt w:val="bullet"/>
+      <w:lvlText w:val=""/>
+      <w:lvlJc w:val="left"/>
+      <w:pPr>
+        <w:tabs>
+          <w:tab w:val="num" w:pos="6480"/>
+        </w:tabs>
+        <w:ind w:left="6480" w:hanging="360"/>
+      </w:pPr>
+      <w:rPr>
+        <w:rFonts w:ascii="Wingdings" w:hAnsi="Wingdings" w:hint="default"/>
+        <w:sz w:val="20"/>
+      </w:rPr>
+    </w:lvl>
+  </w:abstractNum>
+  <w:abstractNum w:abstractNumId="38" w15:restartNumberingAfterBreak="0">
     <w:nsid w:val="3BCF3B29"/>
     <w:multiLevelType w:val="multilevel"/>
     <w:tmpl w:val="9BB612DA"/>
@@ -14126,7 +16826,7 @@
       </w:rPr>
     </w:lvl>
   </w:abstractNum>
-  <w:abstractNum w:abstractNumId="34" w15:restartNumberingAfterBreak="0">
+  <w:abstractNum w:abstractNumId="39" w15:restartNumberingAfterBreak="0">
     <w:nsid w:val="3E795A2A"/>
     <w:multiLevelType w:val="hybridMultilevel"/>
     <w:tmpl w:val="06F64AE4"/>
@@ -14217,7 +16917,7 @@
       </w:pPr>
     </w:lvl>
   </w:abstractNum>
-  <w:abstractNum w:abstractNumId="35" w15:restartNumberingAfterBreak="0">
+  <w:abstractNum w:abstractNumId="40" w15:restartNumberingAfterBreak="0">
     <w:nsid w:val="3FC52CAF"/>
     <w:multiLevelType w:val="hybridMultilevel"/>
     <w:tmpl w:val="F1EEECD6"/>
@@ -14330,7 +17030,7 @@
       </w:rPr>
     </w:lvl>
   </w:abstractNum>
-  <w:abstractNum w:abstractNumId="36" w15:restartNumberingAfterBreak="0">
+  <w:abstractNum w:abstractNumId="41" w15:restartNumberingAfterBreak="0">
     <w:nsid w:val="407E74AD"/>
     <w:multiLevelType w:val="hybridMultilevel"/>
     <w:tmpl w:val="E2D6DAF8"/>
@@ -14443,7 +17143,120 @@
       </w:rPr>
     </w:lvl>
   </w:abstractNum>
-  <w:abstractNum w:abstractNumId="37" w15:restartNumberingAfterBreak="0">
+  <w:abstractNum w:abstractNumId="42" w15:restartNumberingAfterBreak="0">
+    <w:nsid w:val="40C86B4D"/>
+    <w:multiLevelType w:val="hybridMultilevel"/>
+    <w:tmpl w:val="75048266"/>
+    <w:lvl w:ilvl="0" w:tplc="04090001">
+      <w:start w:val="1"/>
+      <w:numFmt w:val="bullet"/>
+      <w:lvlText w:val=""/>
+      <w:lvlJc w:val="left"/>
+      <w:pPr>
+        <w:ind w:left="720" w:hanging="360"/>
+      </w:pPr>
+      <w:rPr>
+        <w:rFonts w:ascii="Symbol" w:hAnsi="Symbol" w:hint="default"/>
+      </w:rPr>
+    </w:lvl>
+    <w:lvl w:ilvl="1" w:tplc="04090003" w:tentative="1">
+      <w:start w:val="1"/>
+      <w:numFmt w:val="bullet"/>
+      <w:lvlText w:val="o"/>
+      <w:lvlJc w:val="left"/>
+      <w:pPr>
+        <w:ind w:left="1440" w:hanging="360"/>
+      </w:pPr>
+      <w:rPr>
+        <w:rFonts w:ascii="Courier New" w:hAnsi="Courier New" w:cs="Courier New" w:hint="default"/>
+      </w:rPr>
+    </w:lvl>
+    <w:lvl w:ilvl="2" w:tplc="04090005" w:tentative="1">
+      <w:start w:val="1"/>
+      <w:numFmt w:val="bullet"/>
+      <w:lvlText w:val=""/>
+      <w:lvlJc w:val="left"/>
+      <w:pPr>
+        <w:ind w:left="2160" w:hanging="360"/>
+      </w:pPr>
+      <w:rPr>
+        <w:rFonts w:ascii="Wingdings" w:hAnsi="Wingdings" w:hint="default"/>
+      </w:rPr>
+    </w:lvl>
+    <w:lvl w:ilvl="3" w:tplc="04090001" w:tentative="1">
+      <w:start w:val="1"/>
+      <w:numFmt w:val="bullet"/>
+      <w:lvlText w:val=""/>
+      <w:lvlJc w:val="left"/>
+      <w:pPr>
+        <w:ind w:left="2880" w:hanging="360"/>
+      </w:pPr>
+      <w:rPr>
+        <w:rFonts w:ascii="Symbol" w:hAnsi="Symbol" w:hint="default"/>
+      </w:rPr>
+    </w:lvl>
+    <w:lvl w:ilvl="4" w:tplc="04090003" w:tentative="1">
+      <w:start w:val="1"/>
+      <w:numFmt w:val="bullet"/>
+      <w:lvlText w:val="o"/>
+      <w:lvlJc w:val="left"/>
+      <w:pPr>
+        <w:ind w:left="3600" w:hanging="360"/>
+      </w:pPr>
+      <w:rPr>
+        <w:rFonts w:ascii="Courier New" w:hAnsi="Courier New" w:cs="Courier New" w:hint="default"/>
+      </w:rPr>
+    </w:lvl>
+    <w:lvl w:ilvl="5" w:tplc="04090005" w:tentative="1">
+      <w:start w:val="1"/>
+      <w:numFmt w:val="bullet"/>
+      <w:lvlText w:val=""/>
+      <w:lvlJc w:val="left"/>
+      <w:pPr>
+        <w:ind w:left="4320" w:hanging="360"/>
+      </w:pPr>
+      <w:rPr>
+        <w:rFonts w:ascii="Wingdings" w:hAnsi="Wingdings" w:hint="default"/>
+      </w:rPr>
+    </w:lvl>
+    <w:lvl w:ilvl="6" w:tplc="04090001" w:tentative="1">
+      <w:start w:val="1"/>
+      <w:numFmt w:val="bullet"/>
+      <w:lvlText w:val=""/>
+      <w:lvlJc w:val="left"/>
+      <w:pPr>
+        <w:ind w:left="5040" w:hanging="360"/>
+      </w:pPr>
+      <w:rPr>
+        <w:rFonts w:ascii="Symbol" w:hAnsi="Symbol" w:hint="default"/>
+      </w:rPr>
+    </w:lvl>
+    <w:lvl w:ilvl="7" w:tplc="04090003" w:tentative="1">
+      <w:start w:val="1"/>
+      <w:numFmt w:val="bullet"/>
+      <w:lvlText w:val="o"/>
+      <w:lvlJc w:val="left"/>
+      <w:pPr>
+        <w:ind w:left="5760" w:hanging="360"/>
+      </w:pPr>
+      <w:rPr>
+        <w:rFonts w:ascii="Courier New" w:hAnsi="Courier New" w:cs="Courier New" w:hint="default"/>
+      </w:rPr>
+    </w:lvl>
+    <w:lvl w:ilvl="8" w:tplc="04090005" w:tentative="1">
+      <w:start w:val="1"/>
+      <w:numFmt w:val="bullet"/>
+      <w:lvlText w:val=""/>
+      <w:lvlJc w:val="left"/>
+      <w:pPr>
+        <w:ind w:left="6480" w:hanging="360"/>
+      </w:pPr>
+      <w:rPr>
+        <w:rFonts w:ascii="Wingdings" w:hAnsi="Wingdings" w:hint="default"/>
+      </w:rPr>
+    </w:lvl>
+  </w:abstractNum>
+  <w:abstractNum w:abstractNumId="43" w15:restartNumberingAfterBreak="0">
     <w:nsid w:val="40E72499"/>
     <w:multiLevelType w:val="hybridMultilevel"/>
     <w:tmpl w:val="C00069C0"/>
@@ -14556,7 +17369,7 @@
       </w:rPr>
     </w:lvl>
   </w:abstractNum>
-  <w:abstractNum w:abstractNumId="38" w15:restartNumberingAfterBreak="0">
+  <w:abstractNum w:abstractNumId="44" w15:restartNumberingAfterBreak="0">
     <w:nsid w:val="41937486"/>
     <w:multiLevelType w:val="hybridMultilevel"/>
     <w:tmpl w:val="32122F36"/>
@@ -14669,7 +17482,7 @@
       </w:rPr>
     </w:lvl>
   </w:abstractNum>
-  <w:abstractNum w:abstractNumId="39" w15:restartNumberingAfterBreak="0">
+  <w:abstractNum w:abstractNumId="45" w15:restartNumberingAfterBreak="0">
     <w:nsid w:val="41C43FE4"/>
     <w:multiLevelType w:val="hybridMultilevel"/>
     <w:tmpl w:val="AD5C13D2"/>
@@ -14809,7 +17622,7 @@
       </w:rPr>
     </w:lvl>
   </w:abstractNum>
-  <w:abstractNum w:abstractNumId="40" w15:restartNumberingAfterBreak="0">
+  <w:abstractNum w:abstractNumId="46" w15:restartNumberingAfterBreak="0">
     <w:nsid w:val="47166C92"/>
     <w:multiLevelType w:val="multilevel"/>
     <w:tmpl w:val="BE22B5FC"/>
@@ -14958,7 +17771,7 @@
       </w:rPr>
     </w:lvl>
   </w:abstractNum>
-  <w:abstractNum w:abstractNumId="41" w15:restartNumberingAfterBreak="0">
+  <w:abstractNum w:abstractNumId="47" w15:restartNumberingAfterBreak="0">
     <w:nsid w:val="47676D0A"/>
     <w:multiLevelType w:val="hybridMultilevel"/>
     <w:tmpl w:val="CCA4534C"/>
@@ -15098,7 +17911,7 @@
       </w:rPr>
     </w:lvl>
   </w:abstractNum>
-  <w:abstractNum w:abstractNumId="42" w15:restartNumberingAfterBreak="0">
+  <w:abstractNum w:abstractNumId="48" w15:restartNumberingAfterBreak="0">
     <w:nsid w:val="481E7009"/>
     <w:multiLevelType w:val="hybridMultilevel"/>
     <w:tmpl w:val="A62ED942"/>
@@ -15184,7 +17997,7 @@
       </w:pPr>
     </w:lvl>
   </w:abstractNum>
-  <w:abstractNum w:abstractNumId="43" w15:restartNumberingAfterBreak="0">
+  <w:abstractNum w:abstractNumId="49" w15:restartNumberingAfterBreak="0">
     <w:nsid w:val="48C32F4B"/>
     <w:multiLevelType w:val="hybridMultilevel"/>
     <w:tmpl w:val="19BA6C48"/>
@@ -15297,7 +18110,7 @@
       </w:rPr>
     </w:lvl>
   </w:abstractNum>
-  <w:abstractNum w:abstractNumId="44" w15:restartNumberingAfterBreak="0">
+  <w:abstractNum w:abstractNumId="50" w15:restartNumberingAfterBreak="0">
     <w:nsid w:val="491D2826"/>
     <w:multiLevelType w:val="hybridMultilevel"/>
     <w:tmpl w:val="D0586B0A"/>
@@ -15437,7 +18250,7 @@
       </w:rPr>
     </w:lvl>
   </w:abstractNum>
-  <w:abstractNum w:abstractNumId="45" w15:restartNumberingAfterBreak="0">
+  <w:abstractNum w:abstractNumId="51" w15:restartNumberingAfterBreak="0">
     <w:nsid w:val="4B6076F6"/>
     <w:multiLevelType w:val="hybridMultilevel"/>
     <w:tmpl w:val="2E3C20B6"/>
@@ -15577,7 +18390,7 @@
       </w:rPr>
     </w:lvl>
   </w:abstractNum>
-  <w:abstractNum w:abstractNumId="46" w15:restartNumberingAfterBreak="0">
+  <w:abstractNum w:abstractNumId="52" w15:restartNumberingAfterBreak="0">
     <w:nsid w:val="4C9F2CEF"/>
     <w:multiLevelType w:val="hybridMultilevel"/>
     <w:tmpl w:val="A1E66F04"/>
@@ -15667,7 +18480,120 @@
       </w:pPr>
     </w:lvl>
   </w:abstractNum>
-  <w:abstractNum w:abstractNumId="47" w15:restartNumberingAfterBreak="0">
+  <w:abstractNum w:abstractNumId="53" w15:restartNumberingAfterBreak="0">
+    <w:nsid w:val="4FA0736D"/>
+    <w:multiLevelType w:val="hybridMultilevel"/>
+    <w:tmpl w:val="D1204094"/>
+    <w:lvl w:ilvl="0" w:tplc="04090001">
+      <w:start w:val="1"/>
+      <w:numFmt w:val="bullet"/>
+      <w:lvlText w:val=""/>
+      <w:lvlJc w:val="left"/>
+      <w:pPr>
+        <w:ind w:left="720" w:hanging="360"/>
+      </w:pPr>
+      <w:rPr>
+        <w:rFonts w:ascii="Symbol" w:hAnsi="Symbol" w:hint="default"/>
+      </w:rPr>
+    </w:lvl>
+    <w:lvl w:ilvl="1" w:tplc="04090003" w:tentative="1">
+      <w:start w:val="1"/>
+      <w:numFmt w:val="bullet"/>
+      <w:lvlText w:val="o"/>
+      <w:lvlJc w:val="left"/>
+      <w:pPr>
+        <w:ind w:left="1440" w:hanging="360"/>
+      </w:pPr>
+      <w:rPr>
+        <w:rFonts w:ascii="Courier New" w:hAnsi="Courier New" w:cs="Courier New" w:hint="default"/>
+      </w:rPr>
+    </w:lvl>
+    <w:lvl w:ilvl="2" w:tplc="04090005" w:tentative="1">
+      <w:start w:val="1"/>
+      <w:numFmt w:val="bullet"/>
+      <w:lvlText w:val=""/>
+      <w:lvlJc w:val="left"/>
+      <w:pPr>
+        <w:ind w:left="2160" w:hanging="360"/>
+      </w:pPr>
+      <w:rPr>
+        <w:rFonts w:ascii="Wingdings" w:hAnsi="Wingdings" w:hint="default"/>
+      </w:rPr>
+    </w:lvl>
+    <w:lvl w:ilvl="3" w:tplc="04090001" w:tentative="1">
+      <w:start w:val="1"/>
+      <w:numFmt w:val="bullet"/>
+      <w:lvlText w:val=""/>
+      <w:lvlJc w:val="left"/>
+      <w:pPr>
+        <w:ind w:left="2880" w:hanging="360"/>
+      </w:pPr>
+      <w:rPr>
+        <w:rFonts w:ascii="Symbol" w:hAnsi="Symbol" w:hint="default"/>
+      </w:rPr>
+    </w:lvl>
+    <w:lvl w:ilvl="4" w:tplc="04090003" w:tentative="1">
+      <w:start w:val="1"/>
+      <w:numFmt w:val="bullet"/>
+      <w:lvlText w:val="o"/>
+      <w:lvlJc w:val="left"/>
+      <w:pPr>
+        <w:ind w:left="3600" w:hanging="360"/>
+      </w:pPr>
+      <w:rPr>
+        <w:rFonts w:ascii="Courier New" w:hAnsi="Courier New" w:cs="Courier New" w:hint="default"/>
+      </w:rPr>
+    </w:lvl>
+    <w:lvl w:ilvl="5" w:tplc="04090005" w:tentative="1">
+      <w:start w:val="1"/>
+      <w:numFmt w:val="bullet"/>
+      <w:lvlText w:val=""/>
+      <w:lvlJc w:val="left"/>
+      <w:pPr>
+        <w:ind w:left="4320" w:hanging="360"/>
+      </w:pPr>
+      <w:rPr>
+        <w:rFonts w:ascii="Wingdings" w:hAnsi="Wingdings" w:hint="default"/>
+      </w:rPr>
+    </w:lvl>
+    <w:lvl w:ilvl="6" w:tplc="04090001" w:tentative="1">
+      <w:start w:val="1"/>
+      <w:numFmt w:val="bullet"/>
+      <w:lvlText w:val=""/>
+      <w:lvlJc w:val="left"/>
+      <w:pPr>
+        <w:ind w:left="5040" w:hanging="360"/>
+      </w:pPr>
+      <w:rPr>
+        <w:rFonts w:ascii="Symbol" w:hAnsi="Symbol" w:hint="default"/>
+      </w:rPr>
+    </w:lvl>
+    <w:lvl w:ilvl="7" w:tplc="04090003" w:tentative="1">
+      <w:start w:val="1"/>
+      <w:numFmt w:val="bullet"/>
+      <w:lvlText w:val="o"/>
+      <w:lvlJc w:val="left"/>
+      <w:pPr>
+        <w:ind w:left="5760" w:hanging="360"/>
+      </w:pPr>
+      <w:rPr>
+        <w:rFonts w:ascii="Courier New" w:hAnsi="Courier New" w:cs="Courier New" w:hint="default"/>
+      </w:rPr>
+    </w:lvl>
+    <w:lvl w:ilvl="8" w:tplc="04090005" w:tentative="1">
+      <w:start w:val="1"/>
+      <w:numFmt w:val="bullet"/>
+      <w:lvlText w:val=""/>
+      <w:lvlJc w:val="left"/>
+      <w:pPr>
+        <w:ind w:left="6480" w:hanging="360"/>
+      </w:pPr>
+      <w:rPr>
+        <w:rFonts w:ascii="Wingdings" w:hAnsi="Wingdings" w:hint="default"/>
+      </w:rPr>
+    </w:lvl>
+  </w:abstractNum>
+  <w:abstractNum w:abstractNumId="54" w15:restartNumberingAfterBreak="0">
     <w:nsid w:val="5112680D"/>
     <w:multiLevelType w:val="multilevel"/>
     <w:tmpl w:val="0B1ECD44"/>
@@ -15816,7 +18742,7 @@
       </w:rPr>
     </w:lvl>
   </w:abstractNum>
-  <w:abstractNum w:abstractNumId="48" w15:restartNumberingAfterBreak="0">
+  <w:abstractNum w:abstractNumId="55" w15:restartNumberingAfterBreak="0">
     <w:nsid w:val="512A0F05"/>
     <w:multiLevelType w:val="multilevel"/>
     <w:tmpl w:val="D40A2F3E"/>
@@ -15965,7 +18891,7 @@
       </w:rPr>
     </w:lvl>
   </w:abstractNum>
-  <w:abstractNum w:abstractNumId="49" w15:restartNumberingAfterBreak="0">
+  <w:abstractNum w:abstractNumId="56" w15:restartNumberingAfterBreak="0">
     <w:nsid w:val="52240818"/>
     <w:multiLevelType w:val="hybridMultilevel"/>
     <w:tmpl w:val="633EB44E"/>
@@ -16105,7 +19031,7 @@
       </w:rPr>
     </w:lvl>
   </w:abstractNum>
-  <w:abstractNum w:abstractNumId="50" w15:restartNumberingAfterBreak="0">
+  <w:abstractNum w:abstractNumId="57" w15:restartNumberingAfterBreak="0">
     <w:nsid w:val="52EE408B"/>
     <w:multiLevelType w:val="hybridMultilevel"/>
     <w:tmpl w:val="D072615C"/>
@@ -16191,7 +19117,7 @@
       </w:pPr>
     </w:lvl>
   </w:abstractNum>
-  <w:abstractNum w:abstractNumId="51" w15:restartNumberingAfterBreak="0">
+  <w:abstractNum w:abstractNumId="58" w15:restartNumberingAfterBreak="0">
     <w:nsid w:val="54D524C5"/>
     <w:multiLevelType w:val="hybridMultilevel"/>
     <w:tmpl w:val="BEC078F6"/>
@@ -16306,7 +19232,7 @@
       </w:rPr>
     </w:lvl>
   </w:abstractNum>
-  <w:abstractNum w:abstractNumId="52" w15:restartNumberingAfterBreak="0">
+  <w:abstractNum w:abstractNumId="59" w15:restartNumberingAfterBreak="0">
     <w:nsid w:val="55183390"/>
     <w:multiLevelType w:val="multilevel"/>
     <w:tmpl w:val="AF9EE6A6"/>
@@ -16455,7 +19381,7 @@
       </w:rPr>
     </w:lvl>
   </w:abstractNum>
-  <w:abstractNum w:abstractNumId="53" w15:restartNumberingAfterBreak="0">
+  <w:abstractNum w:abstractNumId="60" w15:restartNumberingAfterBreak="0">
     <w:nsid w:val="55F96BB1"/>
     <w:multiLevelType w:val="hybridMultilevel"/>
     <w:tmpl w:val="76B0B454"/>
@@ -16595,7 +19521,7 @@
       </w:rPr>
     </w:lvl>
   </w:abstractNum>
-  <w:abstractNum w:abstractNumId="54" w15:restartNumberingAfterBreak="0">
+  <w:abstractNum w:abstractNumId="61" w15:restartNumberingAfterBreak="0">
     <w:nsid w:val="567471D8"/>
     <w:multiLevelType w:val="hybridMultilevel"/>
     <w:tmpl w:val="8EE2F080"/>
@@ -16708,7 +19634,156 @@
       </w:pPr>
     </w:lvl>
   </w:abstractNum>
-  <w:abstractNum w:abstractNumId="55" w15:restartNumberingAfterBreak="0">
+  <w:abstractNum w:abstractNumId="62" w15:restartNumberingAfterBreak="0">
+    <w:nsid w:val="56D622BA"/>
+    <w:multiLevelType w:val="multilevel"/>
+    <w:tmpl w:val="0756EEB0"/>
+    <w:lvl w:ilvl="0">
+      <w:start w:val="1"/>
+      <w:numFmt w:val="bullet"/>
+      <w:lvlText w:val=""/>
+      <w:lvlJc w:val="left"/>
+      <w:pPr>
+        <w:tabs>
+          <w:tab w:val="num" w:pos="720"/>
+        </w:tabs>
+        <w:ind w:left="720" w:hanging="360"/>
+      </w:pPr>
+      <w:rPr>
+        <w:rFonts w:ascii="Symbol" w:hAnsi="Symbol" w:hint="default"/>
+        <w:sz w:val="20"/>
+      </w:rPr>
+    </w:lvl>
+    <w:lvl w:ilvl="1" w:tentative="1">
+      <w:start w:val="1"/>
+      <w:numFmt w:val="bullet"/>
+      <w:lvlText w:val="o"/>
+      <w:lvlJc w:val="left"/>
+      <w:pPr>
+        <w:tabs>
+          <w:tab w:val="num" w:pos="1440"/>
+        </w:tabs>
+        <w:ind w:left="1440" w:hanging="360"/>
+      </w:pPr>
+      <w:rPr>
+        <w:rFonts w:ascii="Courier New" w:hAnsi="Courier New" w:hint="default"/>
+        <w:sz w:val="20"/>
+      </w:rPr>
+    </w:lvl>
+    <w:lvl w:ilvl="2" w:tentative="1">
+      <w:start w:val="1"/>
+      <w:numFmt w:val="bullet"/>
+      <w:lvlText w:val=""/>
+      <w:lvlJc w:val="left"/>
+      <w:pPr>
+        <w:tabs>
+          <w:tab w:val="num" w:pos="2160"/>
+        </w:tabs>
+        <w:ind w:left="2160" w:hanging="360"/>
+      </w:pPr>
+      <w:rPr>
+        <w:rFonts w:ascii="Wingdings" w:hAnsi="Wingdings" w:hint="default"/>
+        <w:sz w:val="20"/>
+      </w:rPr>
+    </w:lvl>
+    <w:lvl w:ilvl="3" w:tentative="1">
+      <w:start w:val="1"/>
+      <w:numFmt w:val="bullet"/>
+      <w:lvlText w:val=""/>
+      <w:lvlJc w:val="left"/>
+      <w:pPr>
+        <w:tabs>
+          <w:tab w:val="num" w:pos="2880"/>
+        </w:tabs>
+        <w:ind w:left="2880" w:hanging="360"/>
+      </w:pPr>
+      <w:rPr>
+        <w:rFonts w:ascii="Wingdings" w:hAnsi="Wingdings" w:hint="default"/>
+        <w:sz w:val="20"/>
+      </w:rPr>
+    </w:lvl>
+    <w:lvl w:ilvl="4" w:tentative="1">
+      <w:start w:val="1"/>
+      <w:numFmt w:val="bullet"/>
+      <w:lvlText w:val=""/>
+      <w:lvlJc w:val="left"/>
+      <w:pPr>
+        <w:tabs>
+          <w:tab w:val="num" w:pos="3600"/>
+        </w:tabs>
+        <w:ind w:left="3600" w:hanging="360"/>
+      </w:pPr>
+      <w:rPr>
+        <w:rFonts w:ascii="Wingdings" w:hAnsi="Wingdings" w:hint="default"/>
+        <w:sz w:val="20"/>
+      </w:rPr>
+    </w:lvl>
+    <w:lvl w:ilvl="5" w:tentative="1">
+      <w:start w:val="1"/>
+      <w:numFmt w:val="bullet"/>
+      <w:lvlText w:val=""/>
+      <w:lvlJc w:val="left"/>
+      <w:pPr>
+        <w:tabs>
+          <w:tab w:val="num" w:pos="4320"/>
+        </w:tabs>
+        <w:ind w:left="4320" w:hanging="360"/>
+      </w:pPr>
+      <w:rPr>
+        <w:rFonts w:ascii="Wingdings" w:hAnsi="Wingdings" w:hint="default"/>
+        <w:sz w:val="20"/>
+      </w:rPr>
+    </w:lvl>
+    <w:lvl w:ilvl="6" w:tentative="1">
+      <w:start w:val="1"/>
+      <w:numFmt w:val="bullet"/>
+      <w:lvlText w:val=""/>
+      <w:lvlJc w:val="left"/>
+      <w:pPr>
+        <w:tabs>
+          <w:tab w:val="num" w:pos="5040"/>
+        </w:tabs>
+        <w:ind w:left="5040" w:hanging="360"/>
+      </w:pPr>
+      <w:rPr>
+        <w:rFonts w:ascii="Wingdings" w:hAnsi="Wingdings" w:hint="default"/>
+        <w:sz w:val="20"/>
+      </w:rPr>
+    </w:lvl>
+    <w:lvl w:ilvl="7" w:tentative="1">
+      <w:start w:val="1"/>
+      <w:numFmt w:val="bullet"/>
+      <w:lvlText w:val=""/>
+      <w:lvlJc w:val="left"/>
+      <w:pPr>
+        <w:tabs>
+          <w:tab w:val="num" w:pos="5760"/>
+        </w:tabs>
+        <w:ind w:left="5760" w:hanging="360"/>
+      </w:pPr>
+      <w:rPr>
+        <w:rFonts w:ascii="Wingdings" w:hAnsi="Wingdings" w:hint="default"/>
+        <w:sz w:val="20"/>
+      </w:rPr>
+    </w:lvl>
+    <w:lvl w:ilvl="8" w:tentative="1">
+      <w:start w:val="1"/>
+      <w:numFmt w:val="bullet"/>
+      <w:lvlText w:val=""/>
+      <w:lvlJc w:val="left"/>
+      <w:pPr>
+        <w:tabs>
+          <w:tab w:val="num" w:pos="6480"/>
+        </w:tabs>
+        <w:ind w:left="6480" w:hanging="360"/>
+      </w:pPr>
+      <w:rPr>
+        <w:rFonts w:ascii="Wingdings" w:hAnsi="Wingdings" w:hint="default"/>
+        <w:sz w:val="20"/>
+      </w:rPr>
+    </w:lvl>
+  </w:abstractNum>
+  <w:abstractNum w:abstractNumId="63" w15:restartNumberingAfterBreak="0">
     <w:nsid w:val="58F33940"/>
     <w:multiLevelType w:val="hybridMultilevel"/>
     <w:tmpl w:val="10C814FC"/>
@@ -16821,7 +19896,120 @@
       </w:rPr>
     </w:lvl>
   </w:abstractNum>
-  <w:abstractNum w:abstractNumId="56" w15:restartNumberingAfterBreak="0">
+  <w:abstractNum w:abstractNumId="64" w15:restartNumberingAfterBreak="0">
+    <w:nsid w:val="59363077"/>
+    <w:multiLevelType w:val="hybridMultilevel"/>
+    <w:tmpl w:val="E1A61C2A"/>
+    <w:lvl w:ilvl="0" w:tplc="04090001">
+      <w:start w:val="1"/>
+      <w:numFmt w:val="bullet"/>
+      <w:lvlText w:val=""/>
+      <w:lvlJc w:val="left"/>
+      <w:pPr>
+        <w:ind w:left="720" w:hanging="360"/>
+      </w:pPr>
+      <w:rPr>
+        <w:rFonts w:ascii="Symbol" w:hAnsi="Symbol" w:hint="default"/>
+      </w:rPr>
+    </w:lvl>
+    <w:lvl w:ilvl="1" w:tplc="04090003" w:tentative="1">
+      <w:start w:val="1"/>
+      <w:numFmt w:val="bullet"/>
+      <w:lvlText w:val="o"/>
+      <w:lvlJc w:val="left"/>
+      <w:pPr>
+        <w:ind w:left="1440" w:hanging="360"/>
+      </w:pPr>
+      <w:rPr>
+        <w:rFonts w:ascii="Courier New" w:hAnsi="Courier New" w:cs="Courier New" w:hint="default"/>
+      </w:rPr>
+    </w:lvl>
+    <w:lvl w:ilvl="2" w:tplc="04090005" w:tentative="1">
+      <w:start w:val="1"/>
+      <w:numFmt w:val="bullet"/>
+      <w:lvlText w:val=""/>
+      <w:lvlJc w:val="left"/>
+      <w:pPr>
+        <w:ind w:left="2160" w:hanging="360"/>
+      </w:pPr>
+      <w:rPr>
+        <w:rFonts w:ascii="Wingdings" w:hAnsi="Wingdings" w:hint="default"/>
+      </w:rPr>
+    </w:lvl>
+    <w:lvl w:ilvl="3" w:tplc="04090001" w:tentative="1">
+      <w:start w:val="1"/>
+      <w:numFmt w:val="bullet"/>
+      <w:lvlText w:val=""/>
+      <w:lvlJc w:val="left"/>
+      <w:pPr>
+        <w:ind w:left="2880" w:hanging="360"/>
+      </w:pPr>
+      <w:rPr>
+        <w:rFonts w:ascii="Symbol" w:hAnsi="Symbol" w:hint="default"/>
+      </w:rPr>
+    </w:lvl>
+    <w:lvl w:ilvl="4" w:tplc="04090003" w:tentative="1">
+      <w:start w:val="1"/>
+      <w:numFmt w:val="bullet"/>
+      <w:lvlText w:val="o"/>
+      <w:lvlJc w:val="left"/>
+      <w:pPr>
+        <w:ind w:left="3600" w:hanging="360"/>
+      </w:pPr>
+      <w:rPr>
+        <w:rFonts w:ascii="Courier New" w:hAnsi="Courier New" w:cs="Courier New" w:hint="default"/>
+      </w:rPr>
+    </w:lvl>
+    <w:lvl w:ilvl="5" w:tplc="04090005" w:tentative="1">
+      <w:start w:val="1"/>
+      <w:numFmt w:val="bullet"/>
+      <w:lvlText w:val=""/>
+      <w:lvlJc w:val="left"/>
+      <w:pPr>
+        <w:ind w:left="4320" w:hanging="360"/>
+      </w:pPr>
+      <w:rPr>
+        <w:rFonts w:ascii="Wingdings" w:hAnsi="Wingdings" w:hint="default"/>
+      </w:rPr>
+    </w:lvl>
+    <w:lvl w:ilvl="6" w:tplc="04090001" w:tentative="1">
+      <w:start w:val="1"/>
+      <w:numFmt w:val="bullet"/>
+      <w:lvlText w:val=""/>
+      <w:lvlJc w:val="left"/>
+      <w:pPr>
+        <w:ind w:left="5040" w:hanging="360"/>
+      </w:pPr>
+      <w:rPr>
+        <w:rFonts w:ascii="Symbol" w:hAnsi="Symbol" w:hint="default"/>
+      </w:rPr>
+    </w:lvl>
+    <w:lvl w:ilvl="7" w:tplc="04090003" w:tentative="1">
+      <w:start w:val="1"/>
+      <w:numFmt w:val="bullet"/>
+      <w:lvlText w:val="o"/>
+      <w:lvlJc w:val="left"/>
+      <w:pPr>
+        <w:ind w:left="5760" w:hanging="360"/>
+      </w:pPr>
+      <w:rPr>
+        <w:rFonts w:ascii="Courier New" w:hAnsi="Courier New" w:cs="Courier New" w:hint="default"/>
+      </w:rPr>
+    </w:lvl>
+    <w:lvl w:ilvl="8" w:tplc="04090005" w:tentative="1">
+      <w:start w:val="1"/>
+      <w:numFmt w:val="bullet"/>
+      <w:lvlText w:val=""/>
+      <w:lvlJc w:val="left"/>
+      <w:pPr>
+        <w:ind w:left="6480" w:hanging="360"/>
+      </w:pPr>
+      <w:rPr>
+        <w:rFonts w:ascii="Wingdings" w:hAnsi="Wingdings" w:hint="default"/>
+      </w:rPr>
+    </w:lvl>
+  </w:abstractNum>
+  <w:abstractNum w:abstractNumId="65" w15:restartNumberingAfterBreak="0">
     <w:nsid w:val="5BF1665D"/>
     <w:multiLevelType w:val="multilevel"/>
     <w:tmpl w:val="97A4E654"/>
@@ -16970,7 +20158,120 @@
       </w:rPr>
     </w:lvl>
   </w:abstractNum>
-  <w:abstractNum w:abstractNumId="57" w15:restartNumberingAfterBreak="0">
+  <w:abstractNum w:abstractNumId="66" w15:restartNumberingAfterBreak="0">
+    <w:nsid w:val="5D3F16C9"/>
+    <w:multiLevelType w:val="hybridMultilevel"/>
+    <w:tmpl w:val="837CCF6E"/>
+    <w:lvl w:ilvl="0" w:tplc="04090001">
+      <w:start w:val="1"/>
+      <w:numFmt w:val="bullet"/>
+      <w:lvlText w:val=""/>
+      <w:lvlJc w:val="left"/>
+      <w:pPr>
+        <w:ind w:left="720" w:hanging="360"/>
+      </w:pPr>
+      <w:rPr>
+        <w:rFonts w:ascii="Symbol" w:hAnsi="Symbol" w:hint="default"/>
+      </w:rPr>
+    </w:lvl>
+    <w:lvl w:ilvl="1" w:tplc="04090003" w:tentative="1">
+      <w:start w:val="1"/>
+      <w:numFmt w:val="bullet"/>
+      <w:lvlText w:val="o"/>
+      <w:lvlJc w:val="left"/>
+      <w:pPr>
+        <w:ind w:left="1440" w:hanging="360"/>
+      </w:pPr>
+      <w:rPr>
+        <w:rFonts w:ascii="Courier New" w:hAnsi="Courier New" w:cs="Courier New" w:hint="default"/>
+      </w:rPr>
+    </w:lvl>
+    <w:lvl w:ilvl="2" w:tplc="04090005" w:tentative="1">
+      <w:start w:val="1"/>
+      <w:numFmt w:val="bullet"/>
+      <w:lvlText w:val=""/>
+      <w:lvlJc w:val="left"/>
+      <w:pPr>
+        <w:ind w:left="2160" w:hanging="360"/>
+      </w:pPr>
+      <w:rPr>
+        <w:rFonts w:ascii="Wingdings" w:hAnsi="Wingdings" w:hint="default"/>
+      </w:rPr>
+    </w:lvl>
+    <w:lvl w:ilvl="3" w:tplc="04090001" w:tentative="1">
+      <w:start w:val="1"/>
+      <w:numFmt w:val="bullet"/>
+      <w:lvlText w:val=""/>
+      <w:lvlJc w:val="left"/>
+      <w:pPr>
+        <w:ind w:left="2880" w:hanging="360"/>
+      </w:pPr>
+      <w:rPr>
+        <w:rFonts w:ascii="Symbol" w:hAnsi="Symbol" w:hint="default"/>
+      </w:rPr>
+    </w:lvl>
+    <w:lvl w:ilvl="4" w:tplc="04090003" w:tentative="1">
+      <w:start w:val="1"/>
+      <w:numFmt w:val="bullet"/>
+      <w:lvlText w:val="o"/>
+      <w:lvlJc w:val="left"/>
+      <w:pPr>
+        <w:ind w:left="3600" w:hanging="360"/>
+      </w:pPr>
+      <w:rPr>
+        <w:rFonts w:ascii="Courier New" w:hAnsi="Courier New" w:cs="Courier New" w:hint="default"/>
+      </w:rPr>
+    </w:lvl>
+    <w:lvl w:ilvl="5" w:tplc="04090005" w:tentative="1">
+      <w:start w:val="1"/>
+      <w:numFmt w:val="bullet"/>
+      <w:lvlText w:val=""/>
+      <w:lvlJc w:val="left"/>
+      <w:pPr>
+        <w:ind w:left="4320" w:hanging="360"/>
+      </w:pPr>
+      <w:rPr>
+        <w:rFonts w:ascii="Wingdings" w:hAnsi="Wingdings" w:hint="default"/>
+      </w:rPr>
+    </w:lvl>
+    <w:lvl w:ilvl="6" w:tplc="04090001" w:tentative="1">
+      <w:start w:val="1"/>
+      <w:numFmt w:val="bullet"/>
+      <w:lvlText w:val=""/>
+      <w:lvlJc w:val="left"/>
+      <w:pPr>
+        <w:ind w:left="5040" w:hanging="360"/>
+      </w:pPr>
+      <w:rPr>
+        <w:rFonts w:ascii="Symbol" w:hAnsi="Symbol" w:hint="default"/>
+      </w:rPr>
+    </w:lvl>
+    <w:lvl w:ilvl="7" w:tplc="04090003" w:tentative="1">
+      <w:start w:val="1"/>
+      <w:numFmt w:val="bullet"/>
+      <w:lvlText w:val="o"/>
+      <w:lvlJc w:val="left"/>
+      <w:pPr>
+        <w:ind w:left="5760" w:hanging="360"/>
+      </w:pPr>
+      <w:rPr>
+        <w:rFonts w:ascii="Courier New" w:hAnsi="Courier New" w:cs="Courier New" w:hint="default"/>
+      </w:rPr>
+    </w:lvl>
+    <w:lvl w:ilvl="8" w:tplc="04090005" w:tentative="1">
+      <w:start w:val="1"/>
+      <w:numFmt w:val="bullet"/>
+      <w:lvlText w:val=""/>
+      <w:lvlJc w:val="left"/>
+      <w:pPr>
+        <w:ind w:left="6480" w:hanging="360"/>
+      </w:pPr>
+      <w:rPr>
+        <w:rFonts w:ascii="Wingdings" w:hAnsi="Wingdings" w:hint="default"/>
+      </w:rPr>
+    </w:lvl>
+  </w:abstractNum>
+  <w:abstractNum w:abstractNumId="67" w15:restartNumberingAfterBreak="0">
     <w:nsid w:val="5D531682"/>
     <w:multiLevelType w:val="multilevel"/>
     <w:tmpl w:val="42AC4B6A"/>
@@ -17119,7 +20420,7 @@
       </w:rPr>
     </w:lvl>
   </w:abstractNum>
-  <w:abstractNum w:abstractNumId="58" w15:restartNumberingAfterBreak="0">
+  <w:abstractNum w:abstractNumId="68" w15:restartNumberingAfterBreak="0">
     <w:nsid w:val="5EF078AE"/>
     <w:multiLevelType w:val="hybridMultilevel"/>
     <w:tmpl w:val="0532C0FC"/>
@@ -17232,7 +20533,7 @@
       </w:rPr>
     </w:lvl>
   </w:abstractNum>
-  <w:abstractNum w:abstractNumId="59" w15:restartNumberingAfterBreak="0">
+  <w:abstractNum w:abstractNumId="69" w15:restartNumberingAfterBreak="0">
     <w:nsid w:val="5F4D47CF"/>
     <w:multiLevelType w:val="multilevel"/>
     <w:tmpl w:val="47CE110A"/>
@@ -17381,7 +20682,7 @@
       </w:rPr>
     </w:lvl>
   </w:abstractNum>
-  <w:abstractNum w:abstractNumId="60" w15:restartNumberingAfterBreak="0">
+  <w:abstractNum w:abstractNumId="70" w15:restartNumberingAfterBreak="0">
     <w:nsid w:val="600D2D07"/>
     <w:multiLevelType w:val="hybridMultilevel"/>
     <w:tmpl w:val="AE8472E0"/>
@@ -17472,7 +20773,7 @@
       </w:pPr>
     </w:lvl>
   </w:abstractNum>
-  <w:abstractNum w:abstractNumId="61" w15:restartNumberingAfterBreak="0">
+  <w:abstractNum w:abstractNumId="71" w15:restartNumberingAfterBreak="0">
     <w:nsid w:val="614611B8"/>
     <w:multiLevelType w:val="multilevel"/>
     <w:tmpl w:val="02389CEA"/>
@@ -17621,7 +20922,7 @@
       </w:rPr>
     </w:lvl>
   </w:abstractNum>
-  <w:abstractNum w:abstractNumId="62" w15:restartNumberingAfterBreak="0">
+  <w:abstractNum w:abstractNumId="72" w15:restartNumberingAfterBreak="0">
     <w:nsid w:val="664776DD"/>
     <w:multiLevelType w:val="hybridMultilevel"/>
     <w:tmpl w:val="91446936"/>
@@ -17761,7 +21062,7 @@
       </w:rPr>
     </w:lvl>
   </w:abstractNum>
-  <w:abstractNum w:abstractNumId="63" w15:restartNumberingAfterBreak="0">
+  <w:abstractNum w:abstractNumId="73" w15:restartNumberingAfterBreak="0">
     <w:nsid w:val="66DD7D02"/>
     <w:multiLevelType w:val="hybridMultilevel"/>
     <w:tmpl w:val="EFA06768"/>
@@ -17874,7 +21175,7 @@
       </w:rPr>
     </w:lvl>
   </w:abstractNum>
-  <w:abstractNum w:abstractNumId="64" w15:restartNumberingAfterBreak="0">
+  <w:abstractNum w:abstractNumId="74" w15:restartNumberingAfterBreak="0">
     <w:nsid w:val="680668A2"/>
     <w:multiLevelType w:val="multilevel"/>
     <w:tmpl w:val="D21AD842"/>
@@ -18023,7 +21324,7 @@
       </w:rPr>
     </w:lvl>
   </w:abstractNum>
-  <w:abstractNum w:abstractNumId="65" w15:restartNumberingAfterBreak="0">
+  <w:abstractNum w:abstractNumId="75" w15:restartNumberingAfterBreak="0">
     <w:nsid w:val="687478BC"/>
     <w:multiLevelType w:val="hybridMultilevel"/>
     <w:tmpl w:val="3A62405E"/>
@@ -18136,7 +21437,156 @@
       </w:pPr>
     </w:lvl>
   </w:abstractNum>
-  <w:abstractNum w:abstractNumId="66" w15:restartNumberingAfterBreak="0">
+  <w:abstractNum w:abstractNumId="76" w15:restartNumberingAfterBreak="0">
+    <w:nsid w:val="6880350F"/>
+    <w:multiLevelType w:val="multilevel"/>
+    <w:tmpl w:val="7EDE7FF0"/>
+    <w:lvl w:ilvl="0">
+      <w:start w:val="1"/>
+      <w:numFmt w:val="bullet"/>
+      <w:lvlText w:val=""/>
+      <w:lvlJc w:val="left"/>
+      <w:pPr>
+        <w:tabs>
+          <w:tab w:val="num" w:pos="720"/>
+        </w:tabs>
+        <w:ind w:left="720" w:hanging="360"/>
+      </w:pPr>
+      <w:rPr>
+        <w:rFonts w:ascii="Symbol" w:hAnsi="Symbol" w:hint="default"/>
+        <w:sz w:val="20"/>
+      </w:rPr>
+    </w:lvl>
+    <w:lvl w:ilvl="1" w:tentative="1">
+      <w:start w:val="1"/>
+      <w:numFmt w:val="bullet"/>
+      <w:lvlText w:val="o"/>
+      <w:lvlJc w:val="left"/>
+      <w:pPr>
+        <w:tabs>
+          <w:tab w:val="num" w:pos="1440"/>
+        </w:tabs>
+        <w:ind w:left="1440" w:hanging="360"/>
+      </w:pPr>
+      <w:rPr>
+        <w:rFonts w:ascii="Courier New" w:hAnsi="Courier New" w:hint="default"/>
+        <w:sz w:val="20"/>
+      </w:rPr>
+    </w:lvl>
+    <w:lvl w:ilvl="2" w:tentative="1">
+      <w:start w:val="1"/>
+      <w:numFmt w:val="bullet"/>
+      <w:lvlText w:val=""/>
+      <w:lvlJc w:val="left"/>
+      <w:pPr>
+        <w:tabs>
+          <w:tab w:val="num" w:pos="2160"/>
+        </w:tabs>
+        <w:ind w:left="2160" w:hanging="360"/>
+      </w:pPr>
+      <w:rPr>
+        <w:rFonts w:ascii="Wingdings" w:hAnsi="Wingdings" w:hint="default"/>
+        <w:sz w:val="20"/>
+      </w:rPr>
+    </w:lvl>
+    <w:lvl w:ilvl="3" w:tentative="1">
+      <w:start w:val="1"/>
+      <w:numFmt w:val="bullet"/>
+      <w:lvlText w:val=""/>
+      <w:lvlJc w:val="left"/>
+      <w:pPr>
+        <w:tabs>
+          <w:tab w:val="num" w:pos="2880"/>
+        </w:tabs>
+        <w:ind w:left="2880" w:hanging="360"/>
+      </w:pPr>
+      <w:rPr>
+        <w:rFonts w:ascii="Wingdings" w:hAnsi="Wingdings" w:hint="default"/>
+        <w:sz w:val="20"/>
+      </w:rPr>
+    </w:lvl>
+    <w:lvl w:ilvl="4" w:tentative="1">
+      <w:start w:val="1"/>
+      <w:numFmt w:val="bullet"/>
+      <w:lvlText w:val=""/>
+      <w:lvlJc w:val="left"/>
+      <w:pPr>
+        <w:tabs>
+          <w:tab w:val="num" w:pos="3600"/>
+        </w:tabs>
+        <w:ind w:left="3600" w:hanging="360"/>
+      </w:pPr>
+      <w:rPr>
+        <w:rFonts w:ascii="Wingdings" w:hAnsi="Wingdings" w:hint="default"/>
+        <w:sz w:val="20"/>
+      </w:rPr>
+    </w:lvl>
+    <w:lvl w:ilvl="5" w:tentative="1">
+      <w:start w:val="1"/>
+      <w:numFmt w:val="bullet"/>
+      <w:lvlText w:val=""/>
+      <w:lvlJc w:val="left"/>
+      <w:pPr>
+        <w:tabs>
+          <w:tab w:val="num" w:pos="4320"/>
+        </w:tabs>
+        <w:ind w:left="4320" w:hanging="360"/>
+      </w:pPr>
+      <w:rPr>
+        <w:rFonts w:ascii="Wingdings" w:hAnsi="Wingdings" w:hint="default"/>
+        <w:sz w:val="20"/>
+      </w:rPr>
+    </w:lvl>
+    <w:lvl w:ilvl="6" w:tentative="1">
+      <w:start w:val="1"/>
+      <w:numFmt w:val="bullet"/>
+      <w:lvlText w:val=""/>
+      <w:lvlJc w:val="left"/>
+      <w:pPr>
+        <w:tabs>
+          <w:tab w:val="num" w:pos="5040"/>
+        </w:tabs>
+        <w:ind w:left="5040" w:hanging="360"/>
+      </w:pPr>
+      <w:rPr>
+        <w:rFonts w:ascii="Wingdings" w:hAnsi="Wingdings" w:hint="default"/>
+        <w:sz w:val="20"/>
+      </w:rPr>
+    </w:lvl>
+    <w:lvl w:ilvl="7" w:tentative="1">
+      <w:start w:val="1"/>
+      <w:numFmt w:val="bullet"/>
+      <w:lvlText w:val=""/>
+      <w:lvlJc w:val="left"/>
+      <w:pPr>
+        <w:tabs>
+          <w:tab w:val="num" w:pos="5760"/>
+        </w:tabs>
+        <w:ind w:left="5760" w:hanging="360"/>
+      </w:pPr>
+      <w:rPr>
+        <w:rFonts w:ascii="Wingdings" w:hAnsi="Wingdings" w:hint="default"/>
+        <w:sz w:val="20"/>
+      </w:rPr>
+    </w:lvl>
+    <w:lvl w:ilvl="8" w:tentative="1">
+      <w:start w:val="1"/>
+      <w:numFmt w:val="bullet"/>
+      <w:lvlText w:val=""/>
+      <w:lvlJc w:val="left"/>
+      <w:pPr>
+        <w:tabs>
+          <w:tab w:val="num" w:pos="6480"/>
+        </w:tabs>
+        <w:ind w:left="6480" w:hanging="360"/>
+      </w:pPr>
+      <w:rPr>
+        <w:rFonts w:ascii="Wingdings" w:hAnsi="Wingdings" w:hint="default"/>
+        <w:sz w:val="20"/>
+      </w:rPr>
+    </w:lvl>
+  </w:abstractNum>
+  <w:abstractNum w:abstractNumId="77" w15:restartNumberingAfterBreak="0">
     <w:nsid w:val="68960EE0"/>
     <w:multiLevelType w:val="hybridMultilevel"/>
     <w:tmpl w:val="B7AE375A"/>
@@ -18276,7 +21726,7 @@
       </w:rPr>
     </w:lvl>
   </w:abstractNum>
-  <w:abstractNum w:abstractNumId="67" w15:restartNumberingAfterBreak="0">
+  <w:abstractNum w:abstractNumId="78" w15:restartNumberingAfterBreak="0">
     <w:nsid w:val="6E822E7B"/>
     <w:multiLevelType w:val="hybridMultilevel"/>
     <w:tmpl w:val="B27CBA3A"/>
@@ -18389,7 +21839,7 @@
       </w:rPr>
     </w:lvl>
   </w:abstractNum>
-  <w:abstractNum w:abstractNumId="68" w15:restartNumberingAfterBreak="0">
+  <w:abstractNum w:abstractNumId="79" w15:restartNumberingAfterBreak="0">
     <w:nsid w:val="6ECC4B06"/>
     <w:multiLevelType w:val="hybridMultilevel"/>
     <w:tmpl w:val="E5324A22"/>
@@ -18529,7 +21979,7 @@
       </w:rPr>
     </w:lvl>
   </w:abstractNum>
-  <w:abstractNum w:abstractNumId="69" w15:restartNumberingAfterBreak="0">
+  <w:abstractNum w:abstractNumId="80" w15:restartNumberingAfterBreak="0">
     <w:nsid w:val="75644C9B"/>
     <w:multiLevelType w:val="multilevel"/>
     <w:tmpl w:val="B9380BFA"/>
@@ -18646,7 +22096,7 @@
       </w:pPr>
     </w:lvl>
   </w:abstractNum>
-  <w:abstractNum w:abstractNumId="70" w15:restartNumberingAfterBreak="0">
+  <w:abstractNum w:abstractNumId="81" w15:restartNumberingAfterBreak="0">
     <w:nsid w:val="7A5E403E"/>
     <w:multiLevelType w:val="multilevel"/>
     <w:tmpl w:val="7700BDA6"/>
@@ -18795,7 +22245,147 @@
       </w:rPr>
     </w:lvl>
   </w:abstractNum>
-  <w:abstractNum w:abstractNumId="71" w15:restartNumberingAfterBreak="0">
+  <w:abstractNum w:abstractNumId="82" w15:restartNumberingAfterBreak="0">
+    <w:nsid w:val="7C034DA5"/>
+    <w:multiLevelType w:val="hybridMultilevel"/>
+    <w:tmpl w:val="1130A60E"/>
+    <w:lvl w:ilvl="0" w:tplc="DD661D74">
+      <w:start w:val="1"/>
+      <w:numFmt w:val="bullet"/>
+      <w:lvlText w:val=""/>
+      <w:lvlJc w:val="left"/>
+      <w:pPr>
+        <w:tabs>
+          <w:tab w:val="num" w:pos="720"/>
+        </w:tabs>
+        <w:ind w:left="720" w:hanging="360"/>
+      </w:pPr>
+      <w:rPr>
+        <w:rFonts w:ascii="Wingdings 3" w:hAnsi="Wingdings 3" w:hint="default"/>
+      </w:rPr>
+    </w:lvl>
+    <w:lvl w:ilvl="1" w:tplc="46B86EC8" w:tentative="1">
+      <w:start w:val="1"/>
+      <w:numFmt w:val="bullet"/>
+      <w:lvlText w:val=""/>
+      <w:lvlJc w:val="left"/>
+      <w:pPr>
+        <w:tabs>
+          <w:tab w:val="num" w:pos="1440"/>
+        </w:tabs>
+        <w:ind w:left="1440" w:hanging="360"/>
+      </w:pPr>
+      <w:rPr>
+        <w:rFonts w:ascii="Wingdings 3" w:hAnsi="Wingdings 3" w:hint="default"/>
+      </w:rPr>
+    </w:lvl>
+    <w:lvl w:ilvl="2" w:tplc="8534957A" w:tentative="1">
+      <w:start w:val="1"/>
+      <w:numFmt w:val="bullet"/>
+      <w:lvlText w:val=""/>
+      <w:lvlJc w:val="left"/>
+      <w:pPr>
+        <w:tabs>
+          <w:tab w:val="num" w:pos="2160"/>
+        </w:tabs>
+        <w:ind w:left="2160" w:hanging="360"/>
+      </w:pPr>
+      <w:rPr>
+        <w:rFonts w:ascii="Wingdings 3" w:hAnsi="Wingdings 3" w:hint="default"/>
+      </w:rPr>
+    </w:lvl>
+    <w:lvl w:ilvl="3" w:tplc="E6F4D98A" w:tentative="1">
+      <w:start w:val="1"/>
+      <w:numFmt w:val="bullet"/>
+      <w:lvlText w:val=""/>
+      <w:lvlJc w:val="left"/>
+      <w:pPr>
+        <w:tabs>
+          <w:tab w:val="num" w:pos="2880"/>
+        </w:tabs>
+        <w:ind w:left="2880" w:hanging="360"/>
+      </w:pPr>
+      <w:rPr>
+        <w:rFonts w:ascii="Wingdings 3" w:hAnsi="Wingdings 3" w:hint="default"/>
+      </w:rPr>
+    </w:lvl>
+    <w:lvl w:ilvl="4" w:tplc="25963B1C" w:tentative="1">
+      <w:start w:val="1"/>
+      <w:numFmt w:val="bullet"/>
+      <w:lvlText w:val=""/>
+      <w:lvlJc w:val="left"/>
+      <w:pPr>
+        <w:tabs>
+          <w:tab w:val="num" w:pos="3600"/>
+        </w:tabs>
+        <w:ind w:left="3600" w:hanging="360"/>
+      </w:pPr>
+      <w:rPr>
+        <w:rFonts w:ascii="Wingdings 3" w:hAnsi="Wingdings 3" w:hint="default"/>
+      </w:rPr>
+    </w:lvl>
+    <w:lvl w:ilvl="5" w:tplc="0DC0CAD6" w:tentative="1">
+      <w:start w:val="1"/>
+      <w:numFmt w:val="bullet"/>
+      <w:lvlText w:val=""/>
+      <w:lvlJc w:val="left"/>
+      <w:pPr>
+        <w:tabs>
+          <w:tab w:val="num" w:pos="4320"/>
+        </w:tabs>
+        <w:ind w:left="4320" w:hanging="360"/>
+      </w:pPr>
+      <w:rPr>
+        <w:rFonts w:ascii="Wingdings 3" w:hAnsi="Wingdings 3" w:hint="default"/>
+      </w:rPr>
+    </w:lvl>
+    <w:lvl w:ilvl="6" w:tplc="138C674C" w:tentative="1">
+      <w:start w:val="1"/>
+      <w:numFmt w:val="bullet"/>
+      <w:lvlText w:val=""/>
+      <w:lvlJc w:val="left"/>
+      <w:pPr>
+        <w:tabs>
+          <w:tab w:val="num" w:pos="5040"/>
+        </w:tabs>
+        <w:ind w:left="5040" w:hanging="360"/>
+      </w:pPr>
+      <w:rPr>
+        <w:rFonts w:ascii="Wingdings 3" w:hAnsi="Wingdings 3" w:hint="default"/>
+      </w:rPr>
+    </w:lvl>
+    <w:lvl w:ilvl="7" w:tplc="2A08E7AC" w:tentative="1">
+      <w:start w:val="1"/>
+      <w:numFmt w:val="bullet"/>
+      <w:lvlText w:val=""/>
+      <w:lvlJc w:val="left"/>
+      <w:pPr>
+        <w:tabs>
+          <w:tab w:val="num" w:pos="5760"/>
+        </w:tabs>
+        <w:ind w:left="5760" w:hanging="360"/>
+      </w:pPr>
+      <w:rPr>
+        <w:rFonts w:ascii="Wingdings 3" w:hAnsi="Wingdings 3" w:hint="default"/>
+      </w:rPr>
+    </w:lvl>
+    <w:lvl w:ilvl="8" w:tplc="4AD0A5A0" w:tentative="1">
+      <w:start w:val="1"/>
+      <w:numFmt w:val="bullet"/>
+      <w:lvlText w:val=""/>
+      <w:lvlJc w:val="left"/>
+      <w:pPr>
+        <w:tabs>
+          <w:tab w:val="num" w:pos="6480"/>
+        </w:tabs>
+        <w:ind w:left="6480" w:hanging="360"/>
+      </w:pPr>
+      <w:rPr>
+        <w:rFonts w:ascii="Wingdings 3" w:hAnsi="Wingdings 3" w:hint="default"/>
+      </w:rPr>
+    </w:lvl>
+  </w:abstractNum>
+  <w:abstractNum w:abstractNumId="83" w15:restartNumberingAfterBreak="0">
     <w:nsid w:val="7F7F795A"/>
     <w:multiLevelType w:val="hybridMultilevel"/>
     <w:tmpl w:val="86AE2CAC"/>
@@ -18909,220 +22499,256 @@
     </w:lvl>
   </w:abstractNum>
   <w:num w:numId="1" w16cid:durableId="2131775379">
-    <w:abstractNumId w:val="71"/>
+    <w:abstractNumId w:val="83"/>
   </w:num>
   <w:num w:numId="2" w16cid:durableId="1763212398">
-    <w:abstractNumId w:val="34"/>
+    <w:abstractNumId w:val="39"/>
   </w:num>
   <w:num w:numId="3" w16cid:durableId="565844758">
-    <w:abstractNumId w:val="36"/>
+    <w:abstractNumId w:val="41"/>
   </w:num>
   <w:num w:numId="4" w16cid:durableId="1943760417">
-    <w:abstractNumId w:val="48"/>
+    <w:abstractNumId w:val="55"/>
   </w:num>
   <w:num w:numId="5" w16cid:durableId="496964145">
-    <w:abstractNumId w:val="25"/>
+    <w:abstractNumId w:val="28"/>
   </w:num>
   <w:num w:numId="6" w16cid:durableId="467207349">
-    <w:abstractNumId w:val="29"/>
+    <w:abstractNumId w:val="33"/>
   </w:num>
   <w:num w:numId="7" w16cid:durableId="1606841635">
     <w:abstractNumId w:val="0"/>
   </w:num>
   <w:num w:numId="8" w16cid:durableId="1511682963">
-    <w:abstractNumId w:val="33"/>
+    <w:abstractNumId w:val="38"/>
   </w:num>
   <w:num w:numId="9" w16cid:durableId="2063673231">
-    <w:abstractNumId w:val="58"/>
+    <w:abstractNumId w:val="68"/>
   </w:num>
   <w:num w:numId="10" w16cid:durableId="739446306">
-    <w:abstractNumId w:val="47"/>
+    <w:abstractNumId w:val="54"/>
   </w:num>
   <w:num w:numId="11" w16cid:durableId="691106201">
+    <w:abstractNumId w:val="36"/>
+  </w:num>
+  <w:num w:numId="12" w16cid:durableId="1347708785">
+    <w:abstractNumId w:val="67"/>
+  </w:num>
+  <w:num w:numId="13" w16cid:durableId="1877502126">
+    <w:abstractNumId w:val="13"/>
+  </w:num>
+  <w:num w:numId="14" w16cid:durableId="1422947309">
     <w:abstractNumId w:val="32"/>
   </w:num>
-  <w:num w:numId="12" w16cid:durableId="1347708785">
-    <w:abstractNumId w:val="57"/>
-  </w:num>
-  <w:num w:numId="13" w16cid:durableId="1877502126">
-    <w:abstractNumId w:val="11"/>
-  </w:num>
-  <w:num w:numId="14" w16cid:durableId="1422947309">
-    <w:abstractNumId w:val="28"/>
-  </w:num>
   <w:num w:numId="15" w16cid:durableId="369065610">
-    <w:abstractNumId w:val="19"/>
+    <w:abstractNumId w:val="22"/>
   </w:num>
   <w:num w:numId="16" w16cid:durableId="1377121188">
-    <w:abstractNumId w:val="43"/>
+    <w:abstractNumId w:val="49"/>
   </w:num>
   <w:num w:numId="17" w16cid:durableId="842429295">
-    <w:abstractNumId w:val="38"/>
+    <w:abstractNumId w:val="44"/>
   </w:num>
   <w:num w:numId="18" w16cid:durableId="249971487">
-    <w:abstractNumId w:val="30"/>
+    <w:abstractNumId w:val="34"/>
   </w:num>
   <w:num w:numId="19" w16cid:durableId="1687945265">
     <w:abstractNumId w:val="1"/>
   </w:num>
   <w:num w:numId="20" w16cid:durableId="1168130919">
+    <w:abstractNumId w:val="10"/>
+  </w:num>
+  <w:num w:numId="21" w16cid:durableId="1521041895">
     <w:abstractNumId w:val="8"/>
   </w:num>
-  <w:num w:numId="21" w16cid:durableId="1521041895">
-    <w:abstractNumId w:val="6"/>
-  </w:num>
   <w:num w:numId="22" w16cid:durableId="2008555881">
-    <w:abstractNumId w:val="64"/>
+    <w:abstractNumId w:val="74"/>
   </w:num>
   <w:num w:numId="23" w16cid:durableId="2119636838">
+    <w:abstractNumId w:val="73"/>
+  </w:num>
+  <w:num w:numId="24" w16cid:durableId="102388489">
+    <w:abstractNumId w:val="46"/>
+  </w:num>
+  <w:num w:numId="25" w16cid:durableId="1570963766">
+    <w:abstractNumId w:val="7"/>
+  </w:num>
+  <w:num w:numId="26" w16cid:durableId="2069373438">
+    <w:abstractNumId w:val="15"/>
+  </w:num>
+  <w:num w:numId="27" w16cid:durableId="1070421954">
+    <w:abstractNumId w:val="26"/>
+  </w:num>
+  <w:num w:numId="28" w16cid:durableId="547686532">
+    <w:abstractNumId w:val="27"/>
+  </w:num>
+  <w:num w:numId="29" w16cid:durableId="1108086885">
+    <w:abstractNumId w:val="47"/>
+  </w:num>
+  <w:num w:numId="30" w16cid:durableId="1593273916">
+    <w:abstractNumId w:val="20"/>
+  </w:num>
+  <w:num w:numId="31" w16cid:durableId="1297758360">
+    <w:abstractNumId w:val="56"/>
+  </w:num>
+  <w:num w:numId="32" w16cid:durableId="1279333835">
+    <w:abstractNumId w:val="60"/>
+  </w:num>
+  <w:num w:numId="33" w16cid:durableId="616529570">
+    <w:abstractNumId w:val="19"/>
+  </w:num>
+  <w:num w:numId="34" w16cid:durableId="17238183">
+    <w:abstractNumId w:val="11"/>
+  </w:num>
+  <w:num w:numId="35" w16cid:durableId="412972433">
+    <w:abstractNumId w:val="69"/>
+  </w:num>
+  <w:num w:numId="36" w16cid:durableId="730157962">
+    <w:abstractNumId w:val="24"/>
+  </w:num>
+  <w:num w:numId="37" w16cid:durableId="1378773092">
+    <w:abstractNumId w:val="14"/>
+  </w:num>
+  <w:num w:numId="38" w16cid:durableId="1060784826">
+    <w:abstractNumId w:val="5"/>
+  </w:num>
+  <w:num w:numId="39" w16cid:durableId="1333605481">
+    <w:abstractNumId w:val="51"/>
+  </w:num>
+  <w:num w:numId="40" w16cid:durableId="1931427401">
+    <w:abstractNumId w:val="65"/>
+  </w:num>
+  <w:num w:numId="41" w16cid:durableId="1140154436">
+    <w:abstractNumId w:val="78"/>
+  </w:num>
+  <w:num w:numId="42" w16cid:durableId="200360411">
+    <w:abstractNumId w:val="43"/>
+  </w:num>
+  <w:num w:numId="43" w16cid:durableId="23944627">
+    <w:abstractNumId w:val="81"/>
+  </w:num>
+  <w:num w:numId="44" w16cid:durableId="1559903876">
+    <w:abstractNumId w:val="18"/>
+  </w:num>
+  <w:num w:numId="45" w16cid:durableId="1841118942">
+    <w:abstractNumId w:val="23"/>
+  </w:num>
+  <w:num w:numId="46" w16cid:durableId="79762928">
+    <w:abstractNumId w:val="48"/>
+  </w:num>
+  <w:num w:numId="47" w16cid:durableId="772866648">
+    <w:abstractNumId w:val="50"/>
+  </w:num>
+  <w:num w:numId="48" w16cid:durableId="1138380422">
+    <w:abstractNumId w:val="40"/>
+  </w:num>
+  <w:num w:numId="49" w16cid:durableId="761610430">
+    <w:abstractNumId w:val="61"/>
+  </w:num>
+  <w:num w:numId="50" w16cid:durableId="214974456">
     <w:abstractNumId w:val="63"/>
   </w:num>
-  <w:num w:numId="24" w16cid:durableId="102388489">
-    <w:abstractNumId w:val="40"/>
+  <w:num w:numId="51" w16cid:durableId="741634146">
+    <w:abstractNumId w:val="71"/>
   </w:num>
-  <w:num w:numId="25" w16cid:durableId="1570963766">
-    <w:abstractNumId w:val="5"/>
+  <w:num w:numId="52" w16cid:durableId="1322587534">
+    <w:abstractNumId w:val="31"/>
   </w:num>
-  <w:num w:numId="26" w16cid:durableId="2069373438">
-    <w:abstractNumId w:val="13"/>
+  <w:num w:numId="53" w16cid:durableId="819808965">
+    <w:abstractNumId w:val="29"/>
   </w:num>
-  <w:num w:numId="27" w16cid:durableId="1070421954">
-    <w:abstractNumId w:val="23"/>
+  <w:num w:numId="54" w16cid:durableId="351958100">
+    <w:abstractNumId w:val="75"/>
   </w:num>
-  <w:num w:numId="28" w16cid:durableId="547686532">
-    <w:abstractNumId w:val="24"/>
+  <w:num w:numId="55" w16cid:durableId="800729078">
+    <w:abstractNumId w:val="35"/>
   </w:num>
-  <w:num w:numId="29" w16cid:durableId="1108086885">
-    <w:abstractNumId w:val="41"/>
+  <w:num w:numId="56" w16cid:durableId="850998169">
+    <w:abstractNumId w:val="25"/>
   </w:num>
-  <w:num w:numId="30" w16cid:durableId="1593273916">
-    <w:abstractNumId w:val="17"/>
+  <w:num w:numId="57" w16cid:durableId="2054378752">
+    <w:abstractNumId w:val="70"/>
   </w:num>
-  <w:num w:numId="31" w16cid:durableId="1297758360">
-    <w:abstractNumId w:val="49"/>
+  <w:num w:numId="58" w16cid:durableId="58675338">
+    <w:abstractNumId w:val="12"/>
   </w:num>
-  <w:num w:numId="32" w16cid:durableId="1279333835">
-    <w:abstractNumId w:val="53"/>
+  <w:num w:numId="59" w16cid:durableId="98330269">
+    <w:abstractNumId w:val="58"/>
   </w:num>
-  <w:num w:numId="33" w16cid:durableId="616529570">
-    <w:abstractNumId w:val="16"/>
+  <w:num w:numId="60" w16cid:durableId="1300766604">
+    <w:abstractNumId w:val="72"/>
   </w:num>
-  <w:num w:numId="34" w16cid:durableId="17238183">
+  <w:num w:numId="61" w16cid:durableId="146484260">
     <w:abstractNumId w:val="9"/>
   </w:num>
-  <w:num w:numId="35" w16cid:durableId="412972433">
-    <w:abstractNumId w:val="59"/>
-  </w:num>
-  <w:num w:numId="36" w16cid:durableId="730157962">
-    <w:abstractNumId w:val="21"/>
-  </w:num>
-  <w:num w:numId="37" w16cid:durableId="1378773092">
-    <w:abstractNumId w:val="12"/>
-  </w:num>
-  <w:num w:numId="38" w16cid:durableId="1060784826">
-    <w:abstractNumId w:val="4"/>
-  </w:num>
-  <w:num w:numId="39" w16cid:durableId="1333605481">
-    <w:abstractNumId w:val="45"/>
-  </w:num>
-  <w:num w:numId="40" w16cid:durableId="1931427401">
-    <w:abstractNumId w:val="56"/>
-  </w:num>
-  <w:num w:numId="41" w16cid:durableId="1140154436">
-    <w:abstractNumId w:val="67"/>
-  </w:num>
-  <w:num w:numId="42" w16cid:durableId="200360411">
-    <w:abstractNumId w:val="37"/>
-  </w:num>
-  <w:num w:numId="43" w16cid:durableId="23944627">
-    <w:abstractNumId w:val="70"/>
-  </w:num>
-  <w:num w:numId="44" w16cid:durableId="1559903876">
-    <w:abstractNumId w:val="15"/>
-  </w:num>
-  <w:num w:numId="45" w16cid:durableId="1841118942">
-    <w:abstractNumId w:val="20"/>
-  </w:num>
-  <w:num w:numId="46" w16cid:durableId="79762928">
-    <w:abstractNumId w:val="42"/>
-  </w:num>
-  <w:num w:numId="47" w16cid:durableId="772866648">
-    <w:abstractNumId w:val="44"/>
-  </w:num>
-  <w:num w:numId="48" w16cid:durableId="1138380422">
-    <w:abstractNumId w:val="35"/>
-  </w:num>
-  <w:num w:numId="49" w16cid:durableId="761610430">
-    <w:abstractNumId w:val="54"/>
-  </w:num>
-  <w:num w:numId="50" w16cid:durableId="214974456">
-    <w:abstractNumId w:val="55"/>
-  </w:num>
-  <w:num w:numId="51" w16cid:durableId="741634146">
-    <w:abstractNumId w:val="61"/>
-  </w:num>
-  <w:num w:numId="52" w16cid:durableId="1322587534">
-    <w:abstractNumId w:val="27"/>
-  </w:num>
-  <w:num w:numId="53" w16cid:durableId="819808965">
-    <w:abstractNumId w:val="26"/>
-  </w:num>
-  <w:num w:numId="54" w16cid:durableId="351958100">
-    <w:abstractNumId w:val="65"/>
-  </w:num>
-  <w:num w:numId="55" w16cid:durableId="800729078">
-    <w:abstractNumId w:val="31"/>
-  </w:num>
-  <w:num w:numId="56" w16cid:durableId="850998169">
-    <w:abstractNumId w:val="22"/>
-  </w:num>
-  <w:num w:numId="57" w16cid:durableId="2054378752">
-    <w:abstractNumId w:val="60"/>
-  </w:num>
-  <w:num w:numId="58" w16cid:durableId="58675338">
-    <w:abstractNumId w:val="10"/>
-  </w:num>
-  <w:num w:numId="59" w16cid:durableId="98330269">
-    <w:abstractNumId w:val="51"/>
-  </w:num>
-  <w:num w:numId="60" w16cid:durableId="1300766604">
-    <w:abstractNumId w:val="62"/>
-  </w:num>
-  <w:num w:numId="61" w16cid:durableId="146484260">
-    <w:abstractNumId w:val="7"/>
-  </w:num>
   <w:num w:numId="62" w16cid:durableId="666518616">
-    <w:abstractNumId w:val="66"/>
+    <w:abstractNumId w:val="77"/>
   </w:num>
   <w:num w:numId="63" w16cid:durableId="720979101">
-    <w:abstractNumId w:val="68"/>
+    <w:abstractNumId w:val="79"/>
   </w:num>
   <w:num w:numId="64" w16cid:durableId="2118600820">
-    <w:abstractNumId w:val="50"/>
+    <w:abstractNumId w:val="57"/>
   </w:num>
   <w:num w:numId="65" w16cid:durableId="1165629868">
-    <w:abstractNumId w:val="39"/>
+    <w:abstractNumId w:val="45"/>
   </w:num>
   <w:num w:numId="66" w16cid:durableId="464157025">
     <w:abstractNumId w:val="2"/>
   </w:num>
   <w:num w:numId="67" w16cid:durableId="272977141">
-    <w:abstractNumId w:val="52"/>
+    <w:abstractNumId w:val="59"/>
   </w:num>
   <w:num w:numId="68" w16cid:durableId="1519850766">
     <w:abstractNumId w:val="3"/>
   </w:num>
   <w:num w:numId="69" w16cid:durableId="705443903">
-    <w:abstractNumId w:val="69"/>
+    <w:abstractNumId w:val="80"/>
   </w:num>
   <w:num w:numId="70" w16cid:durableId="944923946">
-    <w:abstractNumId w:val="46"/>
+    <w:abstractNumId w:val="52"/>
   </w:num>
   <w:num w:numId="71" w16cid:durableId="1705205906">
-    <w:abstractNumId w:val="18"/>
+    <w:abstractNumId w:val="21"/>
   </w:num>
   <w:num w:numId="72" w16cid:durableId="1865749828">
-    <w:abstractNumId w:val="14"/>
+    <w:abstractNumId w:val="17"/>
+  </w:num>
+  <w:num w:numId="73" w16cid:durableId="873738477">
+    <w:abstractNumId w:val="37"/>
+  </w:num>
+  <w:num w:numId="74" w16cid:durableId="1222248114">
+    <w:abstractNumId w:val="16"/>
+  </w:num>
+  <w:num w:numId="75" w16cid:durableId="465320090">
+    <w:abstractNumId w:val="30"/>
+  </w:num>
+  <w:num w:numId="76" w16cid:durableId="620960153">
+    <w:abstractNumId w:val="42"/>
+  </w:num>
+  <w:num w:numId="77" w16cid:durableId="1180700235">
+    <w:abstractNumId w:val="62"/>
+  </w:num>
+  <w:num w:numId="78" w16cid:durableId="1275593916">
+    <w:abstractNumId w:val="53"/>
+  </w:num>
+  <w:num w:numId="79" w16cid:durableId="1190991337">
+    <w:abstractNumId w:val="82"/>
+  </w:num>
+  <w:num w:numId="80" w16cid:durableId="1240948640">
+    <w:abstractNumId w:val="64"/>
+  </w:num>
+  <w:num w:numId="81" w16cid:durableId="1323774274">
+    <w:abstractNumId w:val="76"/>
+  </w:num>
+  <w:num w:numId="82" w16cid:durableId="1281300897">
+    <w:abstractNumId w:val="66"/>
+  </w:num>
+  <w:num w:numId="83" w16cid:durableId="2138647589">
+    <w:abstractNumId w:val="6"/>
+  </w:num>
+  <w:num w:numId="84" w16cid:durableId="580915917">
+    <w:abstractNumId w:val="4"/>
   </w:num>
 </w:numbering>
 </file>
@@ -20112,6 +23738,11 @@
     <w:uiPriority w:val="99"/>
     <w:rsid w:val="00F66D93"/>
   </w:style>
+  <w:style w:type="character" w:customStyle="1" w:styleId="overflow-hidden">
+    <w:name w:val="overflow-hidden"/>
+    <w:basedOn w:val="DefaultParagraphFont"/>
+    <w:rsid w:val="0006668D"/>
+  </w:style>
 </w:styles>
 </file>
 

--- a/Fundamental of Psychology.docx
+++ b/Fundamental of Psychology.docx
@@ -4530,7 +4530,16 @@
           <w:sz w:val="32"/>
           <w:szCs w:val="32"/>
         </w:rPr>
-        <w:t>Experimental Psychology</w:t>
+        <w:t xml:space="preserve">Experimental </w:t>
+      </w:r>
+      <w:r>
+        <w:rPr>
+          <w:rFonts w:cstheme="minorHAnsi"/>
+          <w:color w:val="0D0D0D" w:themeColor="text1" w:themeTint="F2"/>
+          <w:sz w:val="32"/>
+          <w:szCs w:val="32"/>
+        </w:rPr>
+        <w:t>Research Method</w:t>
       </w:r>
     </w:p>
     <w:p>
@@ -4738,7 +4747,7 @@
           <w:rFonts w:ascii="Times New Roman" w:hAnsi="Times New Roman" w:cs="Times New Roman"/>
           <w:b/>
           <w:bCs/>
-          <w:color w:val="365F91" w:themeColor="accent1" w:themeShade="BF"/>
+          <w:color w:val="0D0D0D" w:themeColor="text1" w:themeTint="F2"/>
           <w:sz w:val="32"/>
           <w:szCs w:val="32"/>
         </w:rPr>
@@ -4748,7 +4757,7 @@
           <w:rFonts w:ascii="Times New Roman" w:hAnsi="Times New Roman" w:cs="Times New Roman"/>
           <w:b/>
           <w:bCs/>
-          <w:color w:val="365F91" w:themeColor="accent1" w:themeShade="BF"/>
+          <w:color w:val="0D0D0D" w:themeColor="text1" w:themeTint="F2"/>
           <w:sz w:val="32"/>
           <w:szCs w:val="32"/>
         </w:rPr>
@@ -6195,6 +6204,50 @@
     <w:p>
       <w:pPr>
         <w:rPr>
+          <w:rFonts w:cstheme="minorHAnsi"/>
+          <w:sz w:val="32"/>
+          <w:szCs w:val="32"/>
+        </w:rPr>
+      </w:pPr>
+      <w:r>
+        <w:rPr>
+          <w:rFonts w:cstheme="minorHAnsi"/>
+          <w:b/>
+          <w:bCs/>
+          <w:sz w:val="32"/>
+          <w:szCs w:val="32"/>
+        </w:rPr>
+        <w:t>Example:</w:t>
+      </w:r>
+      <w:r>
+        <w:rPr>
+          <w:rFonts w:cstheme="minorHAnsi"/>
+          <w:sz w:val="32"/>
+          <w:szCs w:val="32"/>
+        </w:rPr>
+        <w:br/>
+        <w:t xml:space="preserve">A teacher gives one group of </w:t>
+      </w:r>
+      <w:r>
+        <w:rPr>
+          <w:rFonts w:cstheme="minorHAnsi"/>
+          <w:sz w:val="32"/>
+          <w:szCs w:val="32"/>
+        </w:rPr>
+        <w:t>student’s</w:t>
+      </w:r>
+      <w:r>
+        <w:rPr>
+          <w:rFonts w:cstheme="minorHAnsi"/>
+          <w:sz w:val="32"/>
+          <w:szCs w:val="32"/>
+        </w:rPr>
+        <w:t xml:space="preserve"> energy drinks before a test (experimental group) and the other group gets water (control group). Then, she compares their test scores to see if the energy drink helped improve performance.</w:t>
+      </w:r>
+    </w:p>
+    <w:p>
+      <w:pPr>
+        <w:rPr>
           <w:rFonts w:ascii="Times New Roman" w:hAnsi="Times New Roman" w:cs="Times New Roman"/>
           <w:b/>
           <w:bCs/>
@@ -6203,7 +6256,9 @@
           <w:szCs w:val="32"/>
         </w:rPr>
       </w:pPr>
-      <w:r>
+    </w:p>
+    <w:p>
+      <w:pPr>
         <w:rPr>
           <w:rFonts w:ascii="Times New Roman" w:hAnsi="Times New Roman" w:cs="Times New Roman"/>
           <w:b/>
@@ -6212,6 +6267,17 @@
           <w:sz w:val="32"/>
           <w:szCs w:val="32"/>
         </w:rPr>
+      </w:pPr>
+      <w:r>
+        <w:rPr>
+          <w:rFonts w:ascii="Times New Roman" w:hAnsi="Times New Roman" w:cs="Times New Roman"/>
+          <w:b/>
+          <w:bCs/>
+          <w:color w:val="0D0D0D" w:themeColor="text1" w:themeTint="F2"/>
+          <w:sz w:val="32"/>
+          <w:szCs w:val="32"/>
+        </w:rPr>
+        <w:lastRenderedPageBreak/>
         <w:t>Components</w:t>
       </w:r>
     </w:p>
@@ -6308,7 +6374,6 @@
           <w:sz w:val="32"/>
           <w:szCs w:val="32"/>
         </w:rPr>
-        <w:lastRenderedPageBreak/>
         <w:drawing>
           <wp:inline distT="0" distB="0" distL="0" distR="0" wp14:anchorId="5B66949E" wp14:editId="64DC8B96">
             <wp:extent cx="5935980" cy="2148840"/>
@@ -6468,42 +6533,6 @@
         </w:tabs>
         <w:rPr>
           <w:rFonts w:ascii="Times New Roman" w:hAnsi="Times New Roman" w:cs="Times New Roman"/>
-          <w:sz w:val="32"/>
-          <w:szCs w:val="32"/>
-        </w:rPr>
-      </w:pPr>
-    </w:p>
-    <w:p>
-      <w:pPr>
-        <w:tabs>
-          <w:tab w:val="left" w:pos="7488"/>
-        </w:tabs>
-        <w:rPr>
-          <w:rFonts w:ascii="Times New Roman" w:hAnsi="Times New Roman" w:cs="Times New Roman"/>
-          <w:sz w:val="32"/>
-          <w:szCs w:val="32"/>
-        </w:rPr>
-      </w:pPr>
-    </w:p>
-    <w:p>
-      <w:pPr>
-        <w:tabs>
-          <w:tab w:val="left" w:pos="7488"/>
-        </w:tabs>
-        <w:rPr>
-          <w:rFonts w:ascii="Times New Roman" w:hAnsi="Times New Roman" w:cs="Times New Roman"/>
-          <w:sz w:val="32"/>
-          <w:szCs w:val="32"/>
-        </w:rPr>
-      </w:pPr>
-    </w:p>
-    <w:p>
-      <w:pPr>
-        <w:tabs>
-          <w:tab w:val="left" w:pos="7488"/>
-        </w:tabs>
-        <w:rPr>
-          <w:rFonts w:ascii="Times New Roman" w:hAnsi="Times New Roman" w:cs="Times New Roman"/>
           <w:b/>
           <w:bCs/>
           <w:color w:val="365F91" w:themeColor="accent1" w:themeShade="BF"/>
@@ -7847,9 +7876,10 @@
     </w:p>
     <w:p>
       <w:pPr>
+        <w:pStyle w:val="ListParagraph"/>
         <w:numPr>
           <w:ilvl w:val="0"/>
-          <w:numId w:val="67"/>
+          <w:numId w:val="85"/>
         </w:numPr>
         <w:rPr>
           <w:rFonts w:cstheme="minorHAnsi"/>
@@ -7870,9 +7900,10 @@
     </w:p>
     <w:p>
       <w:pPr>
+        <w:pStyle w:val="ListParagraph"/>
         <w:numPr>
           <w:ilvl w:val="0"/>
-          <w:numId w:val="67"/>
+          <w:numId w:val="85"/>
         </w:numPr>
         <w:rPr>
           <w:rFonts w:cstheme="minorHAnsi"/>
@@ -10031,6 +10062,7 @@
       <w:r>
         <w:rPr>
           <w:rFonts w:cstheme="minorHAnsi"/>
+          <w:noProof/>
           <w:color w:val="0D0D0D" w:themeColor="text1" w:themeTint="F2"/>
           <w:sz w:val="32"/>
           <w:szCs w:val="32"/>
@@ -10511,25 +10543,7 @@
           <w:sz w:val="32"/>
           <w:szCs w:val="32"/>
         </w:rPr>
-        <w:t xml:space="preserve">: This refers to having fixed ideas or assumptions about other people, often without knowing them well. For instance, </w:t>
-      </w:r>
-      <w:r>
-        <w:rPr>
-          <w:rFonts w:cstheme="minorHAnsi"/>
-          <w:color w:val="0D0D0D" w:themeColor="text1" w:themeTint="F2"/>
-          <w:sz w:val="32"/>
-          <w:szCs w:val="32"/>
-        </w:rPr>
-        <w:t>thinking</w:t>
-      </w:r>
-      <w:r>
-        <w:rPr>
-          <w:rFonts w:cstheme="minorHAnsi"/>
-          <w:color w:val="0D0D0D" w:themeColor="text1" w:themeTint="F2"/>
-          <w:sz w:val="32"/>
-          <w:szCs w:val="32"/>
-        </w:rPr>
-        <w:t xml:space="preserve"> that all athletes aren't good at school.</w:t>
+        <w:t>: This refers to having fixed ideas or assumptions about other people, often without knowing them well. For instance, thinking that all athletes aren't good at school.</w:t>
       </w:r>
       <w:r>
         <w:rPr>
@@ -10569,18 +10583,7 @@
           <w:sz w:val="32"/>
           <w:szCs w:val="32"/>
         </w:rPr>
-        <w:t>C</w:t>
-      </w:r>
-      <w:r>
-        <w:rPr>
-          <w:rFonts w:cstheme="minorHAnsi"/>
-          <w:b/>
-          <w:bCs/>
-          <w:color w:val="0D0D0D" w:themeColor="text1" w:themeTint="F2"/>
-          <w:sz w:val="32"/>
-          <w:szCs w:val="32"/>
-        </w:rPr>
-        <w:t>ognition</w:t>
+        <w:t>Cognition</w:t>
       </w:r>
       <w:r>
         <w:rPr>
@@ -10702,45 +10705,57 @@
       <w:r>
         <w:rPr>
           <w:rFonts w:cstheme="minorHAnsi"/>
-          <w:color w:val="0D0D0D" w:themeColor="text1" w:themeTint="F2"/>
-          <w:sz w:val="32"/>
-          <w:szCs w:val="32"/>
-        </w:rPr>
-        <w:t>Biological Approach: The biological approach might look at how a person's brain chemistry or genetics influences their nervousness. For example, they might explore how stress hormones affect behavior or if the person has a genetic predisposition to anxiety.</w:t>
-      </w:r>
-    </w:p>
-    <w:p>
-      <w:pPr>
-        <w:rPr>
-          <w:rFonts w:cstheme="minorHAnsi"/>
-          <w:color w:val="0D0D0D" w:themeColor="text1" w:themeTint="F2"/>
-          <w:sz w:val="32"/>
-          <w:szCs w:val="32"/>
-        </w:rPr>
-      </w:pPr>
-    </w:p>
-    <w:p>
-      <w:pPr>
-        <w:rPr>
-          <w:rFonts w:cstheme="minorHAnsi"/>
-          <w:color w:val="0D0D0D" w:themeColor="text1" w:themeTint="F2"/>
-          <w:sz w:val="32"/>
-          <w:szCs w:val="32"/>
-        </w:rPr>
-      </w:pPr>
-    </w:p>
-    <w:p>
-      <w:pPr>
-        <w:rPr>
-          <w:rFonts w:cstheme="minorHAnsi"/>
-          <w:color w:val="0D0D0D" w:themeColor="text1" w:themeTint="F2"/>
-          <w:sz w:val="32"/>
-          <w:szCs w:val="32"/>
-        </w:rPr>
-      </w:pPr>
-      <w:r>
-        <w:rPr>
-          <w:rFonts w:cstheme="minorHAnsi"/>
+          <w:b/>
+          <w:bCs/>
+          <w:color w:val="0D0D0D" w:themeColor="text1" w:themeTint="F2"/>
+          <w:sz w:val="32"/>
+          <w:szCs w:val="32"/>
+        </w:rPr>
+        <w:t>Biological Approach:</w:t>
+      </w:r>
+      <w:r>
+        <w:rPr>
+          <w:rFonts w:cstheme="minorHAnsi"/>
+          <w:color w:val="0D0D0D" w:themeColor="text1" w:themeTint="F2"/>
+          <w:sz w:val="32"/>
+          <w:szCs w:val="32"/>
+        </w:rPr>
+        <w:t xml:space="preserve"> The biological approach might look at how a person's brain chemistry or genetics influences their nervousness. For example, they might explore how stress hormones affect behavior or if the person has a genetic predisposition to anxiety.</w:t>
+      </w:r>
+    </w:p>
+    <w:p>
+      <w:pPr>
+        <w:rPr>
+          <w:rFonts w:cstheme="minorHAnsi"/>
+          <w:color w:val="0D0D0D" w:themeColor="text1" w:themeTint="F2"/>
+          <w:sz w:val="32"/>
+          <w:szCs w:val="32"/>
+        </w:rPr>
+      </w:pPr>
+    </w:p>
+    <w:p>
+      <w:pPr>
+        <w:rPr>
+          <w:rFonts w:cstheme="minorHAnsi"/>
+          <w:color w:val="0D0D0D" w:themeColor="text1" w:themeTint="F2"/>
+          <w:sz w:val="32"/>
+          <w:szCs w:val="32"/>
+        </w:rPr>
+      </w:pPr>
+    </w:p>
+    <w:p>
+      <w:pPr>
+        <w:rPr>
+          <w:rFonts w:cstheme="minorHAnsi"/>
+          <w:color w:val="0D0D0D" w:themeColor="text1" w:themeTint="F2"/>
+          <w:sz w:val="32"/>
+          <w:szCs w:val="32"/>
+        </w:rPr>
+      </w:pPr>
+      <w:r>
+        <w:rPr>
+          <w:rFonts w:cstheme="minorHAnsi"/>
+          <w:noProof/>
           <w:color w:val="0D0D0D" w:themeColor="text1" w:themeTint="F2"/>
           <w:sz w:val="32"/>
           <w:szCs w:val="32"/>
@@ -11143,25 +11158,7 @@
           <w:sz w:val="32"/>
           <w:szCs w:val="32"/>
         </w:rPr>
-        <w:t xml:space="preserve"> means how well your brain understands and works with sounds. It helps you hear the small sounds in words and put them together.</w:t>
-      </w:r>
-      <w:r>
-        <w:rPr>
-          <w:rFonts w:cstheme="minorHAnsi"/>
-          <w:color w:val="0D0D0D" w:themeColor="text1" w:themeTint="F2"/>
-          <w:sz w:val="32"/>
-          <w:szCs w:val="32"/>
-        </w:rPr>
-        <w:t xml:space="preserve"> </w:t>
-      </w:r>
-      <w:r>
-        <w:rPr>
-          <w:rFonts w:cstheme="minorHAnsi"/>
-          <w:color w:val="0D0D0D" w:themeColor="text1" w:themeTint="F2"/>
-          <w:sz w:val="32"/>
-          <w:szCs w:val="32"/>
-        </w:rPr>
-        <w:t>This skill is very important for talking, reading, and spelling. If you can hear and tell the difference between sounds, it’s easier to learn words.</w:t>
+        <w:t xml:space="preserve"> means how well your brain understands and works with sounds. It helps you hear the small sounds in words and put them together. This skill is very important for talking, reading, and spelling. If you can hear and tell the difference between sounds, it’s easier to learn words.</w:t>
       </w:r>
     </w:p>
     <w:p>
@@ -22097,6 +22094,119 @@
     </w:lvl>
   </w:abstractNum>
   <w:abstractNum w:abstractNumId="81" w15:restartNumberingAfterBreak="0">
+    <w:nsid w:val="77287E27"/>
+    <w:multiLevelType w:val="hybridMultilevel"/>
+    <w:tmpl w:val="017A1CE0"/>
+    <w:lvl w:ilvl="0" w:tplc="04090001">
+      <w:start w:val="1"/>
+      <w:numFmt w:val="bullet"/>
+      <w:lvlText w:val=""/>
+      <w:lvlJc w:val="left"/>
+      <w:pPr>
+        <w:ind w:left="720" w:hanging="360"/>
+      </w:pPr>
+      <w:rPr>
+        <w:rFonts w:ascii="Symbol" w:hAnsi="Symbol" w:hint="default"/>
+      </w:rPr>
+    </w:lvl>
+    <w:lvl w:ilvl="1" w:tplc="04090003" w:tentative="1">
+      <w:start w:val="1"/>
+      <w:numFmt w:val="bullet"/>
+      <w:lvlText w:val="o"/>
+      <w:lvlJc w:val="left"/>
+      <w:pPr>
+        <w:ind w:left="1440" w:hanging="360"/>
+      </w:pPr>
+      <w:rPr>
+        <w:rFonts w:ascii="Courier New" w:hAnsi="Courier New" w:cs="Courier New" w:hint="default"/>
+      </w:rPr>
+    </w:lvl>
+    <w:lvl w:ilvl="2" w:tplc="04090005" w:tentative="1">
+      <w:start w:val="1"/>
+      <w:numFmt w:val="bullet"/>
+      <w:lvlText w:val=""/>
+      <w:lvlJc w:val="left"/>
+      <w:pPr>
+        <w:ind w:left="2160" w:hanging="360"/>
+      </w:pPr>
+      <w:rPr>
+        <w:rFonts w:ascii="Wingdings" w:hAnsi="Wingdings" w:hint="default"/>
+      </w:rPr>
+    </w:lvl>
+    <w:lvl w:ilvl="3" w:tplc="04090001" w:tentative="1">
+      <w:start w:val="1"/>
+      <w:numFmt w:val="bullet"/>
+      <w:lvlText w:val=""/>
+      <w:lvlJc w:val="left"/>
+      <w:pPr>
+        <w:ind w:left="2880" w:hanging="360"/>
+      </w:pPr>
+      <w:rPr>
+        <w:rFonts w:ascii="Symbol" w:hAnsi="Symbol" w:hint="default"/>
+      </w:rPr>
+    </w:lvl>
+    <w:lvl w:ilvl="4" w:tplc="04090003" w:tentative="1">
+      <w:start w:val="1"/>
+      <w:numFmt w:val="bullet"/>
+      <w:lvlText w:val="o"/>
+      <w:lvlJc w:val="left"/>
+      <w:pPr>
+        <w:ind w:left="3600" w:hanging="360"/>
+      </w:pPr>
+      <w:rPr>
+        <w:rFonts w:ascii="Courier New" w:hAnsi="Courier New" w:cs="Courier New" w:hint="default"/>
+      </w:rPr>
+    </w:lvl>
+    <w:lvl w:ilvl="5" w:tplc="04090005" w:tentative="1">
+      <w:start w:val="1"/>
+      <w:numFmt w:val="bullet"/>
+      <w:lvlText w:val=""/>
+      <w:lvlJc w:val="left"/>
+      <w:pPr>
+        <w:ind w:left="4320" w:hanging="360"/>
+      </w:pPr>
+      <w:rPr>
+        <w:rFonts w:ascii="Wingdings" w:hAnsi="Wingdings" w:hint="default"/>
+      </w:rPr>
+    </w:lvl>
+    <w:lvl w:ilvl="6" w:tplc="04090001" w:tentative="1">
+      <w:start w:val="1"/>
+      <w:numFmt w:val="bullet"/>
+      <w:lvlText w:val=""/>
+      <w:lvlJc w:val="left"/>
+      <w:pPr>
+        <w:ind w:left="5040" w:hanging="360"/>
+      </w:pPr>
+      <w:rPr>
+        <w:rFonts w:ascii="Symbol" w:hAnsi="Symbol" w:hint="default"/>
+      </w:rPr>
+    </w:lvl>
+    <w:lvl w:ilvl="7" w:tplc="04090003" w:tentative="1">
+      <w:start w:val="1"/>
+      <w:numFmt w:val="bullet"/>
+      <w:lvlText w:val="o"/>
+      <w:lvlJc w:val="left"/>
+      <w:pPr>
+        <w:ind w:left="5760" w:hanging="360"/>
+      </w:pPr>
+      <w:rPr>
+        <w:rFonts w:ascii="Courier New" w:hAnsi="Courier New" w:cs="Courier New" w:hint="default"/>
+      </w:rPr>
+    </w:lvl>
+    <w:lvl w:ilvl="8" w:tplc="04090005" w:tentative="1">
+      <w:start w:val="1"/>
+      <w:numFmt w:val="bullet"/>
+      <w:lvlText w:val=""/>
+      <w:lvlJc w:val="left"/>
+      <w:pPr>
+        <w:ind w:left="6480" w:hanging="360"/>
+      </w:pPr>
+      <w:rPr>
+        <w:rFonts w:ascii="Wingdings" w:hAnsi="Wingdings" w:hint="default"/>
+      </w:rPr>
+    </w:lvl>
+  </w:abstractNum>
+  <w:abstractNum w:abstractNumId="82" w15:restartNumberingAfterBreak="0">
     <w:nsid w:val="7A5E403E"/>
     <w:multiLevelType w:val="multilevel"/>
     <w:tmpl w:val="7700BDA6"/>
@@ -22245,7 +22355,7 @@
       </w:rPr>
     </w:lvl>
   </w:abstractNum>
-  <w:abstractNum w:abstractNumId="82" w15:restartNumberingAfterBreak="0">
+  <w:abstractNum w:abstractNumId="83" w15:restartNumberingAfterBreak="0">
     <w:nsid w:val="7C034DA5"/>
     <w:multiLevelType w:val="hybridMultilevel"/>
     <w:tmpl w:val="1130A60E"/>
@@ -22385,7 +22495,7 @@
       </w:rPr>
     </w:lvl>
   </w:abstractNum>
-  <w:abstractNum w:abstractNumId="83" w15:restartNumberingAfterBreak="0">
+  <w:abstractNum w:abstractNumId="84" w15:restartNumberingAfterBreak="0">
     <w:nsid w:val="7F7F795A"/>
     <w:multiLevelType w:val="hybridMultilevel"/>
     <w:tmpl w:val="86AE2CAC"/>
@@ -22499,7 +22609,7 @@
     </w:lvl>
   </w:abstractNum>
   <w:num w:numId="1" w16cid:durableId="2131775379">
-    <w:abstractNumId w:val="83"/>
+    <w:abstractNumId w:val="84"/>
   </w:num>
   <w:num w:numId="2" w16cid:durableId="1763212398">
     <w:abstractNumId w:val="39"/>
@@ -22625,7 +22735,7 @@
     <w:abstractNumId w:val="43"/>
   </w:num>
   <w:num w:numId="43" w16cid:durableId="23944627">
-    <w:abstractNumId w:val="81"/>
+    <w:abstractNumId w:val="82"/>
   </w:num>
   <w:num w:numId="44" w16cid:durableId="1559903876">
     <w:abstractNumId w:val="18"/>
@@ -22733,7 +22843,7 @@
     <w:abstractNumId w:val="53"/>
   </w:num>
   <w:num w:numId="79" w16cid:durableId="1190991337">
-    <w:abstractNumId w:val="82"/>
+    <w:abstractNumId w:val="83"/>
   </w:num>
   <w:num w:numId="80" w16cid:durableId="1240948640">
     <w:abstractNumId w:val="64"/>
@@ -22749,6 +22859,9 @@
   </w:num>
   <w:num w:numId="84" w16cid:durableId="580915917">
     <w:abstractNumId w:val="4"/>
+  </w:num>
+  <w:num w:numId="85" w16cid:durableId="1069111291">
+    <w:abstractNumId w:val="81"/>
   </w:num>
 </w:numbering>
 </file>
